--- a/러시아 인권변호사/1부/1부_2화_스승과_제자.docx
+++ b/러시아 인권변호사/1부/1부_2화_스승과_제자.docx
@@ -331,7 +331,7 @@
           <w:i w:val="0"/>
           <w:sz w:val="22"/>
         </w:rPr>
-        <w:t>Поедем к нему сегодня?</w:t>
+        <w:t>И как их переубедить, если они боятся за зарплату?</w:t>
       </w:r>
     </w:p>
     <w:p>
@@ -354,7 +354,7 @@
           <w:i w:val="0"/>
           <w:sz w:val="22"/>
         </w:rPr>
-        <w:t>Ты поедешь. Мне нужно кое-куда зайти.</w:t>
+        <w:t>Никак. Страх не переубеждают, Алексей. Его перевешивают. Нужно, чтобы человеку стало стыднее молчать, чем страшно говорить.</w:t>
       </w:r>
     </w:p>
     <w:p>
@@ -377,7 +377,7 @@
           <w:i w:val="0"/>
           <w:sz w:val="22"/>
         </w:rPr>
-        <w:t>Куда?</w:t>
+        <w:t>Звучит почти как манипуляция.</w:t>
       </w:r>
     </w:p>
     <w:p>
@@ -400,7 +400,145 @@
           <w:i w:val="0"/>
           <w:sz w:val="22"/>
         </w:rPr>
+        <w:t>Это совесть. Мы её не создаём — мы только не даём ей уснуть.</w:t>
+      </w:r>
+    </w:p>
+    <w:p>
+      <w:pPr>
+        <w:spacing w:before="0" w:after="110" w:line="300" w:lineRule="auto"/>
+      </w:pPr>
+      <w:r>
+        <w:rPr>
+          <w:rFonts w:ascii="Times New Roman" w:hAnsi="Times New Roman" w:eastAsia="Malgun Gothic"/>
+          <w:b/>
+          <w:i w:val="0"/>
+          <w:sz w:val="22"/>
+        </w:rPr>
+        <w:t xml:space="preserve">Лёша: </w:t>
+      </w:r>
+      <w:r>
+        <w:rPr>
+          <w:rFonts w:ascii="Times New Roman" w:hAnsi="Times New Roman" w:eastAsia="Malgun Gothic"/>
+          <w:b w:val="0"/>
+          <w:i w:val="0"/>
+          <w:sz w:val="22"/>
+        </w:rPr>
+        <w:t>Поедем к нему сегодня?</w:t>
+      </w:r>
+    </w:p>
+    <w:p>
+      <w:pPr>
+        <w:spacing w:before="0" w:after="110" w:line="300" w:lineRule="auto"/>
+      </w:pPr>
+      <w:r>
+        <w:rPr>
+          <w:rFonts w:ascii="Times New Roman" w:hAnsi="Times New Roman" w:eastAsia="Malgun Gothic"/>
+          <w:b/>
+          <w:i w:val="0"/>
+          <w:sz w:val="22"/>
+        </w:rPr>
+        <w:t xml:space="preserve">Быков: </w:t>
+      </w:r>
+      <w:r>
+        <w:rPr>
+          <w:rFonts w:ascii="Times New Roman" w:hAnsi="Times New Roman" w:eastAsia="Malgun Gothic"/>
+          <w:b w:val="0"/>
+          <w:i w:val="0"/>
+          <w:sz w:val="22"/>
+        </w:rPr>
+        <w:t>Ты поедешь. Мне нужно кое-куда зайти.</w:t>
+      </w:r>
+    </w:p>
+    <w:p>
+      <w:pPr>
+        <w:spacing w:before="0" w:after="110" w:line="300" w:lineRule="auto"/>
+      </w:pPr>
+      <w:r>
+        <w:rPr>
+          <w:rFonts w:ascii="Times New Roman" w:hAnsi="Times New Roman" w:eastAsia="Malgun Gothic"/>
+          <w:b/>
+          <w:i w:val="0"/>
+          <w:sz w:val="22"/>
+        </w:rPr>
+        <w:t xml:space="preserve">Лёша: </w:t>
+      </w:r>
+      <w:r>
+        <w:rPr>
+          <w:rFonts w:ascii="Times New Roman" w:hAnsi="Times New Roman" w:eastAsia="Malgun Gothic"/>
+          <w:b w:val="0"/>
+          <w:i w:val="0"/>
+          <w:sz w:val="22"/>
+        </w:rPr>
+        <w:t>Куда?</w:t>
+      </w:r>
+    </w:p>
+    <w:p>
+      <w:pPr>
+        <w:spacing w:before="0" w:after="110" w:line="300" w:lineRule="auto"/>
+      </w:pPr>
+      <w:r>
+        <w:rPr>
+          <w:rFonts w:ascii="Times New Roman" w:hAnsi="Times New Roman" w:eastAsia="Malgun Gothic"/>
+          <w:b/>
+          <w:i w:val="0"/>
+          <w:sz w:val="22"/>
+        </w:rPr>
+        <w:t xml:space="preserve">Быков: </w:t>
+      </w:r>
+      <w:r>
+        <w:rPr>
+          <w:rFonts w:ascii="Times New Roman" w:hAnsi="Times New Roman" w:eastAsia="Malgun Gothic"/>
+          <w:b w:val="0"/>
+          <w:i w:val="0"/>
+          <w:sz w:val="22"/>
+        </w:rPr>
         <w:t>Не твоя забота. Пока.</w:t>
+      </w:r>
+    </w:p>
+    <w:p>
+      <w:pPr>
+        <w:spacing w:before="0" w:after="110" w:line="300" w:lineRule="auto"/>
+      </w:pPr>
+      <w:r>
+        <w:rPr>
+          <w:rFonts w:ascii="Times New Roman" w:hAnsi="Times New Roman" w:eastAsia="Malgun Gothic"/>
+          <w:b/>
+          <w:i w:val="0"/>
+          <w:sz w:val="22"/>
+        </w:rPr>
+        <w:t xml:space="preserve">Лёша: </w:t>
+      </w:r>
+      <w:r>
+        <w:rPr>
+          <w:rFonts w:ascii="Times New Roman" w:hAnsi="Times New Roman" w:eastAsia="Malgun Gothic"/>
+          <w:b w:val="0"/>
+          <w:i w:val="0"/>
+          <w:sz w:val="22"/>
+        </w:rPr>
+        <w:t>Вы что-то от меня скрываете, Виктор Петрович.</w:t>
+      </w:r>
+    </w:p>
+    <w:p>
+      <w:pPr>
+        <w:spacing w:before="0" w:after="110" w:line="300" w:lineRule="auto"/>
+      </w:pPr>
+      <w:r>
+        <w:rPr>
+          <w:rFonts w:ascii="Times New Roman" w:hAnsi="Times New Roman" w:eastAsia="Malgun Gothic"/>
+          <w:b/>
+          <w:i w:val="0"/>
+          <w:sz w:val="22"/>
+        </w:rPr>
+        <w:t xml:space="preserve">Быков: </w:t>
+      </w:r>
+      <w:r>
+        <w:rPr>
+          <w:rFonts w:ascii="Times New Roman" w:hAnsi="Times New Roman" w:eastAsia="Malgun Gothic"/>
+          <w:b w:val="0"/>
+          <w:i w:val="0"/>
+          <w:sz w:val="22"/>
+        </w:rPr>
+        <w:t>Скрываю. Как любой, кто прожил в этом городе сорок лет. Езжай к Дубину, Алексей. И возьми с собой не столько удостоверение, сколько терпение.</w:t>
       </w:r>
     </w:p>
     <w:p>
@@ -679,7 +817,7 @@
           <w:i w:val="0"/>
           <w:sz w:val="22"/>
         </w:rPr>
-        <w:t>Понимаю. Я не прошу вас выступать в суде прямо сейчас. Просто скажите мне правду. Дальше я сам решу, что с ней делать.</w:t>
+        <w:t>Сколько у вас детей?</w:t>
       </w:r>
     </w:p>
     <w:p>
@@ -702,7 +840,7 @@
           <w:i w:val="0"/>
           <w:sz w:val="22"/>
         </w:rPr>
-        <w:t>А если узнают, что я говорил?</w:t>
+        <w:t>Двое. Младшая ещё в школе. А мне в моём возрасте за длинный язык новой работы не найти — ни на «Сибзаводе», ни где-то ещё.</w:t>
       </w:r>
     </w:p>
     <w:p>
@@ -725,7 +863,7 @@
           <w:i w:val="0"/>
           <w:sz w:val="22"/>
         </w:rPr>
-        <w:t>Ваше имя нигде не появится, пока вы сами не согласитесь.</w:t>
+        <w:t>Я не буду вам врать, что риска нет.</w:t>
       </w:r>
     </w:p>
     <w:p>
@@ -739,7 +877,7 @@
           <w:i w:val="0"/>
           <w:sz w:val="22"/>
         </w:rPr>
-        <w:t xml:space="preserve">Галина: </w:t>
+        <w:t xml:space="preserve">Семён: </w:t>
       </w:r>
       <w:r>
         <w:rPr>
@@ -748,7 +886,7 @@
           <w:i w:val="0"/>
           <w:sz w:val="22"/>
         </w:rPr>
-        <w:t>Сеня, скажи ты ему уже. Сколько можно молчать?</w:t>
+        <w:t>Хоть на том спасибо. Обычно все врут.</w:t>
       </w:r>
     </w:p>
     <w:p>
@@ -762,7 +900,7 @@
           <w:i w:val="0"/>
           <w:sz w:val="22"/>
         </w:rPr>
-        <w:t xml:space="preserve">Семён: </w:t>
+        <w:t xml:space="preserve">Лёша: </w:t>
       </w:r>
       <w:r>
         <w:rPr>
@@ -771,7 +909,7 @@
           <w:i w:val="0"/>
           <w:sz w:val="22"/>
         </w:rPr>
-        <w:t>Галя, замолчи.</w:t>
+        <w:t>Понимаю. Я не прошу вас выступать в суде прямо сейчас. Просто скажите мне правду. Дальше я сам решу, что с ней делать.</w:t>
       </w:r>
     </w:p>
     <w:p>
@@ -785,7 +923,7 @@
           <w:i w:val="0"/>
           <w:sz w:val="22"/>
         </w:rPr>
-        <w:t xml:space="preserve">Галина: </w:t>
+        <w:t xml:space="preserve">Семён: </w:t>
       </w:r>
       <w:r>
         <w:rPr>
@@ -794,7 +932,145 @@
           <w:i w:val="0"/>
           <w:sz w:val="22"/>
         </w:rPr>
+        <w:t>А если узнают, что я говорил?</w:t>
+      </w:r>
+    </w:p>
+    <w:p>
+      <w:pPr>
+        <w:spacing w:before="0" w:after="110" w:line="300" w:lineRule="auto"/>
+      </w:pPr>
+      <w:r>
+        <w:rPr>
+          <w:rFonts w:ascii="Times New Roman" w:hAnsi="Times New Roman" w:eastAsia="Malgun Gothic"/>
+          <w:b/>
+          <w:i w:val="0"/>
+          <w:sz w:val="22"/>
+        </w:rPr>
+        <w:t xml:space="preserve">Лёша: </w:t>
+      </w:r>
+      <w:r>
+        <w:rPr>
+          <w:rFonts w:ascii="Times New Roman" w:hAnsi="Times New Roman" w:eastAsia="Malgun Gothic"/>
+          <w:b w:val="0"/>
+          <w:i w:val="0"/>
+          <w:sz w:val="22"/>
+        </w:rPr>
+        <w:t>Ваше имя нигде не появится, пока вы сами не согласитесь.</w:t>
+      </w:r>
+    </w:p>
+    <w:p>
+      <w:pPr>
+        <w:spacing w:before="0" w:after="110" w:line="300" w:lineRule="auto"/>
+      </w:pPr>
+      <w:r>
+        <w:rPr>
+          <w:rFonts w:ascii="Times New Roman" w:hAnsi="Times New Roman" w:eastAsia="Malgun Gothic"/>
+          <w:b/>
+          <w:i w:val="0"/>
+          <w:sz w:val="22"/>
+        </w:rPr>
+        <w:t xml:space="preserve">Галина: </w:t>
+      </w:r>
+      <w:r>
+        <w:rPr>
+          <w:rFonts w:ascii="Times New Roman" w:hAnsi="Times New Roman" w:eastAsia="Malgun Gothic"/>
+          <w:b w:val="0"/>
+          <w:i w:val="0"/>
+          <w:sz w:val="22"/>
+        </w:rPr>
+        <w:t>Сеня, скажи ты ему уже. Сколько можно молчать?</w:t>
+      </w:r>
+    </w:p>
+    <w:p>
+      <w:pPr>
+        <w:spacing w:before="0" w:after="110" w:line="300" w:lineRule="auto"/>
+      </w:pPr>
+      <w:r>
+        <w:rPr>
+          <w:rFonts w:ascii="Times New Roman" w:hAnsi="Times New Roman" w:eastAsia="Malgun Gothic"/>
+          <w:b/>
+          <w:i w:val="0"/>
+          <w:sz w:val="22"/>
+        </w:rPr>
+        <w:t xml:space="preserve">Семён: </w:t>
+      </w:r>
+      <w:r>
+        <w:rPr>
+          <w:rFonts w:ascii="Times New Roman" w:hAnsi="Times New Roman" w:eastAsia="Malgun Gothic"/>
+          <w:b w:val="0"/>
+          <w:i w:val="0"/>
+          <w:sz w:val="22"/>
+        </w:rPr>
+        <w:t>Галя, замолчи.</w:t>
+      </w:r>
+    </w:p>
+    <w:p>
+      <w:pPr>
+        <w:spacing w:before="0" w:after="110" w:line="300" w:lineRule="auto"/>
+      </w:pPr>
+      <w:r>
+        <w:rPr>
+          <w:rFonts w:ascii="Times New Roman" w:hAnsi="Times New Roman" w:eastAsia="Malgun Gothic"/>
+          <w:b/>
+          <w:i w:val="0"/>
+          <w:sz w:val="22"/>
+        </w:rPr>
+        <w:t xml:space="preserve">Галина: </w:t>
+      </w:r>
+      <w:r>
+        <w:rPr>
+          <w:rFonts w:ascii="Times New Roman" w:hAnsi="Times New Roman" w:eastAsia="Malgun Gothic"/>
+          <w:b w:val="0"/>
+          <w:i w:val="0"/>
+          <w:sz w:val="22"/>
+        </w:rPr>
         <w:t>Не замолчу! Трое детей у Сафроновых осталось. А ты боишься за свою зарплату!</w:t>
+      </w:r>
+    </w:p>
+    <w:p>
+      <w:pPr>
+        <w:spacing w:before="0" w:after="110" w:line="300" w:lineRule="auto"/>
+      </w:pPr>
+      <w:r>
+        <w:rPr>
+          <w:rFonts w:ascii="Times New Roman" w:hAnsi="Times New Roman" w:eastAsia="Malgun Gothic"/>
+          <w:b/>
+          <w:i w:val="0"/>
+          <w:sz w:val="22"/>
+        </w:rPr>
+        <w:t xml:space="preserve">Семён: </w:t>
+      </w:r>
+      <w:r>
+        <w:rPr>
+          <w:rFonts w:ascii="Times New Roman" w:hAnsi="Times New Roman" w:eastAsia="Malgun Gothic"/>
+          <w:b w:val="0"/>
+          <w:i w:val="0"/>
+          <w:sz w:val="22"/>
+        </w:rPr>
+        <w:t>Думаешь, мне их не жалко? Я с Сафроновым пятнадцать лет в одном цеху, на рыбалку вместе ездили!</w:t>
+      </w:r>
+    </w:p>
+    <w:p>
+      <w:pPr>
+        <w:spacing w:before="0" w:after="110" w:line="300" w:lineRule="auto"/>
+      </w:pPr>
+      <w:r>
+        <w:rPr>
+          <w:rFonts w:ascii="Times New Roman" w:hAnsi="Times New Roman" w:eastAsia="Malgun Gothic"/>
+          <w:b/>
+          <w:i w:val="0"/>
+          <w:sz w:val="22"/>
+        </w:rPr>
+        <w:t xml:space="preserve">Галина: </w:t>
+      </w:r>
+      <w:r>
+        <w:rPr>
+          <w:rFonts w:ascii="Times New Roman" w:hAnsi="Times New Roman" w:eastAsia="Malgun Gothic"/>
+          <w:b w:val="0"/>
+          <w:i w:val="0"/>
+          <w:sz w:val="22"/>
+        </w:rPr>
+        <w:t>Вот и скажи. За рыбалку, за пятнадцать лет. Он бы за тебя сказал.</w:t>
       </w:r>
     </w:p>
     <w:p>
@@ -818,7 +1094,7 @@
           <w:color w:val="555555"/>
           <w:sz w:val="22"/>
         </w:rPr>
-        <w:t>(Лёше, тихо)</w:t>
+        <w:t>(пауза)</w:t>
       </w:r>
       <w:r>
         <w:rPr>
@@ -827,7 +1103,7 @@
           <w:i w:val="0"/>
           <w:sz w:val="22"/>
         </w:rPr>
-        <w:t xml:space="preserve"> Хорошо. Я говорил Панкратову в понедельник. Вентиляция барахлила третью неделю. Он сказал — после квартального отчёта разберёмся.</w:t>
+        <w:t xml:space="preserve"> Сказал бы. Он всегда первым лез.</w:t>
       </w:r>
     </w:p>
     <w:p>
@@ -841,7 +1117,17 @@
           <w:i w:val="0"/>
           <w:sz w:val="22"/>
         </w:rPr>
-        <w:t xml:space="preserve">Лёша: </w:t>
+        <w:t xml:space="preserve">Галина: </w:t>
+      </w:r>
+      <w:r>
+        <w:rPr>
+          <w:rFonts w:ascii="Times New Roman" w:hAnsi="Times New Roman" w:eastAsia="Malgun Gothic"/>
+          <w:b w:val="0"/>
+          <w:i/>
+          <w:color w:val="555555"/>
+          <w:sz w:val="22"/>
+        </w:rPr>
+        <w:t>(тихо)</w:t>
       </w:r>
       <w:r>
         <w:rPr>
@@ -850,7 +1136,7 @@
           <w:i w:val="0"/>
           <w:sz w:val="22"/>
         </w:rPr>
-        <w:t>Вы можете это повторить перед следователем?</w:t>
+        <w:t xml:space="preserve"> Вот и ты скажи, Сеня. Сейчас скажи.</w:t>
       </w:r>
     </w:p>
     <w:p>
@@ -870,10 +1156,168 @@
         <w:rPr>
           <w:rFonts w:ascii="Times New Roman" w:hAnsi="Times New Roman" w:eastAsia="Malgun Gothic"/>
           <w:b w:val="0"/>
+          <w:i/>
+          <w:color w:val="555555"/>
+          <w:sz w:val="22"/>
+        </w:rPr>
+        <w:t>(Лёше, тихо)</w:t>
+      </w:r>
+      <w:r>
+        <w:rPr>
+          <w:rFonts w:ascii="Times New Roman" w:hAnsi="Times New Roman" w:eastAsia="Malgun Gothic"/>
+          <w:b w:val="0"/>
           <w:i w:val="0"/>
           <w:sz w:val="22"/>
         </w:rPr>
+        <w:t xml:space="preserve"> Хорошо. Я говорил Панкратову в понедельник. Вентиляция барахлила третью неделю. Он сказал — после квартального отчёта разберёмся.</w:t>
+      </w:r>
+    </w:p>
+    <w:p>
+      <w:pPr>
+        <w:spacing w:before="0" w:after="110" w:line="300" w:lineRule="auto"/>
+      </w:pPr>
+      <w:r>
+        <w:rPr>
+          <w:rFonts w:ascii="Times New Roman" w:hAnsi="Times New Roman" w:eastAsia="Malgun Gothic"/>
+          <w:b/>
+          <w:i w:val="0"/>
+          <w:sz w:val="22"/>
+        </w:rPr>
+        <w:t xml:space="preserve">Лёша: </w:t>
+      </w:r>
+      <w:r>
+        <w:rPr>
+          <w:rFonts w:ascii="Times New Roman" w:hAnsi="Times New Roman" w:eastAsia="Malgun Gothic"/>
+          <w:b w:val="0"/>
+          <w:i w:val="0"/>
+          <w:sz w:val="22"/>
+        </w:rPr>
+        <w:t>Вы можете это повторить перед следователем?</w:t>
+      </w:r>
+    </w:p>
+    <w:p>
+      <w:pPr>
+        <w:spacing w:before="0" w:after="110" w:line="300" w:lineRule="auto"/>
+      </w:pPr>
+      <w:r>
+        <w:rPr>
+          <w:rFonts w:ascii="Times New Roman" w:hAnsi="Times New Roman" w:eastAsia="Malgun Gothic"/>
+          <w:b/>
+          <w:i w:val="0"/>
+          <w:sz w:val="22"/>
+        </w:rPr>
+        <w:t xml:space="preserve">Семён: </w:t>
+      </w:r>
+      <w:r>
+        <w:rPr>
+          <w:rFonts w:ascii="Times New Roman" w:hAnsi="Times New Roman" w:eastAsia="Malgun Gothic"/>
+          <w:b w:val="0"/>
+          <w:i w:val="0"/>
+          <w:sz w:val="22"/>
+        </w:rPr>
         <w:t>Если моё имя будет в тайне — да. Пока.</w:t>
+      </w:r>
+    </w:p>
+    <w:p>
+      <w:pPr>
+        <w:spacing w:before="0" w:after="110" w:line="300" w:lineRule="auto"/>
+      </w:pPr>
+      <w:r>
+        <w:rPr>
+          <w:rFonts w:ascii="Times New Roman" w:hAnsi="Times New Roman" w:eastAsia="Malgun Gothic"/>
+          <w:b/>
+          <w:i w:val="0"/>
+          <w:sz w:val="22"/>
+        </w:rPr>
+        <w:t xml:space="preserve">Лёша: </w:t>
+      </w:r>
+      <w:r>
+        <w:rPr>
+          <w:rFonts w:ascii="Times New Roman" w:hAnsi="Times New Roman" w:eastAsia="Malgun Gothic"/>
+          <w:b w:val="0"/>
+          <w:i w:val="0"/>
+          <w:sz w:val="22"/>
+        </w:rPr>
+        <w:t>Пока этого достаточно. Спасибо, Семён Иванович.</w:t>
+      </w:r>
+    </w:p>
+    <w:p>
+      <w:pPr>
+        <w:spacing w:before="0" w:after="110" w:line="300" w:lineRule="auto"/>
+      </w:pPr>
+      <w:r>
+        <w:rPr>
+          <w:rFonts w:ascii="Times New Roman" w:hAnsi="Times New Roman" w:eastAsia="Malgun Gothic"/>
+          <w:b/>
+          <w:i w:val="0"/>
+          <w:sz w:val="22"/>
+        </w:rPr>
+        <w:t xml:space="preserve">Галина: </w:t>
+      </w:r>
+      <w:r>
+        <w:rPr>
+          <w:rFonts w:ascii="Times New Roman" w:hAnsi="Times New Roman" w:eastAsia="Malgun Gothic"/>
+          <w:b w:val="0"/>
+          <w:i/>
+          <w:color w:val="555555"/>
+          <w:sz w:val="22"/>
+        </w:rPr>
+        <w:t>(провожая до двери, тихо)</w:t>
+      </w:r>
+      <w:r>
+        <w:rPr>
+          <w:rFonts w:ascii="Times New Roman" w:hAnsi="Times New Roman" w:eastAsia="Malgun Gothic"/>
+          <w:b w:val="0"/>
+          <w:i w:val="0"/>
+          <w:sz w:val="22"/>
+        </w:rPr>
+        <w:t xml:space="preserve"> Вы его берегите, молодой человек. Он у меня только с виду упрямый, а сердце у него мягкое.</w:t>
+      </w:r>
+    </w:p>
+    <w:p>
+      <w:pPr>
+        <w:spacing w:before="0" w:after="110" w:line="300" w:lineRule="auto"/>
+      </w:pPr>
+      <w:r>
+        <w:rPr>
+          <w:rFonts w:ascii="Times New Roman" w:hAnsi="Times New Roman" w:eastAsia="Malgun Gothic"/>
+          <w:b/>
+          <w:i w:val="0"/>
+          <w:sz w:val="22"/>
+        </w:rPr>
+        <w:t xml:space="preserve">Лёша: </w:t>
+      </w:r>
+      <w:r>
+        <w:rPr>
+          <w:rFonts w:ascii="Times New Roman" w:hAnsi="Times New Roman" w:eastAsia="Malgun Gothic"/>
+          <w:b w:val="0"/>
+          <w:i w:val="0"/>
+          <w:sz w:val="22"/>
+        </w:rPr>
+        <w:t>Постараюсь, Галина… простите, как вас по отчеству?</w:t>
+      </w:r>
+    </w:p>
+    <w:p>
+      <w:pPr>
+        <w:spacing w:before="0" w:after="110" w:line="300" w:lineRule="auto"/>
+      </w:pPr>
+      <w:r>
+        <w:rPr>
+          <w:rFonts w:ascii="Times New Roman" w:hAnsi="Times New Roman" w:eastAsia="Malgun Gothic"/>
+          <w:b/>
+          <w:i w:val="0"/>
+          <w:sz w:val="22"/>
+        </w:rPr>
+        <w:t xml:space="preserve">Галина: </w:t>
+      </w:r>
+      <w:r>
+        <w:rPr>
+          <w:rFonts w:ascii="Times New Roman" w:hAnsi="Times New Roman" w:eastAsia="Malgun Gothic"/>
+          <w:b w:val="0"/>
+          <w:i w:val="0"/>
+          <w:sz w:val="22"/>
+        </w:rPr>
+        <w:t>Просто Галина. И в следующий раз чаю попьёте, не бегите так.</w:t>
       </w:r>
     </w:p>
     <w:p>
@@ -1244,7 +1688,7 @@
           <w:i w:val="0"/>
           <w:sz w:val="22"/>
         </w:rPr>
-        <w:t>Вы никогда об этом не рассказывали.</w:t>
+        <w:t>За то, что защищали клиента?</w:t>
       </w:r>
     </w:p>
     <w:p>
@@ -1267,7 +1711,7 @@
           <w:i w:val="0"/>
           <w:sz w:val="22"/>
         </w:rPr>
-        <w:t>Не любил вспоминать. Плотину всё равно построили. Через шесть лет часть её обрушилась.</w:t>
+        <w:t>За то, что защищал его всерьёз. Защищать тогда разрешалось. Вопрос был в том, насколько старательно.</w:t>
       </w:r>
     </w:p>
     <w:p>
@@ -1290,7 +1734,7 @@
           <w:i w:val="0"/>
           <w:sz w:val="22"/>
         </w:rPr>
-        <w:t>Уваров оказался прав.</w:t>
+        <w:t>И что вы делали эти два года?</w:t>
       </w:r>
     </w:p>
     <w:p>
@@ -1313,7 +1757,201 @@
           <w:i w:val="0"/>
           <w:sz w:val="22"/>
         </w:rPr>
+        <w:t>Разгружал вагоны, писал жалобы за соседей, читал. Много читал. Оказалось, у безработного юриста масса свободного времени для русской литературы.</w:t>
+      </w:r>
+    </w:p>
+    <w:p>
+      <w:pPr>
+        <w:spacing w:before="0" w:after="110" w:line="300" w:lineRule="auto"/>
+      </w:pPr>
+      <w:r>
+        <w:rPr>
+          <w:rFonts w:ascii="Times New Roman" w:hAnsi="Times New Roman" w:eastAsia="Malgun Gothic"/>
+          <w:b/>
+          <w:i w:val="0"/>
+          <w:sz w:val="22"/>
+        </w:rPr>
+        <w:t xml:space="preserve">Лёша: </w:t>
+      </w:r>
+      <w:r>
+        <w:rPr>
+          <w:rFonts w:ascii="Times New Roman" w:hAnsi="Times New Roman" w:eastAsia="Malgun Gothic"/>
+          <w:b w:val="0"/>
+          <w:i w:val="0"/>
+          <w:sz w:val="22"/>
+        </w:rPr>
+        <w:t>Вы никогда об этом не рассказывали.</w:t>
+      </w:r>
+    </w:p>
+    <w:p>
+      <w:pPr>
+        <w:spacing w:before="0" w:after="110" w:line="300" w:lineRule="auto"/>
+      </w:pPr>
+      <w:r>
+        <w:rPr>
+          <w:rFonts w:ascii="Times New Roman" w:hAnsi="Times New Roman" w:eastAsia="Malgun Gothic"/>
+          <w:b/>
+          <w:i w:val="0"/>
+          <w:sz w:val="22"/>
+        </w:rPr>
+        <w:t xml:space="preserve">Быков: </w:t>
+      </w:r>
+      <w:r>
+        <w:rPr>
+          <w:rFonts w:ascii="Times New Roman" w:hAnsi="Times New Roman" w:eastAsia="Malgun Gothic"/>
+          <w:b w:val="0"/>
+          <w:i w:val="0"/>
+          <w:sz w:val="22"/>
+        </w:rPr>
+        <w:t>Не любил вспоминать. Плотину всё равно построили. Через шесть лет часть её обрушилась.</w:t>
+      </w:r>
+    </w:p>
+    <w:p>
+      <w:pPr>
+        <w:spacing w:before="0" w:after="110" w:line="300" w:lineRule="auto"/>
+      </w:pPr>
+      <w:r>
+        <w:rPr>
+          <w:rFonts w:ascii="Times New Roman" w:hAnsi="Times New Roman" w:eastAsia="Malgun Gothic"/>
+          <w:b/>
+          <w:i w:val="0"/>
+          <w:sz w:val="22"/>
+        </w:rPr>
+        <w:t xml:space="preserve">Лёша: </w:t>
+      </w:r>
+      <w:r>
+        <w:rPr>
+          <w:rFonts w:ascii="Times New Roman" w:hAnsi="Times New Roman" w:eastAsia="Malgun Gothic"/>
+          <w:b w:val="0"/>
+          <w:i w:val="0"/>
+          <w:sz w:val="22"/>
+        </w:rPr>
+        <w:t>Уваров оказался прав.</w:t>
+      </w:r>
+    </w:p>
+    <w:p>
+      <w:pPr>
+        <w:spacing w:before="0" w:after="110" w:line="300" w:lineRule="auto"/>
+      </w:pPr>
+      <w:r>
+        <w:rPr>
+          <w:rFonts w:ascii="Times New Roman" w:hAnsi="Times New Roman" w:eastAsia="Malgun Gothic"/>
+          <w:b/>
+          <w:i w:val="0"/>
+          <w:sz w:val="22"/>
+        </w:rPr>
+        <w:t xml:space="preserve">Быков: </w:t>
+      </w:r>
+      <w:r>
+        <w:rPr>
+          <w:rFonts w:ascii="Times New Roman" w:hAnsi="Times New Roman" w:eastAsia="Malgun Gothic"/>
+          <w:b w:val="0"/>
+          <w:i w:val="0"/>
+          <w:sz w:val="22"/>
+        </w:rPr>
         <w:t>Уваров оказался прав. Но это уже никого не спасло.</w:t>
+      </w:r>
+    </w:p>
+    <w:p>
+      <w:pPr>
+        <w:spacing w:before="0" w:after="110" w:line="300" w:lineRule="auto"/>
+      </w:pPr>
+      <w:r>
+        <w:rPr>
+          <w:rFonts w:ascii="Times New Roman" w:hAnsi="Times New Roman" w:eastAsia="Malgun Gothic"/>
+          <w:b/>
+          <w:i w:val="0"/>
+          <w:sz w:val="22"/>
+        </w:rPr>
+        <w:t xml:space="preserve">Лёша: </w:t>
+      </w:r>
+      <w:r>
+        <w:rPr>
+          <w:rFonts w:ascii="Times New Roman" w:hAnsi="Times New Roman" w:eastAsia="Malgun Gothic"/>
+          <w:b w:val="0"/>
+          <w:i w:val="0"/>
+          <w:sz w:val="22"/>
+        </w:rPr>
+        <w:t>А что стало с ним самим?</w:t>
+      </w:r>
+    </w:p>
+    <w:p>
+      <w:pPr>
+        <w:spacing w:before="0" w:after="110" w:line="300" w:lineRule="auto"/>
+      </w:pPr>
+      <w:r>
+        <w:rPr>
+          <w:rFonts w:ascii="Times New Roman" w:hAnsi="Times New Roman" w:eastAsia="Malgun Gothic"/>
+          <w:b/>
+          <w:i w:val="0"/>
+          <w:sz w:val="22"/>
+        </w:rPr>
+        <w:t xml:space="preserve">Быков: </w:t>
+      </w:r>
+      <w:r>
+        <w:rPr>
+          <w:rFonts w:ascii="Times New Roman" w:hAnsi="Times New Roman" w:eastAsia="Malgun Gothic"/>
+          <w:b w:val="0"/>
+          <w:i/>
+          <w:color w:val="555555"/>
+          <w:sz w:val="22"/>
+        </w:rPr>
+        <w:t>(долго молчит)</w:t>
+      </w:r>
+      <w:r>
+        <w:rPr>
+          <w:rFonts w:ascii="Times New Roman" w:hAnsi="Times New Roman" w:eastAsia="Malgun Gothic"/>
+          <w:b w:val="0"/>
+          <w:i w:val="0"/>
+          <w:sz w:val="22"/>
+        </w:rPr>
+        <w:t xml:space="preserve"> Это другая история, Алексей. Как-нибудь потом.</w:t>
+      </w:r>
+    </w:p>
+    <w:p>
+      <w:pPr>
+        <w:spacing w:before="0" w:after="110" w:line="300" w:lineRule="auto"/>
+      </w:pPr>
+      <w:r>
+        <w:rPr>
+          <w:rFonts w:ascii="Times New Roman" w:hAnsi="Times New Roman" w:eastAsia="Malgun Gothic"/>
+          <w:b/>
+          <w:i w:val="0"/>
+          <w:sz w:val="22"/>
+        </w:rPr>
+        <w:t xml:space="preserve">Лёша: </w:t>
+      </w:r>
+      <w:r>
+        <w:rPr>
+          <w:rFonts w:ascii="Times New Roman" w:hAnsi="Times New Roman" w:eastAsia="Malgun Gothic"/>
+          <w:b w:val="0"/>
+          <w:i w:val="0"/>
+          <w:sz w:val="22"/>
+        </w:rPr>
+        <w:t>Простите. Я не хотел…</w:t>
+      </w:r>
+    </w:p>
+    <w:p>
+      <w:pPr>
+        <w:spacing w:before="0" w:after="110" w:line="300" w:lineRule="auto"/>
+      </w:pPr>
+      <w:r>
+        <w:rPr>
+          <w:rFonts w:ascii="Times New Roman" w:hAnsi="Times New Roman" w:eastAsia="Malgun Gothic"/>
+          <w:b/>
+          <w:i w:val="0"/>
+          <w:sz w:val="22"/>
+        </w:rPr>
+        <w:t xml:space="preserve">Быков: </w:t>
+      </w:r>
+      <w:r>
+        <w:rPr>
+          <w:rFonts w:ascii="Times New Roman" w:hAnsi="Times New Roman" w:eastAsia="Malgun Gothic"/>
+          <w:b w:val="0"/>
+          <w:i w:val="0"/>
+          <w:sz w:val="22"/>
+        </w:rPr>
+        <w:t>Ничего. Ты правильно спросил. Просто я до сих пор не научился правильно отвечать.</w:t>
       </w:r>
     </w:p>
     <w:p>
@@ -1458,7 +2096,7 @@
           <w:i w:val="0"/>
           <w:sz w:val="22"/>
         </w:rPr>
-        <w:t xml:space="preserve">Лёша: </w:t>
+        <w:t xml:space="preserve">Быков: </w:t>
       </w:r>
       <w:r>
         <w:rPr>
@@ -1467,7 +2105,7 @@
           <w:i w:val="0"/>
           <w:sz w:val="22"/>
         </w:rPr>
-        <w:t>Документы по делу Уварова?</w:t>
+        <w:t>Зоя у нас хранительница. Всё, что коллегия хотела выбросить, оказалось у неё на антресолях.</w:t>
       </w:r>
     </w:p>
     <w:p>
@@ -1490,7 +2128,7 @@
           <w:i w:val="0"/>
           <w:sz w:val="22"/>
         </w:rPr>
-        <w:t>И не только. Виктор Петрович пришёл ко мне не просто так. У него снова горят глаза, как тогда.</w:t>
+        <w:t>Не всё, Витя. Только то, что стыдно было выбрасывать.</w:t>
       </w:r>
     </w:p>
     <w:p>
@@ -1504,7 +2142,7 @@
           <w:i w:val="0"/>
           <w:sz w:val="22"/>
         </w:rPr>
-        <w:t xml:space="preserve">Быков: </w:t>
+        <w:t xml:space="preserve">Лёша: </w:t>
       </w:r>
       <w:r>
         <w:rPr>
@@ -1513,7 +2151,7 @@
           <w:i w:val="0"/>
           <w:sz w:val="22"/>
         </w:rPr>
-        <w:t>Зоя, не преувеличивай.</w:t>
+        <w:t>Документы по делу Уварова?</w:t>
       </w:r>
     </w:p>
     <w:p>
@@ -1536,7 +2174,7 @@
           <w:i w:val="0"/>
           <w:sz w:val="22"/>
         </w:rPr>
-        <w:t>Я тридцать пять лет смотрю, как ты хоронишь это дело в себе, Витя. И вот опять «Сибзавод». История повторяется, только фамилии другие.</w:t>
+        <w:t>И не только. Виктор Петрович пришёл ко мне не просто так. У него снова горят глаза, как тогда.</w:t>
       </w:r>
     </w:p>
     <w:p>
@@ -1550,7 +2188,7 @@
           <w:i w:val="0"/>
           <w:sz w:val="22"/>
         </w:rPr>
-        <w:t xml:space="preserve">Лёша: </w:t>
+        <w:t xml:space="preserve">Быков: </w:t>
       </w:r>
       <w:r>
         <w:rPr>
@@ -1559,7 +2197,7 @@
           <w:i w:val="0"/>
           <w:sz w:val="22"/>
         </w:rPr>
-        <w:t>Виктор Петрович, вы поэтому взялись за дело Сафронова? Из-за Уварова?</w:t>
+        <w:t>Зоя, не преувеличивай.</w:t>
       </w:r>
     </w:p>
     <w:p>
@@ -1573,7 +2211,7 @@
           <w:i w:val="0"/>
           <w:sz w:val="22"/>
         </w:rPr>
-        <w:t xml:space="preserve">Быков: </w:t>
+        <w:t xml:space="preserve">Зоя: </w:t>
       </w:r>
       <w:r>
         <w:rPr>
@@ -1582,7 +2220,7 @@
           <w:i w:val="0"/>
           <w:sz w:val="22"/>
         </w:rPr>
-        <w:t>Может быть. Когда однажды проигрываешь правде — потом всю жизнь ищешь способ отыграться.</w:t>
+        <w:t>Я тридцать пять лет смотрю, как ты хоронишь это дело в себе, Витя. И вот опять «Сибзавод». История повторяется, только фамилии другие.</w:t>
       </w:r>
     </w:p>
     <w:p>
@@ -1605,7 +2243,7 @@
           <w:i w:val="0"/>
           <w:sz w:val="22"/>
         </w:rPr>
-        <w:t>Это не месть?</w:t>
+        <w:t>Виктор Петрович, вы поэтому взялись за дело Сафронова? Из-за Уварова?</w:t>
       </w:r>
     </w:p>
     <w:p>
@@ -1628,7 +2266,178 @@
           <w:i w:val="0"/>
           <w:sz w:val="22"/>
         </w:rPr>
+        <w:t>Может быть. Когда однажды проигрываешь правде — потом всю жизнь ищешь способ отыграться.</w:t>
+      </w:r>
+    </w:p>
+    <w:p>
+      <w:pPr>
+        <w:spacing w:before="0" w:after="110" w:line="300" w:lineRule="auto"/>
+      </w:pPr>
+      <w:r>
+        <w:rPr>
+          <w:rFonts w:ascii="Times New Roman" w:hAnsi="Times New Roman" w:eastAsia="Malgun Gothic"/>
+          <w:b/>
+          <w:i w:val="0"/>
+          <w:sz w:val="22"/>
+        </w:rPr>
+        <w:t xml:space="preserve">Лёша: </w:t>
+      </w:r>
+      <w:r>
+        <w:rPr>
+          <w:rFonts w:ascii="Times New Roman" w:hAnsi="Times New Roman" w:eastAsia="Malgun Gothic"/>
+          <w:b w:val="0"/>
+          <w:i w:val="0"/>
+          <w:sz w:val="22"/>
+        </w:rPr>
+        <w:t>Это не месть?</w:t>
+      </w:r>
+    </w:p>
+    <w:p>
+      <w:pPr>
+        <w:spacing w:before="0" w:after="110" w:line="300" w:lineRule="auto"/>
+      </w:pPr>
+      <w:r>
+        <w:rPr>
+          <w:rFonts w:ascii="Times New Roman" w:hAnsi="Times New Roman" w:eastAsia="Malgun Gothic"/>
+          <w:b/>
+          <w:i w:val="0"/>
+          <w:sz w:val="22"/>
+        </w:rPr>
+        <w:t xml:space="preserve">Быков: </w:t>
+      </w:r>
+      <w:r>
+        <w:rPr>
+          <w:rFonts w:ascii="Times New Roman" w:hAnsi="Times New Roman" w:eastAsia="Malgun Gothic"/>
+          <w:b w:val="0"/>
+          <w:i w:val="0"/>
+          <w:sz w:val="22"/>
+        </w:rPr>
         <w:t>Нет. Это долг. Разница важная, Алексей. Запомни её.</w:t>
+      </w:r>
+    </w:p>
+    <w:p>
+      <w:pPr>
+        <w:spacing w:before="0" w:after="110" w:line="300" w:lineRule="auto"/>
+      </w:pPr>
+      <w:r>
+        <w:rPr>
+          <w:rFonts w:ascii="Times New Roman" w:hAnsi="Times New Roman" w:eastAsia="Malgun Gothic"/>
+          <w:b/>
+          <w:i w:val="0"/>
+          <w:sz w:val="22"/>
+        </w:rPr>
+        <w:t xml:space="preserve">Зоя: </w:t>
+      </w:r>
+      <w:r>
+        <w:rPr>
+          <w:rFonts w:ascii="Times New Roman" w:hAnsi="Times New Roman" w:eastAsia="Malgun Gothic"/>
+          <w:b w:val="0"/>
+          <w:i/>
+          <w:color w:val="555555"/>
+          <w:sz w:val="22"/>
+        </w:rPr>
+        <w:t>(Лёше)</w:t>
+      </w:r>
+      <w:r>
+        <w:rPr>
+          <w:rFonts w:ascii="Times New Roman" w:hAnsi="Times New Roman" w:eastAsia="Malgun Gothic"/>
+          <w:b w:val="0"/>
+          <w:i w:val="0"/>
+          <w:sz w:val="22"/>
+        </w:rPr>
+        <w:t xml:space="preserve"> А ты, значит, тот самый, про которого он говорит «упрямый, но толковый»?</w:t>
+      </w:r>
+    </w:p>
+    <w:p>
+      <w:pPr>
+        <w:spacing w:before="0" w:after="110" w:line="300" w:lineRule="auto"/>
+      </w:pPr>
+      <w:r>
+        <w:rPr>
+          <w:rFonts w:ascii="Times New Roman" w:hAnsi="Times New Roman" w:eastAsia="Malgun Gothic"/>
+          <w:b/>
+          <w:i w:val="0"/>
+          <w:sz w:val="22"/>
+        </w:rPr>
+        <w:t xml:space="preserve">Лёша: </w:t>
+      </w:r>
+      <w:r>
+        <w:rPr>
+          <w:rFonts w:ascii="Times New Roman" w:hAnsi="Times New Roman" w:eastAsia="Malgun Gothic"/>
+          <w:b w:val="0"/>
+          <w:i w:val="0"/>
+          <w:sz w:val="22"/>
+        </w:rPr>
+        <w:t>Не знал, что он про меня вообще что-то говорит.</w:t>
+      </w:r>
+    </w:p>
+    <w:p>
+      <w:pPr>
+        <w:spacing w:before="0" w:after="110" w:line="300" w:lineRule="auto"/>
+      </w:pPr>
+      <w:r>
+        <w:rPr>
+          <w:rFonts w:ascii="Times New Roman" w:hAnsi="Times New Roman" w:eastAsia="Malgun Gothic"/>
+          <w:b/>
+          <w:i w:val="0"/>
+          <w:sz w:val="22"/>
+        </w:rPr>
+        <w:t xml:space="preserve">Зоя: </w:t>
+      </w:r>
+      <w:r>
+        <w:rPr>
+          <w:rFonts w:ascii="Times New Roman" w:hAnsi="Times New Roman" w:eastAsia="Malgun Gothic"/>
+          <w:b w:val="0"/>
+          <w:i w:val="0"/>
+          <w:sz w:val="22"/>
+        </w:rPr>
+        <w:t>Говорит. Редко, но говорит. Для Вити это почти признание в любви.</w:t>
+      </w:r>
+    </w:p>
+    <w:p>
+      <w:pPr>
+        <w:spacing w:before="0" w:after="110" w:line="300" w:lineRule="auto"/>
+      </w:pPr>
+      <w:r>
+        <w:rPr>
+          <w:rFonts w:ascii="Times New Roman" w:hAnsi="Times New Roman" w:eastAsia="Malgun Gothic"/>
+          <w:b/>
+          <w:i w:val="0"/>
+          <w:sz w:val="22"/>
+        </w:rPr>
+        <w:t xml:space="preserve">Быков: </w:t>
+      </w:r>
+      <w:r>
+        <w:rPr>
+          <w:rFonts w:ascii="Times New Roman" w:hAnsi="Times New Roman" w:eastAsia="Malgun Gothic"/>
+          <w:b w:val="0"/>
+          <w:i w:val="0"/>
+          <w:sz w:val="22"/>
+        </w:rPr>
+        <w:t>Зоя, ну хватит.</w:t>
+      </w:r>
+    </w:p>
+    <w:p>
+      <w:pPr>
+        <w:spacing w:before="0" w:after="110" w:line="300" w:lineRule="auto"/>
+      </w:pPr>
+      <w:r>
+        <w:rPr>
+          <w:rFonts w:ascii="Times New Roman" w:hAnsi="Times New Roman" w:eastAsia="Malgun Gothic"/>
+          <w:b/>
+          <w:i w:val="0"/>
+          <w:sz w:val="22"/>
+        </w:rPr>
+        <w:t xml:space="preserve">Зоя: </w:t>
+      </w:r>
+      <w:r>
+        <w:rPr>
+          <w:rFonts w:ascii="Times New Roman" w:hAnsi="Times New Roman" w:eastAsia="Malgun Gothic"/>
+          <w:b w:val="0"/>
+          <w:i w:val="0"/>
+          <w:sz w:val="22"/>
+        </w:rPr>
+        <w:t>Молчу, молчу. Идите, мальчики. У меня папки не разобраны.</w:t>
       </w:r>
     </w:p>
     <w:p>
@@ -1851,6 +2660,52 @@
           <w:i w:val="0"/>
           <w:sz w:val="22"/>
         </w:rPr>
+        <w:t>Вы говорите так, будто уже знаете, чем всё кончится.</w:t>
+      </w:r>
+    </w:p>
+    <w:p>
+      <w:pPr>
+        <w:spacing w:before="0" w:after="110" w:line="300" w:lineRule="auto"/>
+      </w:pPr>
+      <w:r>
+        <w:rPr>
+          <w:rFonts w:ascii="Times New Roman" w:hAnsi="Times New Roman" w:eastAsia="Malgun Gothic"/>
+          <w:b/>
+          <w:i w:val="0"/>
+          <w:sz w:val="22"/>
+        </w:rPr>
+        <w:t xml:space="preserve">Быков: </w:t>
+      </w:r>
+      <w:r>
+        <w:rPr>
+          <w:rFonts w:ascii="Times New Roman" w:hAnsi="Times New Roman" w:eastAsia="Malgun Gothic"/>
+          <w:b w:val="0"/>
+          <w:i w:val="0"/>
+          <w:sz w:val="22"/>
+        </w:rPr>
+        <w:t>Знаю только одно: такие дела никогда не остаются маленькими. Начинается с вентиляции, а заканчивается тем, кто на самом деле управляет городом.</w:t>
+      </w:r>
+    </w:p>
+    <w:p>
+      <w:pPr>
+        <w:spacing w:before="0" w:after="110" w:line="300" w:lineRule="auto"/>
+      </w:pPr>
+      <w:r>
+        <w:rPr>
+          <w:rFonts w:ascii="Times New Roman" w:hAnsi="Times New Roman" w:eastAsia="Malgun Gothic"/>
+          <w:b/>
+          <w:i w:val="0"/>
+          <w:sz w:val="22"/>
+        </w:rPr>
+        <w:t xml:space="preserve">Лёша: </w:t>
+      </w:r>
+      <w:r>
+        <w:rPr>
+          <w:rFonts w:ascii="Times New Roman" w:hAnsi="Times New Roman" w:eastAsia="Malgun Gothic"/>
+          <w:b w:val="0"/>
+          <w:i w:val="0"/>
+          <w:sz w:val="22"/>
+        </w:rPr>
         <w:t>Семён согласился дать показания. Пока анонимно.</w:t>
       </w:r>
     </w:p>
@@ -2071,6 +2926,52 @@
         <w:rPr>
           <w:rFonts w:ascii="Times New Roman" w:hAnsi="Times New Roman" w:eastAsia="Malgun Gothic"/>
           <w:b w:val="0"/>
+          <w:i w:val="0"/>
+          <w:sz w:val="22"/>
+        </w:rPr>
+        <w:t>Легко сказать сейчас, Алексей. Труднее будет, когда позвонят твоей матери.</w:t>
+      </w:r>
+    </w:p>
+    <w:p>
+      <w:pPr>
+        <w:spacing w:before="0" w:after="110" w:line="300" w:lineRule="auto"/>
+      </w:pPr>
+      <w:r>
+        <w:rPr>
+          <w:rFonts w:ascii="Times New Roman" w:hAnsi="Times New Roman" w:eastAsia="Malgun Gothic"/>
+          <w:b/>
+          <w:i w:val="0"/>
+          <w:sz w:val="22"/>
+        </w:rPr>
+        <w:t xml:space="preserve">Лёша: </w:t>
+      </w:r>
+      <w:r>
+        <w:rPr>
+          <w:rFonts w:ascii="Times New Roman" w:hAnsi="Times New Roman" w:eastAsia="Malgun Gothic"/>
+          <w:b w:val="0"/>
+          <w:i w:val="0"/>
+          <w:sz w:val="22"/>
+        </w:rPr>
+        <w:t>Тогда я поговорю с ней сам. Раньше, чем они.</w:t>
+      </w:r>
+    </w:p>
+    <w:p>
+      <w:pPr>
+        <w:spacing w:before="0" w:after="110" w:line="300" w:lineRule="auto"/>
+      </w:pPr>
+      <w:r>
+        <w:rPr>
+          <w:rFonts w:ascii="Times New Roman" w:hAnsi="Times New Roman" w:eastAsia="Malgun Gothic"/>
+          <w:b/>
+          <w:i w:val="0"/>
+          <w:sz w:val="22"/>
+        </w:rPr>
+        <w:t xml:space="preserve">Быков: </w:t>
+      </w:r>
+      <w:r>
+        <w:rPr>
+          <w:rFonts w:ascii="Times New Roman" w:hAnsi="Times New Roman" w:eastAsia="Malgun Gothic"/>
+          <w:b w:val="0"/>
           <w:i/>
           <w:color w:val="555555"/>
           <w:sz w:val="22"/>
@@ -2154,6 +3055,85 @@
           <w:sz w:val="22"/>
         </w:rPr>
         <w:t>До конца, Виктор Петрович.</w:t>
+      </w:r>
+    </w:p>
+    <w:p>
+      <w:pPr>
+        <w:spacing w:before="0" w:after="110" w:line="300" w:lineRule="auto"/>
+      </w:pPr>
+      <w:r>
+        <w:rPr>
+          <w:rFonts w:ascii="Times New Roman" w:hAnsi="Times New Roman" w:eastAsia="Malgun Gothic"/>
+          <w:b/>
+          <w:i w:val="0"/>
+          <w:sz w:val="22"/>
+        </w:rPr>
+        <w:t xml:space="preserve">Быков: </w:t>
+      </w:r>
+      <w:r>
+        <w:rPr>
+          <w:rFonts w:ascii="Times New Roman" w:hAnsi="Times New Roman" w:eastAsia="Malgun Gothic"/>
+          <w:b w:val="0"/>
+          <w:i/>
+          <w:color w:val="555555"/>
+          <w:sz w:val="22"/>
+        </w:rPr>
+        <w:t>(протягивает руку)</w:t>
+      </w:r>
+      <w:r>
+        <w:rPr>
+          <w:rFonts w:ascii="Times New Roman" w:hAnsi="Times New Roman" w:eastAsia="Malgun Gothic"/>
+          <w:b w:val="0"/>
+          <w:i w:val="0"/>
+          <w:sz w:val="22"/>
+        </w:rPr>
+        <w:t xml:space="preserve"> Тогда пиши заявление. Я прочту, исправлю запятые — и подпишу вместе с тобой.</w:t>
+      </w:r>
+    </w:p>
+    <w:p>
+      <w:pPr>
+        <w:spacing w:before="0" w:after="110" w:line="300" w:lineRule="auto"/>
+      </w:pPr>
+      <w:r>
+        <w:rPr>
+          <w:rFonts w:ascii="Times New Roman" w:hAnsi="Times New Roman" w:eastAsia="Malgun Gothic"/>
+          <w:b/>
+          <w:i w:val="0"/>
+          <w:sz w:val="22"/>
+        </w:rPr>
+        <w:t xml:space="preserve">Лёша: </w:t>
+      </w:r>
+      <w:r>
+        <w:rPr>
+          <w:rFonts w:ascii="Times New Roman" w:hAnsi="Times New Roman" w:eastAsia="Malgun Gothic"/>
+          <w:b w:val="0"/>
+          <w:i w:val="0"/>
+          <w:sz w:val="22"/>
+        </w:rPr>
+        <w:t>Только запятые?</w:t>
+      </w:r>
+    </w:p>
+    <w:p>
+      <w:pPr>
+        <w:spacing w:before="0" w:after="110" w:line="300" w:lineRule="auto"/>
+      </w:pPr>
+      <w:r>
+        <w:rPr>
+          <w:rFonts w:ascii="Times New Roman" w:hAnsi="Times New Roman" w:eastAsia="Malgun Gothic"/>
+          <w:b/>
+          <w:i w:val="0"/>
+          <w:sz w:val="22"/>
+        </w:rPr>
+        <w:t xml:space="preserve">Быков: </w:t>
+      </w:r>
+      <w:r>
+        <w:rPr>
+          <w:rFonts w:ascii="Times New Roman" w:hAnsi="Times New Roman" w:eastAsia="Malgun Gothic"/>
+          <w:b w:val="0"/>
+          <w:i w:val="0"/>
+          <w:sz w:val="22"/>
+        </w:rPr>
+        <w:t>Только запятые. Всё остальное ты уже решил сам.</w:t>
       </w:r>
     </w:p>
     <w:p>

--- a/러시아 인권변호사/1부/1부_2화_스승과_제자.docx
+++ b/러시아 인권변호사/1부/1부_2화_스승과_제자.docx
@@ -3172,7 +3172,7 @@
           <w:i w:val="0"/>
           <w:sz w:val="22"/>
         </w:rPr>
-        <w:t xml:space="preserve"> — 장면 1에서 비코프가 입을 닫은 제3작업장 노동자들을 두고 인용한다. 원래는 영혼의 고독을 노래한 시지만, 비코프는 “튜체프에게는 영혼의 이야기였지만 우리에게는 월급의 이야기”라고 비튼다. 곧이어 장면 2에서 갈리나가 “Сколько можно молчать?”라고 외치며 이 침묵을 깨는 첫 목소리가 된다.</w:t>
+        <w:t xml:space="preserve"> — 한국어 해설: 장면 1에서 비코프가 입을 닫은 제3작업장 노동자들을 두고 인용한다. 원래는 영혼의 고독을 노래한 시지만, 비코프는 “튜체프에게는 영혼의 이야기였지만 우리에게는 월급의 이야기”라고 비튼다. 곧이어 장면 2에서 갈리나가 “Сколько можно молчать?”라고 외치며 이 침묵을 깨는 첫 목소리가 된다.</w:t>
       </w:r>
     </w:p>
     <w:p>
@@ -3195,7 +3195,7 @@
           <w:i w:val="0"/>
           <w:sz w:val="22"/>
         </w:rPr>
-        <w:t xml:space="preserve"> — 원작에서는 볼란드가 거장에게 하는 말. 장면 4에서 조야가 35년 동안 숨겨 온 우바로프 사건 기록을 두고 쓰며 “우리에겐 볼란드가 없으니 내가 직접 다락에 보관한다”고 덧붙인다. 조야의 아카이브가 9·10화에서 비코프 구명의 무기가 된다는 복선.</w:t>
+        <w:t xml:space="preserve"> — 한국어 해설: 원작에서는 볼란드가 거장에게 하는 말. 장면 4에서 조야가 35년 동안 숨겨 온 우바로프 사건 기록을 두고 쓰며 “우리에겐 볼란드가 없으니 내가 직접 다락에 보관한다”고 덧붙인다. 조야의 아카이브가 9·10화에서 비코프 구명의 무기가 된다는 복선.</w:t>
       </w:r>
     </w:p>
     <w:p>

--- a/러시아 인권변호사/1부/1부_2화_스승과_제자.docx
+++ b/러시아 인권변호사/1부/1부_2화_스승과_제자.docx
@@ -36,7 +36,7 @@
           <w:i w:val="0"/>
           <w:sz w:val="22"/>
         </w:rPr>
-        <w:t>알렉세이 “료샤” 오를로프(젊은 변호사) / 빅토르 페트로비치 비코프(료샤의 스승) / 세묜 이바노비치 두빈(시브자보드 제3작업장 최고참 노동자, 목격자) / 갈리나 두비나(세묜의 아내) / 조야 페트로브나(비코프의 35년 지기, 은퇴한 변호사회 서기)</w:t>
+        <w:t>알렉세이 “료샤” 오를로프(젊은 변호사) / 빅토르 페트로비치 비코프(료샤의 스승) / 세묜 이바노비치 두빈(시브자보드 제3작업장 최고참 노동자, 목격자) / 갈리나 두비나(세묜의 아내) / 조야 페트로브나(비코프의 35년 지기, 은퇴한 변호사회 서기) / 뷔페 점원(사무실 근처 카페)</w:t>
       </w:r>
     </w:p>
     <w:p>
@@ -1333,183 +1333,13 @@
           <w:color w:val="1F3864"/>
           <w:sz w:val="26"/>
         </w:rPr>
-        <w:t>장면 3 — 사무실 근처 카페, 비코프의 과거</w:t>
+        <w:t>장면 3 — 사무실 근처 카페, 주문과 계산</w:t>
       </w:r>
     </w:p>
     <w:p>
       <w:pPr>
         <w:spacing w:before="0" w:after="110" w:line="300" w:lineRule="auto"/>
       </w:pPr>
-      <w:r>
-        <w:rPr>
-          <w:rFonts w:ascii="Times New Roman" w:hAnsi="Times New Roman" w:eastAsia="Malgun Gothic"/>
-          <w:b/>
-          <w:i w:val="0"/>
-          <w:sz w:val="22"/>
-        </w:rPr>
-        <w:t xml:space="preserve">Лёша: </w:t>
-      </w:r>
-      <w:r>
-        <w:rPr>
-          <w:rFonts w:ascii="Times New Roman" w:hAnsi="Times New Roman" w:eastAsia="Malgun Gothic"/>
-          <w:b w:val="0"/>
-          <w:i w:val="0"/>
-          <w:sz w:val="22"/>
-        </w:rPr>
-        <w:t>Виктор Петрович, а кто такая Зоя Петровна?</w:t>
-      </w:r>
-    </w:p>
-    <w:p>
-      <w:pPr>
-        <w:spacing w:before="0" w:after="110" w:line="300" w:lineRule="auto"/>
-      </w:pPr>
-      <w:r>
-        <w:rPr>
-          <w:rFonts w:ascii="Times New Roman" w:hAnsi="Times New Roman" w:eastAsia="Malgun Gothic"/>
-          <w:b/>
-          <w:i w:val="0"/>
-          <w:sz w:val="22"/>
-        </w:rPr>
-        <w:t xml:space="preserve">Быков: </w:t>
-      </w:r>
-      <w:r>
-        <w:rPr>
-          <w:rFonts w:ascii="Times New Roman" w:hAnsi="Times New Roman" w:eastAsia="Malgun Gothic"/>
-          <w:b w:val="0"/>
-          <w:i w:val="0"/>
-          <w:sz w:val="22"/>
-        </w:rPr>
-        <w:t>Откуда ты о ней знаешь?</w:t>
-      </w:r>
-    </w:p>
-    <w:p>
-      <w:pPr>
-        <w:spacing w:before="0" w:after="110" w:line="300" w:lineRule="auto"/>
-      </w:pPr>
-      <w:r>
-        <w:rPr>
-          <w:rFonts w:ascii="Times New Roman" w:hAnsi="Times New Roman" w:eastAsia="Malgun Gothic"/>
-          <w:b/>
-          <w:i w:val="0"/>
-          <w:sz w:val="22"/>
-        </w:rPr>
-        <w:t xml:space="preserve">Лёша: </w:t>
-      </w:r>
-      <w:r>
-        <w:rPr>
-          <w:rFonts w:ascii="Times New Roman" w:hAnsi="Times New Roman" w:eastAsia="Malgun Gothic"/>
-          <w:b w:val="0"/>
-          <w:i w:val="0"/>
-          <w:sz w:val="22"/>
-        </w:rPr>
-        <w:t>Видел вас с ней у здания архива. Вы обнимались, как старые друзья.</w:t>
-      </w:r>
-    </w:p>
-    <w:p>
-      <w:pPr>
-        <w:spacing w:before="0" w:after="110" w:line="300" w:lineRule="auto"/>
-      </w:pPr>
-      <w:r>
-        <w:rPr>
-          <w:rFonts w:ascii="Times New Roman" w:hAnsi="Times New Roman" w:eastAsia="Malgun Gothic"/>
-          <w:b/>
-          <w:i w:val="0"/>
-          <w:sz w:val="22"/>
-        </w:rPr>
-        <w:t xml:space="preserve">Быков: </w:t>
-      </w:r>
-      <w:r>
-        <w:rPr>
-          <w:rFonts w:ascii="Times New Roman" w:hAnsi="Times New Roman" w:eastAsia="Malgun Gothic"/>
-          <w:b w:val="0"/>
-          <w:i w:val="0"/>
-          <w:sz w:val="22"/>
-        </w:rPr>
-        <w:t>Мы и есть старые друзья. Тридцать пять лет знакомы.</w:t>
-      </w:r>
-    </w:p>
-    <w:p>
-      <w:pPr>
-        <w:spacing w:before="0" w:after="110" w:line="300" w:lineRule="auto"/>
-      </w:pPr>
-      <w:r>
-        <w:rPr>
-          <w:rFonts w:ascii="Times New Roman" w:hAnsi="Times New Roman" w:eastAsia="Malgun Gothic"/>
-          <w:b/>
-          <w:i w:val="0"/>
-          <w:sz w:val="22"/>
-        </w:rPr>
-        <w:t xml:space="preserve">Лёша: </w:t>
-      </w:r>
-      <w:r>
-        <w:rPr>
-          <w:rFonts w:ascii="Times New Roman" w:hAnsi="Times New Roman" w:eastAsia="Malgun Gothic"/>
-          <w:b w:val="0"/>
-          <w:i w:val="0"/>
-          <w:sz w:val="22"/>
-        </w:rPr>
-        <w:t>Она вам чем-то помогает с делом?</w:t>
-      </w:r>
-    </w:p>
-    <w:p>
-      <w:pPr>
-        <w:spacing w:before="0" w:after="110" w:line="300" w:lineRule="auto"/>
-      </w:pPr>
-      <w:r>
-        <w:rPr>
-          <w:rFonts w:ascii="Times New Roman" w:hAnsi="Times New Roman" w:eastAsia="Malgun Gothic"/>
-          <w:b/>
-          <w:i w:val="0"/>
-          <w:sz w:val="22"/>
-        </w:rPr>
-        <w:t xml:space="preserve">Быков: </w:t>
-      </w:r>
-      <w:r>
-        <w:rPr>
-          <w:rFonts w:ascii="Times New Roman" w:hAnsi="Times New Roman" w:eastAsia="Malgun Gothic"/>
-          <w:b w:val="0"/>
-          <w:i w:val="0"/>
-          <w:sz w:val="22"/>
-        </w:rPr>
-        <w:t>Не с этим делом. С другим. Со старым.</w:t>
-      </w:r>
-    </w:p>
-    <w:p>
-      <w:pPr>
-        <w:spacing w:before="0" w:after="110" w:line="300" w:lineRule="auto"/>
-      </w:pPr>
-      <w:r>
-        <w:rPr>
-          <w:rFonts w:ascii="Times New Roman" w:hAnsi="Times New Roman" w:eastAsia="Malgun Gothic"/>
-          <w:b/>
-          <w:i w:val="0"/>
-          <w:sz w:val="22"/>
-        </w:rPr>
-        <w:t xml:space="preserve">Лёша: </w:t>
-      </w:r>
-      <w:r>
-        <w:rPr>
-          <w:rFonts w:ascii="Times New Roman" w:hAnsi="Times New Roman" w:eastAsia="Malgun Gothic"/>
-          <w:b w:val="0"/>
-          <w:i w:val="0"/>
-          <w:sz w:val="22"/>
-        </w:rPr>
-        <w:t>Каким старым?</w:t>
-      </w:r>
-    </w:p>
-    <w:p>
-      <w:pPr>
-        <w:spacing w:before="0" w:after="110" w:line="300" w:lineRule="auto"/>
-      </w:pPr>
-      <w:r>
-        <w:rPr>
-          <w:rFonts w:ascii="Times New Roman" w:hAnsi="Times New Roman" w:eastAsia="Malgun Gothic"/>
-          <w:b/>
-          <w:i w:val="0"/>
-          <w:sz w:val="22"/>
-        </w:rPr>
-        <w:t xml:space="preserve">Быков: </w:t>
-      </w:r>
       <w:r>
         <w:rPr>
           <w:rFonts w:ascii="Times New Roman" w:hAnsi="Times New Roman" w:eastAsia="Malgun Gothic"/>
@@ -1518,16 +1348,7 @@
           <w:color w:val="555555"/>
           <w:sz w:val="22"/>
         </w:rPr>
-        <w:t>(вздыхает)</w:t>
-      </w:r>
-      <w:r>
-        <w:rPr>
-          <w:rFonts w:ascii="Times New Roman" w:hAnsi="Times New Roman" w:eastAsia="Malgun Gothic"/>
-          <w:b w:val="0"/>
-          <w:i w:val="0"/>
-          <w:sz w:val="22"/>
-        </w:rPr>
-        <w:t xml:space="preserve"> Ты когда-нибудь слышал о деле Уварова? Тридцать пять лет назад?</w:t>
+        <w:t>(Небольшое кафе-столовая рядом с конторой. Быков уже стоит у стойки с подносом.)</w:t>
       </w:r>
     </w:p>
     <w:p>
@@ -1541,7 +1362,7 @@
           <w:i w:val="0"/>
           <w:sz w:val="22"/>
         </w:rPr>
-        <w:t xml:space="preserve">Лёша: </w:t>
+        <w:t xml:space="preserve">Быков: </w:t>
       </w:r>
       <w:r>
         <w:rPr>
@@ -1550,7 +1371,7 @@
           <w:i w:val="0"/>
           <w:sz w:val="22"/>
         </w:rPr>
-        <w:t>Нет.</w:t>
+        <w:t>А, вот и ты. Ну как? Нет, погоди, не рассказывай. Сначала чай, потом дела.</w:t>
       </w:r>
     </w:p>
     <w:p>
@@ -1564,7 +1385,7 @@
           <w:i w:val="0"/>
           <w:sz w:val="22"/>
         </w:rPr>
-        <w:t xml:space="preserve">Быков: </w:t>
+        <w:t xml:space="preserve">Буфетчица: </w:t>
       </w:r>
       <w:r>
         <w:rPr>
@@ -1573,7 +1394,7 @@
           <w:i w:val="0"/>
           <w:sz w:val="22"/>
         </w:rPr>
-        <w:t>Неудивительно. Об этом не пишут в учебниках.</w:t>
+        <w:t>Следующий! Что берём?</w:t>
       </w:r>
     </w:p>
     <w:p>
@@ -1587,7 +1408,7 @@
           <w:i w:val="0"/>
           <w:sz w:val="22"/>
         </w:rPr>
-        <w:t xml:space="preserve">Лёша: </w:t>
+        <w:t xml:space="preserve">Быков: </w:t>
       </w:r>
       <w:r>
         <w:rPr>
@@ -1596,7 +1417,7 @@
           <w:i w:val="0"/>
           <w:sz w:val="22"/>
         </w:rPr>
-        <w:t>Расскажите.</w:t>
+        <w:t>Мне как обычно, голубушка.</w:t>
       </w:r>
     </w:p>
     <w:p>
@@ -1610,7 +1431,7 @@
           <w:i w:val="0"/>
           <w:sz w:val="22"/>
         </w:rPr>
-        <w:t xml:space="preserve">Быков: </w:t>
+        <w:t xml:space="preserve">Буфетчица: </w:t>
       </w:r>
       <w:r>
         <w:rPr>
@@ -1619,7 +1440,7 @@
           <w:i w:val="0"/>
           <w:sz w:val="22"/>
         </w:rPr>
-        <w:t>Уваров был инженером. Написал письмо в газету о качестве бетона на строительстве плотины. Его обвинили в клевете на советскую власть.</w:t>
+        <w:t>Чай с лимоном и сырник, Виктор Петрович. Помню. А молодому человеку?</w:t>
       </w:r>
     </w:p>
     <w:p>
@@ -1642,7 +1463,7 @@
           <w:i w:val="0"/>
           <w:sz w:val="22"/>
         </w:rPr>
-        <w:t>И вы его защищали?</w:t>
+        <w:t>Э-э… А что у вас из горячего?</w:t>
       </w:r>
     </w:p>
     <w:p>
@@ -1656,7 +1477,7 @@
           <w:i w:val="0"/>
           <w:sz w:val="22"/>
         </w:rPr>
-        <w:t xml:space="preserve">Быков: </w:t>
+        <w:t xml:space="preserve">Буфетчица: </w:t>
       </w:r>
       <w:r>
         <w:rPr>
@@ -1665,7 +1486,7 @@
           <w:i w:val="0"/>
           <w:sz w:val="22"/>
         </w:rPr>
-        <w:t>Пытался. Меня исключили из коллегии на два года за «утрату политической бдительности».</w:t>
+        <w:t>Солянка, борщ. Солянка, правда, заканчивается — полпорции осталось.</w:t>
       </w:r>
     </w:p>
     <w:p>
@@ -1688,7 +1509,7 @@
           <w:i w:val="0"/>
           <w:sz w:val="22"/>
         </w:rPr>
-        <w:t>За то, что защищали клиента?</w:t>
+        <w:t>Тогда борщ. Со сметаной, если можно.</w:t>
       </w:r>
     </w:p>
     <w:p>
@@ -1702,7 +1523,7 @@
           <w:i w:val="0"/>
           <w:sz w:val="22"/>
         </w:rPr>
-        <w:t xml:space="preserve">Быков: </w:t>
+        <w:t xml:space="preserve">Буфетчица: </w:t>
       </w:r>
       <w:r>
         <w:rPr>
@@ -1711,7 +1532,7 @@
           <w:i w:val="0"/>
           <w:sz w:val="22"/>
         </w:rPr>
-        <w:t>За то, что защищал его всерьёз. Защищать тогда разрешалось. Вопрос был в том, насколько старательно.</w:t>
+        <w:t>Можно. Хлеб брать будете? Чёрный, белый?</w:t>
       </w:r>
     </w:p>
     <w:p>
@@ -1734,7 +1555,7 @@
           <w:i w:val="0"/>
           <w:sz w:val="22"/>
         </w:rPr>
-        <w:t>И что вы делали эти два года?</w:t>
+        <w:t>Два кусочка чёрного.</w:t>
       </w:r>
     </w:p>
     <w:p>
@@ -1748,7 +1569,7 @@
           <w:i w:val="0"/>
           <w:sz w:val="22"/>
         </w:rPr>
-        <w:t xml:space="preserve">Быков: </w:t>
+        <w:t xml:space="preserve">Буфетчица: </w:t>
       </w:r>
       <w:r>
         <w:rPr>
@@ -1757,7 +1578,7 @@
           <w:i w:val="0"/>
           <w:sz w:val="22"/>
         </w:rPr>
-        <w:t>Разгружал вагоны, писал жалобы за соседей, читал. Много читал. Оказалось, у безработного юриста масса свободного времени для русской литературы.</w:t>
+        <w:t>На второе что? Котлета, плов, пюре с сосиской.</w:t>
       </w:r>
     </w:p>
     <w:p>
@@ -1780,7 +1601,7 @@
           <w:i w:val="0"/>
           <w:sz w:val="22"/>
         </w:rPr>
-        <w:t>Вы никогда об этом не рассказывали.</w:t>
+        <w:t>Нет, второго не надо, спасибо.</w:t>
       </w:r>
     </w:p>
     <w:p>
@@ -1803,7 +1624,7 @@
           <w:i w:val="0"/>
           <w:sz w:val="22"/>
         </w:rPr>
-        <w:t>Не любил вспоминать. Плотину всё равно построили. Через шесть лет часть её обрушилась.</w:t>
+        <w:t>Как это не надо? Бери плов. Ты с утра на ногах.</w:t>
       </w:r>
     </w:p>
     <w:p>
@@ -1826,7 +1647,7 @@
           <w:i w:val="0"/>
           <w:sz w:val="22"/>
         </w:rPr>
-        <w:t>Уваров оказался прав.</w:t>
+        <w:t>Виктор Петрович, я столько не съем.</w:t>
       </w:r>
     </w:p>
     <w:p>
@@ -1849,7 +1670,7 @@
           <w:i w:val="0"/>
           <w:sz w:val="22"/>
         </w:rPr>
-        <w:t>Уваров оказался прав. Но это уже никого не спасло.</w:t>
+        <w:t>Съешь. Разговор будет длинный.</w:t>
       </w:r>
     </w:p>
     <w:p>
@@ -1864,29 +1685,6 @@
           <w:sz w:val="22"/>
         </w:rPr>
         <w:t xml:space="preserve">Лёша: </w:t>
-      </w:r>
-      <w:r>
-        <w:rPr>
-          <w:rFonts w:ascii="Times New Roman" w:hAnsi="Times New Roman" w:eastAsia="Malgun Gothic"/>
-          <w:b w:val="0"/>
-          <w:i w:val="0"/>
-          <w:sz w:val="22"/>
-        </w:rPr>
-        <w:t>А что стало с ним самим?</w:t>
-      </w:r>
-    </w:p>
-    <w:p>
-      <w:pPr>
-        <w:spacing w:before="0" w:after="110" w:line="300" w:lineRule="auto"/>
-      </w:pPr>
-      <w:r>
-        <w:rPr>
-          <w:rFonts w:ascii="Times New Roman" w:hAnsi="Times New Roman" w:eastAsia="Malgun Gothic"/>
-          <w:b/>
-          <w:i w:val="0"/>
-          <w:sz w:val="22"/>
-        </w:rPr>
-        <w:t xml:space="preserve">Быков: </w:t>
       </w:r>
       <w:r>
         <w:rPr>
@@ -1896,7 +1694,7 @@
           <w:color w:val="555555"/>
           <w:sz w:val="22"/>
         </w:rPr>
-        <w:t>(долго молчит)</w:t>
+        <w:t>(вздыхает)</w:t>
       </w:r>
       <w:r>
         <w:rPr>
@@ -1905,7 +1703,7 @@
           <w:i w:val="0"/>
           <w:sz w:val="22"/>
         </w:rPr>
-        <w:t xml:space="preserve"> Это другая история, Алексей. Как-нибудь потом.</w:t>
+        <w:t xml:space="preserve"> Ладно. И плов.</w:t>
       </w:r>
     </w:p>
     <w:p>
@@ -1919,7 +1717,7 @@
           <w:i w:val="0"/>
           <w:sz w:val="22"/>
         </w:rPr>
-        <w:t xml:space="preserve">Лёша: </w:t>
+        <w:t xml:space="preserve">Буфетчица: </w:t>
       </w:r>
       <w:r>
         <w:rPr>
@@ -1928,7 +1726,7 @@
           <w:i w:val="0"/>
           <w:sz w:val="22"/>
         </w:rPr>
-        <w:t>Простите. Я не хотел…</w:t>
+        <w:t>Плов разогреть?</w:t>
       </w:r>
     </w:p>
     <w:p>
@@ -1942,7 +1740,7 @@
           <w:i w:val="0"/>
           <w:sz w:val="22"/>
         </w:rPr>
-        <w:t xml:space="preserve">Быков: </w:t>
+        <w:t xml:space="preserve">Лёша: </w:t>
       </w:r>
       <w:r>
         <w:rPr>
@@ -1951,23 +1749,30 @@
           <w:i w:val="0"/>
           <w:sz w:val="22"/>
         </w:rPr>
-        <w:t>Ничего. Ты правильно спросил. Просто я до сих пор не научился правильно отвечать.</w:t>
+        <w:t>Да, пожалуйста. И чай. Чёрный, без сахара.</w:t>
       </w:r>
     </w:p>
     <w:p>
       <w:pPr>
-        <w:keepNext/>
-        <w:spacing w:before="320" w:after="140"/>
+        <w:spacing w:before="0" w:after="110" w:line="300" w:lineRule="auto"/>
       </w:pPr>
       <w:r>
         <w:rPr>
           <w:rFonts w:ascii="Times New Roman" w:hAnsi="Times New Roman" w:eastAsia="Malgun Gothic"/>
           <w:b/>
           <w:i w:val="0"/>
-          <w:color w:val="1F3864"/>
-          <w:sz w:val="26"/>
-        </w:rPr>
-        <w:t>장면 4 — 아카이브 앞, 조야와의 만남</w:t>
+          <w:sz w:val="22"/>
+        </w:rPr>
+        <w:t xml:space="preserve">Буфетчица: </w:t>
+      </w:r>
+      <w:r>
+        <w:rPr>
+          <w:rFonts w:ascii="Times New Roman" w:hAnsi="Times New Roman" w:eastAsia="Malgun Gothic"/>
+          <w:b w:val="0"/>
+          <w:i w:val="0"/>
+          <w:sz w:val="22"/>
+        </w:rPr>
+        <w:t>Пирожки не хотите? Свежие, только привезли. С капустой, с картошкой, с яйцом и луком.</w:t>
       </w:r>
     </w:p>
     <w:p>
@@ -1981,7 +1786,7 @@
           <w:i w:val="0"/>
           <w:sz w:val="22"/>
         </w:rPr>
-        <w:t xml:space="preserve">Зоя: </w:t>
+        <w:t xml:space="preserve">Лёша: </w:t>
       </w:r>
       <w:r>
         <w:rPr>
@@ -1990,7 +1795,7 @@
           <w:i w:val="0"/>
           <w:sz w:val="22"/>
         </w:rPr>
-        <w:t>Так вот он какой, твой ученик, Витя.</w:t>
+        <w:t>Нет, спасибо, мне уже хватит.</w:t>
       </w:r>
     </w:p>
     <w:p>
@@ -2013,7 +1818,7 @@
           <w:i w:val="0"/>
           <w:sz w:val="22"/>
         </w:rPr>
-        <w:t>Алексей, познакомься. Зоя Петровна была секретарём коллегии в те годы. Она сохранила документы, о которых лучше бы забыли.</w:t>
+        <w:t>А мне один с капустой. Для настроения.</w:t>
       </w:r>
     </w:p>
     <w:p>
@@ -2027,7 +1832,7 @@
           <w:i w:val="0"/>
           <w:sz w:val="22"/>
         </w:rPr>
-        <w:t xml:space="preserve">Зоя: </w:t>
+        <w:t xml:space="preserve">Буфетчица: </w:t>
       </w:r>
       <w:r>
         <w:rPr>
@@ -2036,7 +1841,7 @@
           <w:i w:val="0"/>
           <w:sz w:val="22"/>
         </w:rPr>
-        <w:t>Лучше бы — для кого, Витя? Рукописи не горят. Их просто прячут до поры до времени.</w:t>
+        <w:t>Всё вместе — шестьсот двадцать.</w:t>
       </w:r>
     </w:p>
     <w:p>
@@ -2051,282 +1856,6 @@
           <w:sz w:val="22"/>
         </w:rPr>
         <w:t xml:space="preserve">Лёша: </w:t>
-      </w:r>
-      <w:r>
-        <w:rPr>
-          <w:rFonts w:ascii="Times New Roman" w:hAnsi="Times New Roman" w:eastAsia="Malgun Gothic"/>
-          <w:b w:val="0"/>
-          <w:i w:val="0"/>
-          <w:sz w:val="22"/>
-        </w:rPr>
-        <w:t>Как у Булгакова.</w:t>
-      </w:r>
-    </w:p>
-    <w:p>
-      <w:pPr>
-        <w:spacing w:before="0" w:after="110" w:line="300" w:lineRule="auto"/>
-      </w:pPr>
-      <w:r>
-        <w:rPr>
-          <w:rFonts w:ascii="Times New Roman" w:hAnsi="Times New Roman" w:eastAsia="Malgun Gothic"/>
-          <w:b/>
-          <w:i w:val="0"/>
-          <w:sz w:val="22"/>
-        </w:rPr>
-        <w:t xml:space="preserve">Зоя: </w:t>
-      </w:r>
-      <w:r>
-        <w:rPr>
-          <w:rFonts w:ascii="Times New Roman" w:hAnsi="Times New Roman" w:eastAsia="Malgun Gothic"/>
-          <w:b w:val="0"/>
-          <w:i w:val="0"/>
-          <w:sz w:val="22"/>
-        </w:rPr>
-        <w:t>Как у Булгакова. Только Воланда у нас нет — приходится самой держать папки на антресолях.</w:t>
-      </w:r>
-    </w:p>
-    <w:p>
-      <w:pPr>
-        <w:spacing w:before="0" w:after="110" w:line="300" w:lineRule="auto"/>
-      </w:pPr>
-      <w:r>
-        <w:rPr>
-          <w:rFonts w:ascii="Times New Roman" w:hAnsi="Times New Roman" w:eastAsia="Malgun Gothic"/>
-          <w:b/>
-          <w:i w:val="0"/>
-          <w:sz w:val="22"/>
-        </w:rPr>
-        <w:t xml:space="preserve">Быков: </w:t>
-      </w:r>
-      <w:r>
-        <w:rPr>
-          <w:rFonts w:ascii="Times New Roman" w:hAnsi="Times New Roman" w:eastAsia="Malgun Gothic"/>
-          <w:b w:val="0"/>
-          <w:i w:val="0"/>
-          <w:sz w:val="22"/>
-        </w:rPr>
-        <w:t>Зоя у нас хранительница. Всё, что коллегия хотела выбросить, оказалось у неё на антресолях.</w:t>
-      </w:r>
-    </w:p>
-    <w:p>
-      <w:pPr>
-        <w:spacing w:before="0" w:after="110" w:line="300" w:lineRule="auto"/>
-      </w:pPr>
-      <w:r>
-        <w:rPr>
-          <w:rFonts w:ascii="Times New Roman" w:hAnsi="Times New Roman" w:eastAsia="Malgun Gothic"/>
-          <w:b/>
-          <w:i w:val="0"/>
-          <w:sz w:val="22"/>
-        </w:rPr>
-        <w:t xml:space="preserve">Зоя: </w:t>
-      </w:r>
-      <w:r>
-        <w:rPr>
-          <w:rFonts w:ascii="Times New Roman" w:hAnsi="Times New Roman" w:eastAsia="Malgun Gothic"/>
-          <w:b w:val="0"/>
-          <w:i w:val="0"/>
-          <w:sz w:val="22"/>
-        </w:rPr>
-        <w:t>Не всё, Витя. Только то, что стыдно было выбрасывать.</w:t>
-      </w:r>
-    </w:p>
-    <w:p>
-      <w:pPr>
-        <w:spacing w:before="0" w:after="110" w:line="300" w:lineRule="auto"/>
-      </w:pPr>
-      <w:r>
-        <w:rPr>
-          <w:rFonts w:ascii="Times New Roman" w:hAnsi="Times New Roman" w:eastAsia="Malgun Gothic"/>
-          <w:b/>
-          <w:i w:val="0"/>
-          <w:sz w:val="22"/>
-        </w:rPr>
-        <w:t xml:space="preserve">Лёша: </w:t>
-      </w:r>
-      <w:r>
-        <w:rPr>
-          <w:rFonts w:ascii="Times New Roman" w:hAnsi="Times New Roman" w:eastAsia="Malgun Gothic"/>
-          <w:b w:val="0"/>
-          <w:i w:val="0"/>
-          <w:sz w:val="22"/>
-        </w:rPr>
-        <w:t>Документы по делу Уварова?</w:t>
-      </w:r>
-    </w:p>
-    <w:p>
-      <w:pPr>
-        <w:spacing w:before="0" w:after="110" w:line="300" w:lineRule="auto"/>
-      </w:pPr>
-      <w:r>
-        <w:rPr>
-          <w:rFonts w:ascii="Times New Roman" w:hAnsi="Times New Roman" w:eastAsia="Malgun Gothic"/>
-          <w:b/>
-          <w:i w:val="0"/>
-          <w:sz w:val="22"/>
-        </w:rPr>
-        <w:t xml:space="preserve">Зоя: </w:t>
-      </w:r>
-      <w:r>
-        <w:rPr>
-          <w:rFonts w:ascii="Times New Roman" w:hAnsi="Times New Roman" w:eastAsia="Malgun Gothic"/>
-          <w:b w:val="0"/>
-          <w:i w:val="0"/>
-          <w:sz w:val="22"/>
-        </w:rPr>
-        <w:t>И не только. Виктор Петрович пришёл ко мне не просто так. У него снова горят глаза, как тогда.</w:t>
-      </w:r>
-    </w:p>
-    <w:p>
-      <w:pPr>
-        <w:spacing w:before="0" w:after="110" w:line="300" w:lineRule="auto"/>
-      </w:pPr>
-      <w:r>
-        <w:rPr>
-          <w:rFonts w:ascii="Times New Roman" w:hAnsi="Times New Roman" w:eastAsia="Malgun Gothic"/>
-          <w:b/>
-          <w:i w:val="0"/>
-          <w:sz w:val="22"/>
-        </w:rPr>
-        <w:t xml:space="preserve">Быков: </w:t>
-      </w:r>
-      <w:r>
-        <w:rPr>
-          <w:rFonts w:ascii="Times New Roman" w:hAnsi="Times New Roman" w:eastAsia="Malgun Gothic"/>
-          <w:b w:val="0"/>
-          <w:i w:val="0"/>
-          <w:sz w:val="22"/>
-        </w:rPr>
-        <w:t>Зоя, не преувеличивай.</w:t>
-      </w:r>
-    </w:p>
-    <w:p>
-      <w:pPr>
-        <w:spacing w:before="0" w:after="110" w:line="300" w:lineRule="auto"/>
-      </w:pPr>
-      <w:r>
-        <w:rPr>
-          <w:rFonts w:ascii="Times New Roman" w:hAnsi="Times New Roman" w:eastAsia="Malgun Gothic"/>
-          <w:b/>
-          <w:i w:val="0"/>
-          <w:sz w:val="22"/>
-        </w:rPr>
-        <w:t xml:space="preserve">Зоя: </w:t>
-      </w:r>
-      <w:r>
-        <w:rPr>
-          <w:rFonts w:ascii="Times New Roman" w:hAnsi="Times New Roman" w:eastAsia="Malgun Gothic"/>
-          <w:b w:val="0"/>
-          <w:i w:val="0"/>
-          <w:sz w:val="22"/>
-        </w:rPr>
-        <w:t>Я тридцать пять лет смотрю, как ты хоронишь это дело в себе, Витя. И вот опять «Сибзавод». История повторяется, только фамилии другие.</w:t>
-      </w:r>
-    </w:p>
-    <w:p>
-      <w:pPr>
-        <w:spacing w:before="0" w:after="110" w:line="300" w:lineRule="auto"/>
-      </w:pPr>
-      <w:r>
-        <w:rPr>
-          <w:rFonts w:ascii="Times New Roman" w:hAnsi="Times New Roman" w:eastAsia="Malgun Gothic"/>
-          <w:b/>
-          <w:i w:val="0"/>
-          <w:sz w:val="22"/>
-        </w:rPr>
-        <w:t xml:space="preserve">Лёша: </w:t>
-      </w:r>
-      <w:r>
-        <w:rPr>
-          <w:rFonts w:ascii="Times New Roman" w:hAnsi="Times New Roman" w:eastAsia="Malgun Gothic"/>
-          <w:b w:val="0"/>
-          <w:i w:val="0"/>
-          <w:sz w:val="22"/>
-        </w:rPr>
-        <w:t>Виктор Петрович, вы поэтому взялись за дело Сафронова? Из-за Уварова?</w:t>
-      </w:r>
-    </w:p>
-    <w:p>
-      <w:pPr>
-        <w:spacing w:before="0" w:after="110" w:line="300" w:lineRule="auto"/>
-      </w:pPr>
-      <w:r>
-        <w:rPr>
-          <w:rFonts w:ascii="Times New Roman" w:hAnsi="Times New Roman" w:eastAsia="Malgun Gothic"/>
-          <w:b/>
-          <w:i w:val="0"/>
-          <w:sz w:val="22"/>
-        </w:rPr>
-        <w:t xml:space="preserve">Быков: </w:t>
-      </w:r>
-      <w:r>
-        <w:rPr>
-          <w:rFonts w:ascii="Times New Roman" w:hAnsi="Times New Roman" w:eastAsia="Malgun Gothic"/>
-          <w:b w:val="0"/>
-          <w:i w:val="0"/>
-          <w:sz w:val="22"/>
-        </w:rPr>
-        <w:t>Может быть. Когда однажды проигрываешь правде — потом всю жизнь ищешь способ отыграться.</w:t>
-      </w:r>
-    </w:p>
-    <w:p>
-      <w:pPr>
-        <w:spacing w:before="0" w:after="110" w:line="300" w:lineRule="auto"/>
-      </w:pPr>
-      <w:r>
-        <w:rPr>
-          <w:rFonts w:ascii="Times New Roman" w:hAnsi="Times New Roman" w:eastAsia="Malgun Gothic"/>
-          <w:b/>
-          <w:i w:val="0"/>
-          <w:sz w:val="22"/>
-        </w:rPr>
-        <w:t xml:space="preserve">Лёша: </w:t>
-      </w:r>
-      <w:r>
-        <w:rPr>
-          <w:rFonts w:ascii="Times New Roman" w:hAnsi="Times New Roman" w:eastAsia="Malgun Gothic"/>
-          <w:b w:val="0"/>
-          <w:i w:val="0"/>
-          <w:sz w:val="22"/>
-        </w:rPr>
-        <w:t>Это не месть?</w:t>
-      </w:r>
-    </w:p>
-    <w:p>
-      <w:pPr>
-        <w:spacing w:before="0" w:after="110" w:line="300" w:lineRule="auto"/>
-      </w:pPr>
-      <w:r>
-        <w:rPr>
-          <w:rFonts w:ascii="Times New Roman" w:hAnsi="Times New Roman" w:eastAsia="Malgun Gothic"/>
-          <w:b/>
-          <w:i w:val="0"/>
-          <w:sz w:val="22"/>
-        </w:rPr>
-        <w:t xml:space="preserve">Быков: </w:t>
-      </w:r>
-      <w:r>
-        <w:rPr>
-          <w:rFonts w:ascii="Times New Roman" w:hAnsi="Times New Roman" w:eastAsia="Malgun Gothic"/>
-          <w:b w:val="0"/>
-          <w:i w:val="0"/>
-          <w:sz w:val="22"/>
-        </w:rPr>
-        <w:t>Нет. Это долг. Разница важная, Алексей. Запомни её.</w:t>
-      </w:r>
-    </w:p>
-    <w:p>
-      <w:pPr>
-        <w:spacing w:before="0" w:after="110" w:line="300" w:lineRule="auto"/>
-      </w:pPr>
-      <w:r>
-        <w:rPr>
-          <w:rFonts w:ascii="Times New Roman" w:hAnsi="Times New Roman" w:eastAsia="Malgun Gothic"/>
-          <w:b/>
-          <w:i w:val="0"/>
-          <w:sz w:val="22"/>
-        </w:rPr>
-        <w:t xml:space="preserve">Зоя: </w:t>
       </w:r>
       <w:r>
         <w:rPr>
@@ -2336,7 +1865,7 @@
           <w:color w:val="555555"/>
           <w:sz w:val="22"/>
         </w:rPr>
-        <w:t>(Лёше)</w:t>
+        <w:t>(достаёт кошелёк)</w:t>
       </w:r>
       <w:r>
         <w:rPr>
@@ -2345,7 +1874,7 @@
           <w:i w:val="0"/>
           <w:sz w:val="22"/>
         </w:rPr>
-        <w:t xml:space="preserve"> А ты, значит, тот самый, про которого он говорит «упрямый, но толковый»?</w:t>
+        <w:t xml:space="preserve"> Я заплачу.</w:t>
       </w:r>
     </w:p>
     <w:p>
@@ -2359,7 +1888,7 @@
           <w:i w:val="0"/>
           <w:sz w:val="22"/>
         </w:rPr>
-        <w:t xml:space="preserve">Лёша: </w:t>
+        <w:t xml:space="preserve">Быков: </w:t>
       </w:r>
       <w:r>
         <w:rPr>
@@ -2368,7 +1897,7 @@
           <w:i w:val="0"/>
           <w:sz w:val="22"/>
         </w:rPr>
-        <w:t>Не знал, что он про меня вообще что-то говорит.</w:t>
+        <w:t>Убери.</w:t>
       </w:r>
     </w:p>
     <w:p>
@@ -2382,7 +1911,7 @@
           <w:i w:val="0"/>
           <w:sz w:val="22"/>
         </w:rPr>
-        <w:t xml:space="preserve">Зоя: </w:t>
+        <w:t xml:space="preserve">Лёша: </w:t>
       </w:r>
       <w:r>
         <w:rPr>
@@ -2391,7 +1920,7 @@
           <w:i w:val="0"/>
           <w:sz w:val="22"/>
         </w:rPr>
-        <w:t>Говорит. Редко, но говорит. Для Вити это почти признание в любви.</w:t>
+        <w:t>Виктор Петрович, неудобно. Давайте хотя бы пополам.</w:t>
       </w:r>
     </w:p>
     <w:p>
@@ -2414,7 +1943,7 @@
           <w:i w:val="0"/>
           <w:sz w:val="22"/>
         </w:rPr>
-        <w:t>Зоя, ну хватит.</w:t>
+        <w:t>Неудобно спать на потолке — одеяло падает. Я пригласил, я и плачу. Будешь зарабатывать больше меня — тогда угостишь.</w:t>
       </w:r>
     </w:p>
     <w:p>
@@ -2428,7 +1957,7 @@
           <w:i w:val="0"/>
           <w:sz w:val="22"/>
         </w:rPr>
-        <w:t xml:space="preserve">Зоя: </w:t>
+        <w:t xml:space="preserve">Лёша: </w:t>
       </w:r>
       <w:r>
         <w:rPr>
@@ -2437,37 +1966,21 @@
           <w:i w:val="0"/>
           <w:sz w:val="22"/>
         </w:rPr>
-        <w:t>Молчу, молчу. Идите, мальчики. У меня папки не разобраны.</w:t>
+        <w:t>Это вы надолго откладываете.</w:t>
       </w:r>
     </w:p>
     <w:p>
       <w:pPr>
-        <w:keepNext/>
-        <w:spacing w:before="320" w:after="140"/>
+        <w:spacing w:before="0" w:after="110" w:line="300" w:lineRule="auto"/>
       </w:pPr>
       <w:r>
         <w:rPr>
           <w:rFonts w:ascii="Times New Roman" w:hAnsi="Times New Roman" w:eastAsia="Malgun Gothic"/>
           <w:b/>
           <w:i w:val="0"/>
-          <w:color w:val="1F3864"/>
-          <w:sz w:val="26"/>
-        </w:rPr>
-        <w:t>장면 5 — 밤, 돌아오는 길</w:t>
-      </w:r>
-    </w:p>
-    <w:p>
-      <w:pPr>
-        <w:spacing w:before="0" w:after="110" w:line="300" w:lineRule="auto"/>
-      </w:pPr>
-      <w:r>
-        <w:rPr>
-          <w:rFonts w:ascii="Times New Roman" w:hAnsi="Times New Roman" w:eastAsia="Malgun Gothic"/>
-          <w:b/>
-          <w:i w:val="0"/>
-          <w:sz w:val="22"/>
-        </w:rPr>
-        <w:t xml:space="preserve">Лёша: </w:t>
+          <w:sz w:val="22"/>
+        </w:rPr>
+        <w:t xml:space="preserve">Быков: </w:t>
       </w:r>
       <w:r>
         <w:rPr>
@@ -2476,497 +1989,7 @@
           <w:i w:val="0"/>
           <w:sz w:val="22"/>
         </w:rPr>
-        <w:t>Почему вы никогда не рассказывали мне об этом раньше?</w:t>
-      </w:r>
-    </w:p>
-    <w:p>
-      <w:pPr>
-        <w:spacing w:before="0" w:after="110" w:line="300" w:lineRule="auto"/>
-      </w:pPr>
-      <w:r>
-        <w:rPr>
-          <w:rFonts w:ascii="Times New Roman" w:hAnsi="Times New Roman" w:eastAsia="Malgun Gothic"/>
-          <w:b/>
-          <w:i w:val="0"/>
-          <w:sz w:val="22"/>
-        </w:rPr>
-        <w:t xml:space="preserve">Быков: </w:t>
-      </w:r>
-      <w:r>
-        <w:rPr>
-          <w:rFonts w:ascii="Times New Roman" w:hAnsi="Times New Roman" w:eastAsia="Malgun Gothic"/>
-          <w:b w:val="0"/>
-          <w:i w:val="0"/>
-          <w:sz w:val="22"/>
-        </w:rPr>
-        <w:t>Потому что не хотел, чтобы ты шёл в эту профессию из чувства долга передо мной. Хотел, чтобы ты сам решил, зачем тебе это нужно.</w:t>
-      </w:r>
-    </w:p>
-    <w:p>
-      <w:pPr>
-        <w:spacing w:before="0" w:after="110" w:line="300" w:lineRule="auto"/>
-      </w:pPr>
-      <w:r>
-        <w:rPr>
-          <w:rFonts w:ascii="Times New Roman" w:hAnsi="Times New Roman" w:eastAsia="Malgun Gothic"/>
-          <w:b/>
-          <w:i w:val="0"/>
-          <w:sz w:val="22"/>
-        </w:rPr>
-        <w:t xml:space="preserve">Лёша: </w:t>
-      </w:r>
-      <w:r>
-        <w:rPr>
-          <w:rFonts w:ascii="Times New Roman" w:hAnsi="Times New Roman" w:eastAsia="Malgun Gothic"/>
-          <w:b w:val="0"/>
-          <w:i w:val="0"/>
-          <w:sz w:val="22"/>
-        </w:rPr>
-        <w:t>А теперь решили рассказать?</w:t>
-      </w:r>
-    </w:p>
-    <w:p>
-      <w:pPr>
-        <w:spacing w:before="0" w:after="110" w:line="300" w:lineRule="auto"/>
-      </w:pPr>
-      <w:r>
-        <w:rPr>
-          <w:rFonts w:ascii="Times New Roman" w:hAnsi="Times New Roman" w:eastAsia="Malgun Gothic"/>
-          <w:b/>
-          <w:i w:val="0"/>
-          <w:sz w:val="22"/>
-        </w:rPr>
-        <w:t xml:space="preserve">Быков: </w:t>
-      </w:r>
-      <w:r>
-        <w:rPr>
-          <w:rFonts w:ascii="Times New Roman" w:hAnsi="Times New Roman" w:eastAsia="Malgun Gothic"/>
-          <w:b w:val="0"/>
-          <w:i w:val="0"/>
-          <w:sz w:val="22"/>
-        </w:rPr>
-        <w:t>Теперь ты уже решил. Я это вижу.</w:t>
-      </w:r>
-    </w:p>
-    <w:p>
-      <w:pPr>
-        <w:spacing w:before="0" w:after="110" w:line="300" w:lineRule="auto"/>
-      </w:pPr>
-      <w:r>
-        <w:rPr>
-          <w:rFonts w:ascii="Times New Roman" w:hAnsi="Times New Roman" w:eastAsia="Malgun Gothic"/>
-          <w:b/>
-          <w:i w:val="0"/>
-          <w:sz w:val="22"/>
-        </w:rPr>
-        <w:t xml:space="preserve">Лёша: </w:t>
-      </w:r>
-      <w:r>
-        <w:rPr>
-          <w:rFonts w:ascii="Times New Roman" w:hAnsi="Times New Roman" w:eastAsia="Malgun Gothic"/>
-          <w:b w:val="0"/>
-          <w:i w:val="0"/>
-          <w:sz w:val="22"/>
-        </w:rPr>
-        <w:t>Вы не боитесь, что со мной случится то же самое? Исключение, преследование?</w:t>
-      </w:r>
-    </w:p>
-    <w:p>
-      <w:pPr>
-        <w:spacing w:before="0" w:after="110" w:line="300" w:lineRule="auto"/>
-      </w:pPr>
-      <w:r>
-        <w:rPr>
-          <w:rFonts w:ascii="Times New Roman" w:hAnsi="Times New Roman" w:eastAsia="Malgun Gothic"/>
-          <w:b/>
-          <w:i w:val="0"/>
-          <w:sz w:val="22"/>
-        </w:rPr>
-        <w:t xml:space="preserve">Быков: </w:t>
-      </w:r>
-      <w:r>
-        <w:rPr>
-          <w:rFonts w:ascii="Times New Roman" w:hAnsi="Times New Roman" w:eastAsia="Malgun Gothic"/>
-          <w:b w:val="0"/>
-          <w:i w:val="0"/>
-          <w:sz w:val="22"/>
-        </w:rPr>
-        <w:t>Боюсь. Каждый день боюсь.</w:t>
-      </w:r>
-    </w:p>
-    <w:p>
-      <w:pPr>
-        <w:spacing w:before="0" w:after="110" w:line="300" w:lineRule="auto"/>
-      </w:pPr>
-      <w:r>
-        <w:rPr>
-          <w:rFonts w:ascii="Times New Roman" w:hAnsi="Times New Roman" w:eastAsia="Malgun Gothic"/>
-          <w:b/>
-          <w:i w:val="0"/>
-          <w:sz w:val="22"/>
-        </w:rPr>
-        <w:t xml:space="preserve">Лёша: </w:t>
-      </w:r>
-      <w:r>
-        <w:rPr>
-          <w:rFonts w:ascii="Times New Roman" w:hAnsi="Times New Roman" w:eastAsia="Malgun Gothic"/>
-          <w:b w:val="0"/>
-          <w:i w:val="0"/>
-          <w:sz w:val="22"/>
-        </w:rPr>
-        <w:t>Тогда зачем вы меня в это втягиваете?</w:t>
-      </w:r>
-    </w:p>
-    <w:p>
-      <w:pPr>
-        <w:spacing w:before="0" w:after="110" w:line="300" w:lineRule="auto"/>
-      </w:pPr>
-      <w:r>
-        <w:rPr>
-          <w:rFonts w:ascii="Times New Roman" w:hAnsi="Times New Roman" w:eastAsia="Malgun Gothic"/>
-          <w:b/>
-          <w:i w:val="0"/>
-          <w:sz w:val="22"/>
-        </w:rPr>
-        <w:t xml:space="preserve">Быков: </w:t>
-      </w:r>
-      <w:r>
-        <w:rPr>
-          <w:rFonts w:ascii="Times New Roman" w:hAnsi="Times New Roman" w:eastAsia="Malgun Gothic"/>
-          <w:b w:val="0"/>
-          <w:i w:val="0"/>
-          <w:sz w:val="22"/>
-        </w:rPr>
-        <w:t>Потому что кто-то должен продолжать. Даже если страшно. Особенно если страшно.</w:t>
-      </w:r>
-    </w:p>
-    <w:p>
-      <w:pPr>
-        <w:spacing w:before="0" w:after="110" w:line="300" w:lineRule="auto"/>
-      </w:pPr>
-      <w:r>
-        <w:rPr>
-          <w:rFonts w:ascii="Times New Roman" w:hAnsi="Times New Roman" w:eastAsia="Malgun Gothic"/>
-          <w:b/>
-          <w:i w:val="0"/>
-          <w:sz w:val="22"/>
-        </w:rPr>
-        <w:t xml:space="preserve">Лёша: </w:t>
-      </w:r>
-      <w:r>
-        <w:rPr>
-          <w:rFonts w:ascii="Times New Roman" w:hAnsi="Times New Roman" w:eastAsia="Malgun Gothic"/>
-          <w:b w:val="0"/>
-          <w:i w:val="0"/>
-          <w:sz w:val="22"/>
-        </w:rPr>
-        <w:t>Вы говорите так, будто уже знаете, чем всё кончится.</w:t>
-      </w:r>
-    </w:p>
-    <w:p>
-      <w:pPr>
-        <w:spacing w:before="0" w:after="110" w:line="300" w:lineRule="auto"/>
-      </w:pPr>
-      <w:r>
-        <w:rPr>
-          <w:rFonts w:ascii="Times New Roman" w:hAnsi="Times New Roman" w:eastAsia="Malgun Gothic"/>
-          <w:b/>
-          <w:i w:val="0"/>
-          <w:sz w:val="22"/>
-        </w:rPr>
-        <w:t xml:space="preserve">Быков: </w:t>
-      </w:r>
-      <w:r>
-        <w:rPr>
-          <w:rFonts w:ascii="Times New Roman" w:hAnsi="Times New Roman" w:eastAsia="Malgun Gothic"/>
-          <w:b w:val="0"/>
-          <w:i w:val="0"/>
-          <w:sz w:val="22"/>
-        </w:rPr>
-        <w:t>Знаю только одно: такие дела никогда не остаются маленькими. Начинается с вентиляции, а заканчивается тем, кто на самом деле управляет городом.</w:t>
-      </w:r>
-    </w:p>
-    <w:p>
-      <w:pPr>
-        <w:spacing w:before="0" w:after="110" w:line="300" w:lineRule="auto"/>
-      </w:pPr>
-      <w:r>
-        <w:rPr>
-          <w:rFonts w:ascii="Times New Roman" w:hAnsi="Times New Roman" w:eastAsia="Malgun Gothic"/>
-          <w:b/>
-          <w:i w:val="0"/>
-          <w:sz w:val="22"/>
-        </w:rPr>
-        <w:t xml:space="preserve">Лёша: </w:t>
-      </w:r>
-      <w:r>
-        <w:rPr>
-          <w:rFonts w:ascii="Times New Roman" w:hAnsi="Times New Roman" w:eastAsia="Malgun Gothic"/>
-          <w:b w:val="0"/>
-          <w:i w:val="0"/>
-          <w:sz w:val="22"/>
-        </w:rPr>
-        <w:t>Семён согласился дать показания. Пока анонимно.</w:t>
-      </w:r>
-    </w:p>
-    <w:p>
-      <w:pPr>
-        <w:spacing w:before="0" w:after="110" w:line="300" w:lineRule="auto"/>
-      </w:pPr>
-      <w:r>
-        <w:rPr>
-          <w:rFonts w:ascii="Times New Roman" w:hAnsi="Times New Roman" w:eastAsia="Malgun Gothic"/>
-          <w:b/>
-          <w:i w:val="0"/>
-          <w:sz w:val="22"/>
-        </w:rPr>
-        <w:t xml:space="preserve">Быков: </w:t>
-      </w:r>
-      <w:r>
-        <w:rPr>
-          <w:rFonts w:ascii="Times New Roman" w:hAnsi="Times New Roman" w:eastAsia="Malgun Gothic"/>
-          <w:b w:val="0"/>
-          <w:i w:val="0"/>
-          <w:sz w:val="22"/>
-        </w:rPr>
-        <w:t>Уже хорошо. Первый камень в стене.</w:t>
-      </w:r>
-    </w:p>
-    <w:p>
-      <w:pPr>
-        <w:spacing w:before="0" w:after="110" w:line="300" w:lineRule="auto"/>
-      </w:pPr>
-      <w:r>
-        <w:rPr>
-          <w:rFonts w:ascii="Times New Roman" w:hAnsi="Times New Roman" w:eastAsia="Malgun Gothic"/>
-          <w:b/>
-          <w:i w:val="0"/>
-          <w:sz w:val="22"/>
-        </w:rPr>
-        <w:t xml:space="preserve">Лёша: </w:t>
-      </w:r>
-      <w:r>
-        <w:rPr>
-          <w:rFonts w:ascii="Times New Roman" w:hAnsi="Times New Roman" w:eastAsia="Malgun Gothic"/>
-          <w:b w:val="0"/>
-          <w:i w:val="0"/>
-          <w:sz w:val="22"/>
-        </w:rPr>
-        <w:t>А если стена не выдержит?</w:t>
-      </w:r>
-    </w:p>
-    <w:p>
-      <w:pPr>
-        <w:spacing w:before="0" w:after="110" w:line="300" w:lineRule="auto"/>
-      </w:pPr>
-      <w:r>
-        <w:rPr>
-          <w:rFonts w:ascii="Times New Roman" w:hAnsi="Times New Roman" w:eastAsia="Malgun Gothic"/>
-          <w:b/>
-          <w:i w:val="0"/>
-          <w:sz w:val="22"/>
-        </w:rPr>
-        <w:t xml:space="preserve">Быков: </w:t>
-      </w:r>
-      <w:r>
-        <w:rPr>
-          <w:rFonts w:ascii="Times New Roman" w:hAnsi="Times New Roman" w:eastAsia="Malgun Gothic"/>
-          <w:b w:val="0"/>
-          <w:i w:val="0"/>
-          <w:sz w:val="22"/>
-        </w:rPr>
-        <w:t>Тогда построим новую. Из следующего камня.</w:t>
-      </w:r>
-    </w:p>
-    <w:p>
-      <w:pPr>
-        <w:keepNext/>
-        <w:spacing w:before="320" w:after="140"/>
-      </w:pPr>
-      <w:r>
-        <w:rPr>
-          <w:rFonts w:ascii="Times New Roman" w:hAnsi="Times New Roman" w:eastAsia="Malgun Gothic"/>
-          <w:b/>
-          <w:i w:val="0"/>
-          <w:color w:val="1F3864"/>
-          <w:sz w:val="26"/>
-        </w:rPr>
-        <w:t>장면 6 — 사무실, 다짐</w:t>
-      </w:r>
-    </w:p>
-    <w:p>
-      <w:pPr>
-        <w:spacing w:before="0" w:after="110" w:line="300" w:lineRule="auto"/>
-      </w:pPr>
-      <w:r>
-        <w:rPr>
-          <w:rFonts w:ascii="Times New Roman" w:hAnsi="Times New Roman" w:eastAsia="Malgun Gothic"/>
-          <w:b/>
-          <w:i w:val="0"/>
-          <w:sz w:val="22"/>
-        </w:rPr>
-        <w:t xml:space="preserve">Лёша: </w:t>
-      </w:r>
-      <w:r>
-        <w:rPr>
-          <w:rFonts w:ascii="Times New Roman" w:hAnsi="Times New Roman" w:eastAsia="Malgun Gothic"/>
-          <w:b w:val="0"/>
-          <w:i w:val="0"/>
-          <w:sz w:val="22"/>
-        </w:rPr>
-        <w:t>Виктор Петрович, я хочу подать официальное заявление в прокуратуру о пересмотре дела. Завтра же.</w:t>
-      </w:r>
-    </w:p>
-    <w:p>
-      <w:pPr>
-        <w:spacing w:before="0" w:after="110" w:line="300" w:lineRule="auto"/>
-      </w:pPr>
-      <w:r>
-        <w:rPr>
-          <w:rFonts w:ascii="Times New Roman" w:hAnsi="Times New Roman" w:eastAsia="Malgun Gothic"/>
-          <w:b/>
-          <w:i w:val="0"/>
-          <w:sz w:val="22"/>
-        </w:rPr>
-        <w:t xml:space="preserve">Быков: </w:t>
-      </w:r>
-      <w:r>
-        <w:rPr>
-          <w:rFonts w:ascii="Times New Roman" w:hAnsi="Times New Roman" w:eastAsia="Malgun Gothic"/>
-          <w:b w:val="0"/>
-          <w:i w:val="0"/>
-          <w:sz w:val="22"/>
-        </w:rPr>
-        <w:t>Ты понимаешь, что это значит? Обратной дороги после этого не будет.</w:t>
-      </w:r>
-    </w:p>
-    <w:p>
-      <w:pPr>
-        <w:spacing w:before="0" w:after="110" w:line="300" w:lineRule="auto"/>
-      </w:pPr>
-      <w:r>
-        <w:rPr>
-          <w:rFonts w:ascii="Times New Roman" w:hAnsi="Times New Roman" w:eastAsia="Malgun Gothic"/>
-          <w:b/>
-          <w:i w:val="0"/>
-          <w:sz w:val="22"/>
-        </w:rPr>
-        <w:t xml:space="preserve">Лёша: </w:t>
-      </w:r>
-      <w:r>
-        <w:rPr>
-          <w:rFonts w:ascii="Times New Roman" w:hAnsi="Times New Roman" w:eastAsia="Malgun Gothic"/>
-          <w:b w:val="0"/>
-          <w:i w:val="0"/>
-          <w:sz w:val="22"/>
-        </w:rPr>
-        <w:t>Понимаю.</w:t>
-      </w:r>
-    </w:p>
-    <w:p>
-      <w:pPr>
-        <w:spacing w:before="0" w:after="110" w:line="300" w:lineRule="auto"/>
-      </w:pPr>
-      <w:r>
-        <w:rPr>
-          <w:rFonts w:ascii="Times New Roman" w:hAnsi="Times New Roman" w:eastAsia="Malgun Gothic"/>
-          <w:b/>
-          <w:i w:val="0"/>
-          <w:sz w:val="22"/>
-        </w:rPr>
-        <w:t xml:space="preserve">Быков: </w:t>
-      </w:r>
-      <w:r>
-        <w:rPr>
-          <w:rFonts w:ascii="Times New Roman" w:hAnsi="Times New Roman" w:eastAsia="Malgun Gothic"/>
-          <w:b w:val="0"/>
-          <w:i w:val="0"/>
-          <w:sz w:val="22"/>
-        </w:rPr>
-        <w:t>Тебя будут вызывать. Будут звонить твоему отцу, твоим друзьям. Найдут способ надавить.</w:t>
-      </w:r>
-    </w:p>
-    <w:p>
-      <w:pPr>
-        <w:spacing w:before="0" w:after="110" w:line="300" w:lineRule="auto"/>
-      </w:pPr>
-      <w:r>
-        <w:rPr>
-          <w:rFonts w:ascii="Times New Roman" w:hAnsi="Times New Roman" w:eastAsia="Malgun Gothic"/>
-          <w:b/>
-          <w:i w:val="0"/>
-          <w:sz w:val="22"/>
-        </w:rPr>
-        <w:t xml:space="preserve">Лёша: </w:t>
-      </w:r>
-      <w:r>
-        <w:rPr>
-          <w:rFonts w:ascii="Times New Roman" w:hAnsi="Times New Roman" w:eastAsia="Malgun Gothic"/>
-          <w:b w:val="0"/>
-          <w:i w:val="0"/>
-          <w:sz w:val="22"/>
-        </w:rPr>
-        <w:t>Пусть находят.</w:t>
-      </w:r>
-    </w:p>
-    <w:p>
-      <w:pPr>
-        <w:spacing w:before="0" w:after="110" w:line="300" w:lineRule="auto"/>
-      </w:pPr>
-      <w:r>
-        <w:rPr>
-          <w:rFonts w:ascii="Times New Roman" w:hAnsi="Times New Roman" w:eastAsia="Malgun Gothic"/>
-          <w:b/>
-          <w:i w:val="0"/>
-          <w:sz w:val="22"/>
-        </w:rPr>
-        <w:t xml:space="preserve">Быков: </w:t>
-      </w:r>
-      <w:r>
-        <w:rPr>
-          <w:rFonts w:ascii="Times New Roman" w:hAnsi="Times New Roman" w:eastAsia="Malgun Gothic"/>
-          <w:b w:val="0"/>
-          <w:i w:val="0"/>
-          <w:sz w:val="22"/>
-        </w:rPr>
-        <w:t>Легко сказать сейчас, Алексей. Труднее будет, когда позвонят твоей матери.</w:t>
-      </w:r>
-    </w:p>
-    <w:p>
-      <w:pPr>
-        <w:spacing w:before="0" w:after="110" w:line="300" w:lineRule="auto"/>
-      </w:pPr>
-      <w:r>
-        <w:rPr>
-          <w:rFonts w:ascii="Times New Roman" w:hAnsi="Times New Roman" w:eastAsia="Malgun Gothic"/>
-          <w:b/>
-          <w:i w:val="0"/>
-          <w:sz w:val="22"/>
-        </w:rPr>
-        <w:t xml:space="preserve">Лёша: </w:t>
-      </w:r>
-      <w:r>
-        <w:rPr>
-          <w:rFonts w:ascii="Times New Roman" w:hAnsi="Times New Roman" w:eastAsia="Malgun Gothic"/>
-          <w:b w:val="0"/>
-          <w:i w:val="0"/>
-          <w:sz w:val="22"/>
-        </w:rPr>
-        <w:t>Тогда я поговорю с ней сам. Раньше, чем они.</w:t>
-      </w:r>
-    </w:p>
-    <w:p>
-      <w:pPr>
-        <w:spacing w:before="0" w:after="110" w:line="300" w:lineRule="auto"/>
-      </w:pPr>
-      <w:r>
-        <w:rPr>
-          <w:rFonts w:ascii="Times New Roman" w:hAnsi="Times New Roman" w:eastAsia="Malgun Gothic"/>
-          <w:b/>
-          <w:i w:val="0"/>
-          <w:sz w:val="22"/>
-        </w:rPr>
-        <w:t xml:space="preserve">Быков: </w:t>
+        <w:t xml:space="preserve">На то и расчёт. </w:t>
       </w:r>
       <w:r>
         <w:rPr>
@@ -2976,7 +1999,7 @@
           <w:color w:val="555555"/>
           <w:sz w:val="22"/>
         </w:rPr>
-        <w:t>(улыбается впервые за вечер)</w:t>
+        <w:t>(буфетчице)</w:t>
       </w:r>
       <w:r>
         <w:rPr>
@@ -2985,7 +2008,7 @@
           <w:i w:val="0"/>
           <w:sz w:val="22"/>
         </w:rPr>
-        <w:t xml:space="preserve"> Уваров говорил почти теми же словами. Перед тем как его забрали.</w:t>
+        <w:t xml:space="preserve"> Картой можно?</w:t>
       </w:r>
     </w:p>
     <w:p>
@@ -2999,7 +2022,7 @@
           <w:i w:val="0"/>
           <w:sz w:val="22"/>
         </w:rPr>
-        <w:t xml:space="preserve">Лёша: </w:t>
+        <w:t xml:space="preserve">Буфетчица: </w:t>
       </w:r>
       <w:r>
         <w:rPr>
@@ -3008,7 +2031,7 @@
           <w:i w:val="0"/>
           <w:sz w:val="22"/>
         </w:rPr>
-        <w:t>И это должно меня успокоить?</w:t>
+        <w:t>Терминал с утра не работает. Только наличными.</w:t>
       </w:r>
     </w:p>
     <w:p>
@@ -3031,44 +2054,7 @@
           <w:i w:val="0"/>
           <w:sz w:val="22"/>
         </w:rPr>
-        <w:t>Нет. Это должно тебя предупредить. Но раз ты всё равно решил — я рядом. До конца.</w:t>
-      </w:r>
-    </w:p>
-    <w:p>
-      <w:pPr>
-        <w:spacing w:before="0" w:after="110" w:line="300" w:lineRule="auto"/>
-      </w:pPr>
-      <w:r>
-        <w:rPr>
-          <w:rFonts w:ascii="Times New Roman" w:hAnsi="Times New Roman" w:eastAsia="Malgun Gothic"/>
-          <w:b/>
-          <w:i w:val="0"/>
-          <w:sz w:val="22"/>
-        </w:rPr>
-        <w:t xml:space="preserve">Лёша: </w:t>
-      </w:r>
-      <w:r>
-        <w:rPr>
-          <w:rFonts w:ascii="Times New Roman" w:hAnsi="Times New Roman" w:eastAsia="Malgun Gothic"/>
-          <w:b w:val="0"/>
-          <w:i w:val="0"/>
-          <w:sz w:val="22"/>
-        </w:rPr>
-        <w:t>До конца, Виктор Петрович.</w:t>
-      </w:r>
-    </w:p>
-    <w:p>
-      <w:pPr>
-        <w:spacing w:before="0" w:after="110" w:line="300" w:lineRule="auto"/>
-      </w:pPr>
-      <w:r>
-        <w:rPr>
-          <w:rFonts w:ascii="Times New Roman" w:hAnsi="Times New Roman" w:eastAsia="Malgun Gothic"/>
-          <w:b/>
-          <w:i w:val="0"/>
-          <w:sz w:val="22"/>
-        </w:rPr>
-        <w:t xml:space="preserve">Быков: </w:t>
+        <w:t xml:space="preserve">Ну вот, прогресс опять до нас не доехал. </w:t>
       </w:r>
       <w:r>
         <w:rPr>
@@ -3078,7 +2064,7 @@
           <w:color w:val="555555"/>
           <w:sz w:val="22"/>
         </w:rPr>
-        <w:t>(протягивает руку)</w:t>
+        <w:t>(отсчитывает купюры)</w:t>
       </w:r>
       <w:r>
         <w:rPr>
@@ -3087,7 +2073,7 @@
           <w:i w:val="0"/>
           <w:sz w:val="22"/>
         </w:rPr>
-        <w:t xml:space="preserve"> Тогда пиши заявление. Я прочту, исправлю запятые — и подпишу вместе с тобой.</w:t>
+        <w:t xml:space="preserve"> Тысяча. Сдачи найдётся?</w:t>
       </w:r>
     </w:p>
     <w:p>
@@ -3101,7 +2087,7 @@
           <w:i w:val="0"/>
           <w:sz w:val="22"/>
         </w:rPr>
-        <w:t xml:space="preserve">Лёша: </w:t>
+        <w:t xml:space="preserve">Буфетчица: </w:t>
       </w:r>
       <w:r>
         <w:rPr>
@@ -3110,7 +2096,7 @@
           <w:i w:val="0"/>
           <w:sz w:val="22"/>
         </w:rPr>
-        <w:t>Только запятые?</w:t>
+        <w:t>Найдётся. А двадцати рублей не будет? У меня с мелочью туго.</w:t>
       </w:r>
     </w:p>
     <w:p>
@@ -3133,11 +2119,136 @@
           <w:i w:val="0"/>
           <w:sz w:val="22"/>
         </w:rPr>
-        <w:t>Только запятые. Всё остальное ты уже решил сам.</w:t>
+        <w:t>Сейчас поищу… Вот, держите.</w:t>
       </w:r>
     </w:p>
     <w:p>
       <w:pPr>
+        <w:spacing w:before="0" w:after="110" w:line="300" w:lineRule="auto"/>
+      </w:pPr>
+      <w:r>
+        <w:rPr>
+          <w:rFonts w:ascii="Times New Roman" w:hAnsi="Times New Roman" w:eastAsia="Malgun Gothic"/>
+          <w:b/>
+          <w:i w:val="0"/>
+          <w:sz w:val="22"/>
+        </w:rPr>
+        <w:t xml:space="preserve">Буфетчица: </w:t>
+      </w:r>
+      <w:r>
+        <w:rPr>
+          <w:rFonts w:ascii="Times New Roman" w:hAnsi="Times New Roman" w:eastAsia="Malgun Gothic"/>
+          <w:b w:val="0"/>
+          <w:i w:val="0"/>
+          <w:sz w:val="22"/>
+        </w:rPr>
+        <w:t>Четыреста сдачи. Приятного аппетита. Поднос не забудьте, а плов я вам сама принесу — садитесь.</w:t>
+      </w:r>
+    </w:p>
+    <w:p>
+      <w:pPr>
+        <w:spacing w:before="0" w:after="110" w:line="300" w:lineRule="auto"/>
+      </w:pPr>
+      <w:r>
+        <w:rPr>
+          <w:rFonts w:ascii="Times New Roman" w:hAnsi="Times New Roman" w:eastAsia="Malgun Gothic"/>
+          <w:b/>
+          <w:i w:val="0"/>
+          <w:sz w:val="22"/>
+        </w:rPr>
+        <w:t xml:space="preserve">Лёша: </w:t>
+      </w:r>
+      <w:r>
+        <w:rPr>
+          <w:rFonts w:ascii="Times New Roman" w:hAnsi="Times New Roman" w:eastAsia="Malgun Gothic"/>
+          <w:b w:val="0"/>
+          <w:i w:val="0"/>
+          <w:sz w:val="22"/>
+        </w:rPr>
+        <w:t>Спасибо большое.</w:t>
+      </w:r>
+    </w:p>
+    <w:p>
+      <w:pPr>
+        <w:spacing w:before="0" w:after="110" w:line="300" w:lineRule="auto"/>
+      </w:pPr>
+      <w:r>
+        <w:rPr>
+          <w:rFonts w:ascii="Times New Roman" w:hAnsi="Times New Roman" w:eastAsia="Malgun Gothic"/>
+          <w:b/>
+          <w:i w:val="0"/>
+          <w:sz w:val="22"/>
+        </w:rPr>
+        <w:t xml:space="preserve">Быков: </w:t>
+      </w:r>
+      <w:r>
+        <w:rPr>
+          <w:rFonts w:ascii="Times New Roman" w:hAnsi="Times New Roman" w:eastAsia="Malgun Gothic"/>
+          <w:b w:val="0"/>
+          <w:i/>
+          <w:color w:val="555555"/>
+          <w:sz w:val="22"/>
+        </w:rPr>
+        <w:t>(садятся у окна)</w:t>
+      </w:r>
+      <w:r>
+        <w:rPr>
+          <w:rFonts w:ascii="Times New Roman" w:hAnsi="Times New Roman" w:eastAsia="Malgun Gothic"/>
+          <w:b w:val="0"/>
+          <w:i w:val="0"/>
+          <w:sz w:val="22"/>
+        </w:rPr>
+        <w:t xml:space="preserve"> Ну вот. Теперь ешь и не спеши. А разговаривать начнём, когда перестанешь смотреть на борщ, как на свидетеля обвинения.</w:t>
+      </w:r>
+    </w:p>
+    <w:p>
+      <w:pPr>
+        <w:spacing w:before="0" w:after="110" w:line="300" w:lineRule="auto"/>
+      </w:pPr>
+      <w:r>
+        <w:rPr>
+          <w:rFonts w:ascii="Times New Roman" w:hAnsi="Times New Roman" w:eastAsia="Malgun Gothic"/>
+          <w:b/>
+          <w:i w:val="0"/>
+          <w:sz w:val="22"/>
+        </w:rPr>
+        <w:t xml:space="preserve">Лёша: </w:t>
+      </w:r>
+      <w:r>
+        <w:rPr>
+          <w:rFonts w:ascii="Times New Roman" w:hAnsi="Times New Roman" w:eastAsia="Malgun Gothic"/>
+          <w:b w:val="0"/>
+          <w:i w:val="0"/>
+          <w:sz w:val="22"/>
+        </w:rPr>
+        <w:t>Так заметно?</w:t>
+      </w:r>
+    </w:p>
+    <w:p>
+      <w:pPr>
+        <w:spacing w:before="0" w:after="110" w:line="300" w:lineRule="auto"/>
+      </w:pPr>
+      <w:r>
+        <w:rPr>
+          <w:rFonts w:ascii="Times New Roman" w:hAnsi="Times New Roman" w:eastAsia="Malgun Gothic"/>
+          <w:b/>
+          <w:i w:val="0"/>
+          <w:sz w:val="22"/>
+        </w:rPr>
+        <w:t xml:space="preserve">Быков: </w:t>
+      </w:r>
+      <w:r>
+        <w:rPr>
+          <w:rFonts w:ascii="Times New Roman" w:hAnsi="Times New Roman" w:eastAsia="Malgun Gothic"/>
+          <w:b w:val="0"/>
+          <w:i w:val="0"/>
+          <w:sz w:val="22"/>
+        </w:rPr>
+        <w:t>Ещё как. Приятного аппетита, Алексей.</w:t>
+      </w:r>
+    </w:p>
+    <w:p>
+      <w:pPr>
         <w:keepNext/>
         <w:spacing w:before="320" w:after="140"/>
       </w:pPr>
@@ -3149,12 +2260,12 @@
           <w:color w:val="1F3864"/>
           <w:sz w:val="26"/>
         </w:rPr>
-        <w:t>핵심 문학 인용</w:t>
+        <w:t>장면 4 — 사무실 근처 카페, 비코프의 과거</w:t>
       </w:r>
     </w:p>
     <w:p>
       <w:pPr>
-        <w:spacing w:before="0" w:after="120"/>
+        <w:spacing w:before="0" w:after="110" w:line="300" w:lineRule="auto"/>
       </w:pPr>
       <w:r>
         <w:rPr>
@@ -3163,7 +2274,7 @@
           <w:i w:val="0"/>
           <w:sz w:val="22"/>
         </w:rPr>
-        <w:t>Тютчев, «Silentium!» (1830): «Молчи, скрывайся и таи / И чувства и мечты свои»</w:t>
+        <w:t xml:space="preserve">Лёша: </w:t>
       </w:r>
       <w:r>
         <w:rPr>
@@ -3172,11 +2283,1804 @@
           <w:i w:val="0"/>
           <w:sz w:val="22"/>
         </w:rPr>
-        <w:t xml:space="preserve"> — 한국어 해설: 장면 1에서 비코프가 입을 닫은 제3작업장 노동자들을 두고 인용한다. 원래는 영혼의 고독을 노래한 시지만, 비코프는 “튜체프에게는 영혼의 이야기였지만 우리에게는 월급의 이야기”라고 비튼다. 곧이어 장면 2에서 갈리나가 “Сколько можно молчать?”라고 외치며 이 침묵을 깨는 첫 목소리가 된다.</w:t>
+        <w:t>Виктор Петрович, а кто такая Зоя Петровна?</w:t>
       </w:r>
     </w:p>
     <w:p>
       <w:pPr>
+        <w:spacing w:before="0" w:after="110" w:line="300" w:lineRule="auto"/>
+      </w:pPr>
+      <w:r>
+        <w:rPr>
+          <w:rFonts w:ascii="Times New Roman" w:hAnsi="Times New Roman" w:eastAsia="Malgun Gothic"/>
+          <w:b/>
+          <w:i w:val="0"/>
+          <w:sz w:val="22"/>
+        </w:rPr>
+        <w:t xml:space="preserve">Быков: </w:t>
+      </w:r>
+      <w:r>
+        <w:rPr>
+          <w:rFonts w:ascii="Times New Roman" w:hAnsi="Times New Roman" w:eastAsia="Malgun Gothic"/>
+          <w:b w:val="0"/>
+          <w:i w:val="0"/>
+          <w:sz w:val="22"/>
+        </w:rPr>
+        <w:t>Откуда ты о ней знаешь?</w:t>
+      </w:r>
+    </w:p>
+    <w:p>
+      <w:pPr>
+        <w:spacing w:before="0" w:after="110" w:line="300" w:lineRule="auto"/>
+      </w:pPr>
+      <w:r>
+        <w:rPr>
+          <w:rFonts w:ascii="Times New Roman" w:hAnsi="Times New Roman" w:eastAsia="Malgun Gothic"/>
+          <w:b/>
+          <w:i w:val="0"/>
+          <w:sz w:val="22"/>
+        </w:rPr>
+        <w:t xml:space="preserve">Лёша: </w:t>
+      </w:r>
+      <w:r>
+        <w:rPr>
+          <w:rFonts w:ascii="Times New Roman" w:hAnsi="Times New Roman" w:eastAsia="Malgun Gothic"/>
+          <w:b w:val="0"/>
+          <w:i w:val="0"/>
+          <w:sz w:val="22"/>
+        </w:rPr>
+        <w:t>Видел вас с ней у здания архива. Вы обнимались, как старые друзья.</w:t>
+      </w:r>
+    </w:p>
+    <w:p>
+      <w:pPr>
+        <w:spacing w:before="0" w:after="110" w:line="300" w:lineRule="auto"/>
+      </w:pPr>
+      <w:r>
+        <w:rPr>
+          <w:rFonts w:ascii="Times New Roman" w:hAnsi="Times New Roman" w:eastAsia="Malgun Gothic"/>
+          <w:b/>
+          <w:i w:val="0"/>
+          <w:sz w:val="22"/>
+        </w:rPr>
+        <w:t xml:space="preserve">Быков: </w:t>
+      </w:r>
+      <w:r>
+        <w:rPr>
+          <w:rFonts w:ascii="Times New Roman" w:hAnsi="Times New Roman" w:eastAsia="Malgun Gothic"/>
+          <w:b w:val="0"/>
+          <w:i w:val="0"/>
+          <w:sz w:val="22"/>
+        </w:rPr>
+        <w:t>Мы и есть старые друзья. Тридцать пять лет знакомы.</w:t>
+      </w:r>
+    </w:p>
+    <w:p>
+      <w:pPr>
+        <w:spacing w:before="0" w:after="110" w:line="300" w:lineRule="auto"/>
+      </w:pPr>
+      <w:r>
+        <w:rPr>
+          <w:rFonts w:ascii="Times New Roman" w:hAnsi="Times New Roman" w:eastAsia="Malgun Gothic"/>
+          <w:b/>
+          <w:i w:val="0"/>
+          <w:sz w:val="22"/>
+        </w:rPr>
+        <w:t xml:space="preserve">Лёша: </w:t>
+      </w:r>
+      <w:r>
+        <w:rPr>
+          <w:rFonts w:ascii="Times New Roman" w:hAnsi="Times New Roman" w:eastAsia="Malgun Gothic"/>
+          <w:b w:val="0"/>
+          <w:i w:val="0"/>
+          <w:sz w:val="22"/>
+        </w:rPr>
+        <w:t>Она вам чем-то помогает с делом?</w:t>
+      </w:r>
+    </w:p>
+    <w:p>
+      <w:pPr>
+        <w:spacing w:before="0" w:after="110" w:line="300" w:lineRule="auto"/>
+      </w:pPr>
+      <w:r>
+        <w:rPr>
+          <w:rFonts w:ascii="Times New Roman" w:hAnsi="Times New Roman" w:eastAsia="Malgun Gothic"/>
+          <w:b/>
+          <w:i w:val="0"/>
+          <w:sz w:val="22"/>
+        </w:rPr>
+        <w:t xml:space="preserve">Быков: </w:t>
+      </w:r>
+      <w:r>
+        <w:rPr>
+          <w:rFonts w:ascii="Times New Roman" w:hAnsi="Times New Roman" w:eastAsia="Malgun Gothic"/>
+          <w:b w:val="0"/>
+          <w:i w:val="0"/>
+          <w:sz w:val="22"/>
+        </w:rPr>
+        <w:t>Не с этим делом. С другим. Со старым.</w:t>
+      </w:r>
+    </w:p>
+    <w:p>
+      <w:pPr>
+        <w:spacing w:before="0" w:after="110" w:line="300" w:lineRule="auto"/>
+      </w:pPr>
+      <w:r>
+        <w:rPr>
+          <w:rFonts w:ascii="Times New Roman" w:hAnsi="Times New Roman" w:eastAsia="Malgun Gothic"/>
+          <w:b/>
+          <w:i w:val="0"/>
+          <w:sz w:val="22"/>
+        </w:rPr>
+        <w:t xml:space="preserve">Лёша: </w:t>
+      </w:r>
+      <w:r>
+        <w:rPr>
+          <w:rFonts w:ascii="Times New Roman" w:hAnsi="Times New Roman" w:eastAsia="Malgun Gothic"/>
+          <w:b w:val="0"/>
+          <w:i w:val="0"/>
+          <w:sz w:val="22"/>
+        </w:rPr>
+        <w:t>Каким старым?</w:t>
+      </w:r>
+    </w:p>
+    <w:p>
+      <w:pPr>
+        <w:spacing w:before="0" w:after="110" w:line="300" w:lineRule="auto"/>
+      </w:pPr>
+      <w:r>
+        <w:rPr>
+          <w:rFonts w:ascii="Times New Roman" w:hAnsi="Times New Roman" w:eastAsia="Malgun Gothic"/>
+          <w:b/>
+          <w:i w:val="0"/>
+          <w:sz w:val="22"/>
+        </w:rPr>
+        <w:t xml:space="preserve">Быков: </w:t>
+      </w:r>
+      <w:r>
+        <w:rPr>
+          <w:rFonts w:ascii="Times New Roman" w:hAnsi="Times New Roman" w:eastAsia="Malgun Gothic"/>
+          <w:b w:val="0"/>
+          <w:i/>
+          <w:color w:val="555555"/>
+          <w:sz w:val="22"/>
+        </w:rPr>
+        <w:t>(вздыхает)</w:t>
+      </w:r>
+      <w:r>
+        <w:rPr>
+          <w:rFonts w:ascii="Times New Roman" w:hAnsi="Times New Roman" w:eastAsia="Malgun Gothic"/>
+          <w:b w:val="0"/>
+          <w:i w:val="0"/>
+          <w:sz w:val="22"/>
+        </w:rPr>
+        <w:t xml:space="preserve"> Ты когда-нибудь слышал о деле Уварова? Тридцать пять лет назад?</w:t>
+      </w:r>
+    </w:p>
+    <w:p>
+      <w:pPr>
+        <w:spacing w:before="0" w:after="110" w:line="300" w:lineRule="auto"/>
+      </w:pPr>
+      <w:r>
+        <w:rPr>
+          <w:rFonts w:ascii="Times New Roman" w:hAnsi="Times New Roman" w:eastAsia="Malgun Gothic"/>
+          <w:b/>
+          <w:i w:val="0"/>
+          <w:sz w:val="22"/>
+        </w:rPr>
+        <w:t xml:space="preserve">Лёша: </w:t>
+      </w:r>
+      <w:r>
+        <w:rPr>
+          <w:rFonts w:ascii="Times New Roman" w:hAnsi="Times New Roman" w:eastAsia="Malgun Gothic"/>
+          <w:b w:val="0"/>
+          <w:i w:val="0"/>
+          <w:sz w:val="22"/>
+        </w:rPr>
+        <w:t>Нет.</w:t>
+      </w:r>
+    </w:p>
+    <w:p>
+      <w:pPr>
+        <w:spacing w:before="0" w:after="110" w:line="300" w:lineRule="auto"/>
+      </w:pPr>
+      <w:r>
+        <w:rPr>
+          <w:rFonts w:ascii="Times New Roman" w:hAnsi="Times New Roman" w:eastAsia="Malgun Gothic"/>
+          <w:b/>
+          <w:i w:val="0"/>
+          <w:sz w:val="22"/>
+        </w:rPr>
+        <w:t xml:space="preserve">Быков: </w:t>
+      </w:r>
+      <w:r>
+        <w:rPr>
+          <w:rFonts w:ascii="Times New Roman" w:hAnsi="Times New Roman" w:eastAsia="Malgun Gothic"/>
+          <w:b w:val="0"/>
+          <w:i w:val="0"/>
+          <w:sz w:val="22"/>
+        </w:rPr>
+        <w:t>Неудивительно. Об этом не пишут в учебниках.</w:t>
+      </w:r>
+    </w:p>
+    <w:p>
+      <w:pPr>
+        <w:spacing w:before="0" w:after="110" w:line="300" w:lineRule="auto"/>
+      </w:pPr>
+      <w:r>
+        <w:rPr>
+          <w:rFonts w:ascii="Times New Roman" w:hAnsi="Times New Roman" w:eastAsia="Malgun Gothic"/>
+          <w:b/>
+          <w:i w:val="0"/>
+          <w:sz w:val="22"/>
+        </w:rPr>
+        <w:t xml:space="preserve">Лёша: </w:t>
+      </w:r>
+      <w:r>
+        <w:rPr>
+          <w:rFonts w:ascii="Times New Roman" w:hAnsi="Times New Roman" w:eastAsia="Malgun Gothic"/>
+          <w:b w:val="0"/>
+          <w:i w:val="0"/>
+          <w:sz w:val="22"/>
+        </w:rPr>
+        <w:t>Расскажите.</w:t>
+      </w:r>
+    </w:p>
+    <w:p>
+      <w:pPr>
+        <w:spacing w:before="0" w:after="110" w:line="300" w:lineRule="auto"/>
+      </w:pPr>
+      <w:r>
+        <w:rPr>
+          <w:rFonts w:ascii="Times New Roman" w:hAnsi="Times New Roman" w:eastAsia="Malgun Gothic"/>
+          <w:b/>
+          <w:i w:val="0"/>
+          <w:sz w:val="22"/>
+        </w:rPr>
+        <w:t xml:space="preserve">Быков: </w:t>
+      </w:r>
+      <w:r>
+        <w:rPr>
+          <w:rFonts w:ascii="Times New Roman" w:hAnsi="Times New Roman" w:eastAsia="Malgun Gothic"/>
+          <w:b w:val="0"/>
+          <w:i w:val="0"/>
+          <w:sz w:val="22"/>
+        </w:rPr>
+        <w:t>Уваров был инженером. Написал письмо в газету о качестве бетона на строительстве плотины. Его обвинили в клевете на советскую власть.</w:t>
+      </w:r>
+    </w:p>
+    <w:p>
+      <w:pPr>
+        <w:spacing w:before="0" w:after="110" w:line="300" w:lineRule="auto"/>
+      </w:pPr>
+      <w:r>
+        <w:rPr>
+          <w:rFonts w:ascii="Times New Roman" w:hAnsi="Times New Roman" w:eastAsia="Malgun Gothic"/>
+          <w:b/>
+          <w:i w:val="0"/>
+          <w:sz w:val="22"/>
+        </w:rPr>
+        <w:t xml:space="preserve">Лёша: </w:t>
+      </w:r>
+      <w:r>
+        <w:rPr>
+          <w:rFonts w:ascii="Times New Roman" w:hAnsi="Times New Roman" w:eastAsia="Malgun Gothic"/>
+          <w:b w:val="0"/>
+          <w:i w:val="0"/>
+          <w:sz w:val="22"/>
+        </w:rPr>
+        <w:t>И вы его защищали?</w:t>
+      </w:r>
+    </w:p>
+    <w:p>
+      <w:pPr>
+        <w:spacing w:before="0" w:after="110" w:line="300" w:lineRule="auto"/>
+      </w:pPr>
+      <w:r>
+        <w:rPr>
+          <w:rFonts w:ascii="Times New Roman" w:hAnsi="Times New Roman" w:eastAsia="Malgun Gothic"/>
+          <w:b/>
+          <w:i w:val="0"/>
+          <w:sz w:val="22"/>
+        </w:rPr>
+        <w:t xml:space="preserve">Быков: </w:t>
+      </w:r>
+      <w:r>
+        <w:rPr>
+          <w:rFonts w:ascii="Times New Roman" w:hAnsi="Times New Roman" w:eastAsia="Malgun Gothic"/>
+          <w:b w:val="0"/>
+          <w:i w:val="0"/>
+          <w:sz w:val="22"/>
+        </w:rPr>
+        <w:t>Пытался. Меня исключили из коллегии на два года за «утрату политической бдительности».</w:t>
+      </w:r>
+    </w:p>
+    <w:p>
+      <w:pPr>
+        <w:spacing w:before="0" w:after="110" w:line="300" w:lineRule="auto"/>
+      </w:pPr>
+      <w:r>
+        <w:rPr>
+          <w:rFonts w:ascii="Times New Roman" w:hAnsi="Times New Roman" w:eastAsia="Malgun Gothic"/>
+          <w:b/>
+          <w:i w:val="0"/>
+          <w:sz w:val="22"/>
+        </w:rPr>
+        <w:t xml:space="preserve">Лёша: </w:t>
+      </w:r>
+      <w:r>
+        <w:rPr>
+          <w:rFonts w:ascii="Times New Roman" w:hAnsi="Times New Roman" w:eastAsia="Malgun Gothic"/>
+          <w:b w:val="0"/>
+          <w:i w:val="0"/>
+          <w:sz w:val="22"/>
+        </w:rPr>
+        <w:t>За то, что защищали клиента?</w:t>
+      </w:r>
+    </w:p>
+    <w:p>
+      <w:pPr>
+        <w:spacing w:before="0" w:after="110" w:line="300" w:lineRule="auto"/>
+      </w:pPr>
+      <w:r>
+        <w:rPr>
+          <w:rFonts w:ascii="Times New Roman" w:hAnsi="Times New Roman" w:eastAsia="Malgun Gothic"/>
+          <w:b/>
+          <w:i w:val="0"/>
+          <w:sz w:val="22"/>
+        </w:rPr>
+        <w:t xml:space="preserve">Быков: </w:t>
+      </w:r>
+      <w:r>
+        <w:rPr>
+          <w:rFonts w:ascii="Times New Roman" w:hAnsi="Times New Roman" w:eastAsia="Malgun Gothic"/>
+          <w:b w:val="0"/>
+          <w:i w:val="0"/>
+          <w:sz w:val="22"/>
+        </w:rPr>
+        <w:t>За то, что защищал его всерьёз. Защищать тогда разрешалось. Вопрос был в том, насколько старательно.</w:t>
+      </w:r>
+    </w:p>
+    <w:p>
+      <w:pPr>
+        <w:spacing w:before="0" w:after="110" w:line="300" w:lineRule="auto"/>
+      </w:pPr>
+      <w:r>
+        <w:rPr>
+          <w:rFonts w:ascii="Times New Roman" w:hAnsi="Times New Roman" w:eastAsia="Malgun Gothic"/>
+          <w:b/>
+          <w:i w:val="0"/>
+          <w:sz w:val="22"/>
+        </w:rPr>
+        <w:t xml:space="preserve">Лёша: </w:t>
+      </w:r>
+      <w:r>
+        <w:rPr>
+          <w:rFonts w:ascii="Times New Roman" w:hAnsi="Times New Roman" w:eastAsia="Malgun Gothic"/>
+          <w:b w:val="0"/>
+          <w:i w:val="0"/>
+          <w:sz w:val="22"/>
+        </w:rPr>
+        <w:t>И что вы делали эти два года?</w:t>
+      </w:r>
+    </w:p>
+    <w:p>
+      <w:pPr>
+        <w:spacing w:before="0" w:after="110" w:line="300" w:lineRule="auto"/>
+      </w:pPr>
+      <w:r>
+        <w:rPr>
+          <w:rFonts w:ascii="Times New Roman" w:hAnsi="Times New Roman" w:eastAsia="Malgun Gothic"/>
+          <w:b/>
+          <w:i w:val="0"/>
+          <w:sz w:val="22"/>
+        </w:rPr>
+        <w:t xml:space="preserve">Быков: </w:t>
+      </w:r>
+      <w:r>
+        <w:rPr>
+          <w:rFonts w:ascii="Times New Roman" w:hAnsi="Times New Roman" w:eastAsia="Malgun Gothic"/>
+          <w:b w:val="0"/>
+          <w:i w:val="0"/>
+          <w:sz w:val="22"/>
+        </w:rPr>
+        <w:t>Разгружал вагоны, писал жалобы за соседей, читал. Много читал. Оказалось, у безработного юриста масса свободного времени для русской литературы.</w:t>
+      </w:r>
+    </w:p>
+    <w:p>
+      <w:pPr>
+        <w:spacing w:before="0" w:after="110" w:line="300" w:lineRule="auto"/>
+      </w:pPr>
+      <w:r>
+        <w:rPr>
+          <w:rFonts w:ascii="Times New Roman" w:hAnsi="Times New Roman" w:eastAsia="Malgun Gothic"/>
+          <w:b/>
+          <w:i w:val="0"/>
+          <w:sz w:val="22"/>
+        </w:rPr>
+        <w:t xml:space="preserve">Лёша: </w:t>
+      </w:r>
+      <w:r>
+        <w:rPr>
+          <w:rFonts w:ascii="Times New Roman" w:hAnsi="Times New Roman" w:eastAsia="Malgun Gothic"/>
+          <w:b w:val="0"/>
+          <w:i w:val="0"/>
+          <w:sz w:val="22"/>
+        </w:rPr>
+        <w:t>Вы никогда об этом не рассказывали.</w:t>
+      </w:r>
+    </w:p>
+    <w:p>
+      <w:pPr>
+        <w:spacing w:before="0" w:after="110" w:line="300" w:lineRule="auto"/>
+      </w:pPr>
+      <w:r>
+        <w:rPr>
+          <w:rFonts w:ascii="Times New Roman" w:hAnsi="Times New Roman" w:eastAsia="Malgun Gothic"/>
+          <w:b/>
+          <w:i w:val="0"/>
+          <w:sz w:val="22"/>
+        </w:rPr>
+        <w:t xml:space="preserve">Быков: </w:t>
+      </w:r>
+      <w:r>
+        <w:rPr>
+          <w:rFonts w:ascii="Times New Roman" w:hAnsi="Times New Roman" w:eastAsia="Malgun Gothic"/>
+          <w:b w:val="0"/>
+          <w:i w:val="0"/>
+          <w:sz w:val="22"/>
+        </w:rPr>
+        <w:t>Не любил вспоминать. Плотину всё равно построили. Через шесть лет часть её обрушилась.</w:t>
+      </w:r>
+    </w:p>
+    <w:p>
+      <w:pPr>
+        <w:spacing w:before="0" w:after="110" w:line="300" w:lineRule="auto"/>
+      </w:pPr>
+      <w:r>
+        <w:rPr>
+          <w:rFonts w:ascii="Times New Roman" w:hAnsi="Times New Roman" w:eastAsia="Malgun Gothic"/>
+          <w:b/>
+          <w:i w:val="0"/>
+          <w:sz w:val="22"/>
+        </w:rPr>
+        <w:t xml:space="preserve">Лёша: </w:t>
+      </w:r>
+      <w:r>
+        <w:rPr>
+          <w:rFonts w:ascii="Times New Roman" w:hAnsi="Times New Roman" w:eastAsia="Malgun Gothic"/>
+          <w:b w:val="0"/>
+          <w:i w:val="0"/>
+          <w:sz w:val="22"/>
+        </w:rPr>
+        <w:t>Уваров оказался прав.</w:t>
+      </w:r>
+    </w:p>
+    <w:p>
+      <w:pPr>
+        <w:spacing w:before="0" w:after="110" w:line="300" w:lineRule="auto"/>
+      </w:pPr>
+      <w:r>
+        <w:rPr>
+          <w:rFonts w:ascii="Times New Roman" w:hAnsi="Times New Roman" w:eastAsia="Malgun Gothic"/>
+          <w:b/>
+          <w:i w:val="0"/>
+          <w:sz w:val="22"/>
+        </w:rPr>
+        <w:t xml:space="preserve">Быков: </w:t>
+      </w:r>
+      <w:r>
+        <w:rPr>
+          <w:rFonts w:ascii="Times New Roman" w:hAnsi="Times New Roman" w:eastAsia="Malgun Gothic"/>
+          <w:b w:val="0"/>
+          <w:i w:val="0"/>
+          <w:sz w:val="22"/>
+        </w:rPr>
+        <w:t>Уваров оказался прав. Но это уже никого не спасло.</w:t>
+      </w:r>
+    </w:p>
+    <w:p>
+      <w:pPr>
+        <w:spacing w:before="0" w:after="110" w:line="300" w:lineRule="auto"/>
+      </w:pPr>
+      <w:r>
+        <w:rPr>
+          <w:rFonts w:ascii="Times New Roman" w:hAnsi="Times New Roman" w:eastAsia="Malgun Gothic"/>
+          <w:b/>
+          <w:i w:val="0"/>
+          <w:sz w:val="22"/>
+        </w:rPr>
+        <w:t xml:space="preserve">Лёша: </w:t>
+      </w:r>
+      <w:r>
+        <w:rPr>
+          <w:rFonts w:ascii="Times New Roman" w:hAnsi="Times New Roman" w:eastAsia="Malgun Gothic"/>
+          <w:b w:val="0"/>
+          <w:i w:val="0"/>
+          <w:sz w:val="22"/>
+        </w:rPr>
+        <w:t>А что стало с ним самим?</w:t>
+      </w:r>
+    </w:p>
+    <w:p>
+      <w:pPr>
+        <w:spacing w:before="0" w:after="110" w:line="300" w:lineRule="auto"/>
+      </w:pPr>
+      <w:r>
+        <w:rPr>
+          <w:rFonts w:ascii="Times New Roman" w:hAnsi="Times New Roman" w:eastAsia="Malgun Gothic"/>
+          <w:b/>
+          <w:i w:val="0"/>
+          <w:sz w:val="22"/>
+        </w:rPr>
+        <w:t xml:space="preserve">Быков: </w:t>
+      </w:r>
+      <w:r>
+        <w:rPr>
+          <w:rFonts w:ascii="Times New Roman" w:hAnsi="Times New Roman" w:eastAsia="Malgun Gothic"/>
+          <w:b w:val="0"/>
+          <w:i/>
+          <w:color w:val="555555"/>
+          <w:sz w:val="22"/>
+        </w:rPr>
+        <w:t>(долго молчит)</w:t>
+      </w:r>
+      <w:r>
+        <w:rPr>
+          <w:rFonts w:ascii="Times New Roman" w:hAnsi="Times New Roman" w:eastAsia="Malgun Gothic"/>
+          <w:b w:val="0"/>
+          <w:i w:val="0"/>
+          <w:sz w:val="22"/>
+        </w:rPr>
+        <w:t xml:space="preserve"> Это другая история, Алексей. Как-нибудь потом.</w:t>
+      </w:r>
+    </w:p>
+    <w:p>
+      <w:pPr>
+        <w:spacing w:before="0" w:after="110" w:line="300" w:lineRule="auto"/>
+      </w:pPr>
+      <w:r>
+        <w:rPr>
+          <w:rFonts w:ascii="Times New Roman" w:hAnsi="Times New Roman" w:eastAsia="Malgun Gothic"/>
+          <w:b/>
+          <w:i w:val="0"/>
+          <w:sz w:val="22"/>
+        </w:rPr>
+        <w:t xml:space="preserve">Лёша: </w:t>
+      </w:r>
+      <w:r>
+        <w:rPr>
+          <w:rFonts w:ascii="Times New Roman" w:hAnsi="Times New Roman" w:eastAsia="Malgun Gothic"/>
+          <w:b w:val="0"/>
+          <w:i w:val="0"/>
+          <w:sz w:val="22"/>
+        </w:rPr>
+        <w:t>Простите. Я не хотел…</w:t>
+      </w:r>
+    </w:p>
+    <w:p>
+      <w:pPr>
+        <w:spacing w:before="0" w:after="110" w:line="300" w:lineRule="auto"/>
+      </w:pPr>
+      <w:r>
+        <w:rPr>
+          <w:rFonts w:ascii="Times New Roman" w:hAnsi="Times New Roman" w:eastAsia="Malgun Gothic"/>
+          <w:b/>
+          <w:i w:val="0"/>
+          <w:sz w:val="22"/>
+        </w:rPr>
+        <w:t xml:space="preserve">Быков: </w:t>
+      </w:r>
+      <w:r>
+        <w:rPr>
+          <w:rFonts w:ascii="Times New Roman" w:hAnsi="Times New Roman" w:eastAsia="Malgun Gothic"/>
+          <w:b w:val="0"/>
+          <w:i w:val="0"/>
+          <w:sz w:val="22"/>
+        </w:rPr>
+        <w:t>Ничего. Ты правильно спросил. Просто я до сих пор не научился правильно отвечать.</w:t>
+      </w:r>
+    </w:p>
+    <w:p>
+      <w:pPr>
+        <w:keepNext/>
+        <w:spacing w:before="320" w:after="140"/>
+      </w:pPr>
+      <w:r>
+        <w:rPr>
+          <w:rFonts w:ascii="Times New Roman" w:hAnsi="Times New Roman" w:eastAsia="Malgun Gothic"/>
+          <w:b/>
+          <w:i w:val="0"/>
+          <w:color w:val="1F3864"/>
+          <w:sz w:val="26"/>
+        </w:rPr>
+        <w:t>장면 5 — 아카이브 앞, 조야와의 만남</w:t>
+      </w:r>
+    </w:p>
+    <w:p>
+      <w:pPr>
+        <w:spacing w:before="0" w:after="110" w:line="300" w:lineRule="auto"/>
+      </w:pPr>
+      <w:r>
+        <w:rPr>
+          <w:rFonts w:ascii="Times New Roman" w:hAnsi="Times New Roman" w:eastAsia="Malgun Gothic"/>
+          <w:b/>
+          <w:i w:val="0"/>
+          <w:sz w:val="22"/>
+        </w:rPr>
+        <w:t xml:space="preserve">Зоя: </w:t>
+      </w:r>
+      <w:r>
+        <w:rPr>
+          <w:rFonts w:ascii="Times New Roman" w:hAnsi="Times New Roman" w:eastAsia="Malgun Gothic"/>
+          <w:b w:val="0"/>
+          <w:i w:val="0"/>
+          <w:sz w:val="22"/>
+        </w:rPr>
+        <w:t>Так вот он какой, твой ученик, Витя.</w:t>
+      </w:r>
+    </w:p>
+    <w:p>
+      <w:pPr>
+        <w:spacing w:before="0" w:after="110" w:line="300" w:lineRule="auto"/>
+      </w:pPr>
+      <w:r>
+        <w:rPr>
+          <w:rFonts w:ascii="Times New Roman" w:hAnsi="Times New Roman" w:eastAsia="Malgun Gothic"/>
+          <w:b/>
+          <w:i w:val="0"/>
+          <w:sz w:val="22"/>
+        </w:rPr>
+        <w:t xml:space="preserve">Быков: </w:t>
+      </w:r>
+      <w:r>
+        <w:rPr>
+          <w:rFonts w:ascii="Times New Roman" w:hAnsi="Times New Roman" w:eastAsia="Malgun Gothic"/>
+          <w:b w:val="0"/>
+          <w:i w:val="0"/>
+          <w:sz w:val="22"/>
+        </w:rPr>
+        <w:t>Алексей, познакомься. Зоя Петровна была секретарём коллегии в те годы. Она сохранила документы, о которых лучше бы забыли.</w:t>
+      </w:r>
+    </w:p>
+    <w:p>
+      <w:pPr>
+        <w:spacing w:before="0" w:after="110" w:line="300" w:lineRule="auto"/>
+      </w:pPr>
+      <w:r>
+        <w:rPr>
+          <w:rFonts w:ascii="Times New Roman" w:hAnsi="Times New Roman" w:eastAsia="Malgun Gothic"/>
+          <w:b/>
+          <w:i w:val="0"/>
+          <w:sz w:val="22"/>
+        </w:rPr>
+        <w:t xml:space="preserve">Зоя: </w:t>
+      </w:r>
+      <w:r>
+        <w:rPr>
+          <w:rFonts w:ascii="Times New Roman" w:hAnsi="Times New Roman" w:eastAsia="Malgun Gothic"/>
+          <w:b w:val="0"/>
+          <w:i w:val="0"/>
+          <w:sz w:val="22"/>
+        </w:rPr>
+        <w:t>Лучше бы — для кого, Витя? Рукописи не горят. Их просто прячут до поры до времени.</w:t>
+      </w:r>
+    </w:p>
+    <w:p>
+      <w:pPr>
+        <w:spacing w:before="0" w:after="110" w:line="300" w:lineRule="auto"/>
+      </w:pPr>
+      <w:r>
+        <w:rPr>
+          <w:rFonts w:ascii="Times New Roman" w:hAnsi="Times New Roman" w:eastAsia="Malgun Gothic"/>
+          <w:b/>
+          <w:i w:val="0"/>
+          <w:sz w:val="22"/>
+        </w:rPr>
+        <w:t xml:space="preserve">Лёша: </w:t>
+      </w:r>
+      <w:r>
+        <w:rPr>
+          <w:rFonts w:ascii="Times New Roman" w:hAnsi="Times New Roman" w:eastAsia="Malgun Gothic"/>
+          <w:b w:val="0"/>
+          <w:i w:val="0"/>
+          <w:sz w:val="22"/>
+        </w:rPr>
+        <w:t>Как у Булгакова.</w:t>
+      </w:r>
+    </w:p>
+    <w:p>
+      <w:pPr>
+        <w:spacing w:before="0" w:after="110" w:line="300" w:lineRule="auto"/>
+      </w:pPr>
+      <w:r>
+        <w:rPr>
+          <w:rFonts w:ascii="Times New Roman" w:hAnsi="Times New Roman" w:eastAsia="Malgun Gothic"/>
+          <w:b/>
+          <w:i w:val="0"/>
+          <w:sz w:val="22"/>
+        </w:rPr>
+        <w:t xml:space="preserve">Зоя: </w:t>
+      </w:r>
+      <w:r>
+        <w:rPr>
+          <w:rFonts w:ascii="Times New Roman" w:hAnsi="Times New Roman" w:eastAsia="Malgun Gothic"/>
+          <w:b w:val="0"/>
+          <w:i w:val="0"/>
+          <w:sz w:val="22"/>
+        </w:rPr>
+        <w:t>Как у Булгакова. Только Воланда у нас нет — приходится самой держать папки на антресолях.</w:t>
+      </w:r>
+    </w:p>
+    <w:p>
+      <w:pPr>
+        <w:spacing w:before="0" w:after="110" w:line="300" w:lineRule="auto"/>
+      </w:pPr>
+      <w:r>
+        <w:rPr>
+          <w:rFonts w:ascii="Times New Roman" w:hAnsi="Times New Roman" w:eastAsia="Malgun Gothic"/>
+          <w:b/>
+          <w:i w:val="0"/>
+          <w:sz w:val="22"/>
+        </w:rPr>
+        <w:t xml:space="preserve">Быков: </w:t>
+      </w:r>
+      <w:r>
+        <w:rPr>
+          <w:rFonts w:ascii="Times New Roman" w:hAnsi="Times New Roman" w:eastAsia="Malgun Gothic"/>
+          <w:b w:val="0"/>
+          <w:i w:val="0"/>
+          <w:sz w:val="22"/>
+        </w:rPr>
+        <w:t>Зоя у нас хранительница. Всё, что коллегия хотела выбросить, оказалось у неё на антресолях.</w:t>
+      </w:r>
+    </w:p>
+    <w:p>
+      <w:pPr>
+        <w:spacing w:before="0" w:after="110" w:line="300" w:lineRule="auto"/>
+      </w:pPr>
+      <w:r>
+        <w:rPr>
+          <w:rFonts w:ascii="Times New Roman" w:hAnsi="Times New Roman" w:eastAsia="Malgun Gothic"/>
+          <w:b/>
+          <w:i w:val="0"/>
+          <w:sz w:val="22"/>
+        </w:rPr>
+        <w:t xml:space="preserve">Зоя: </w:t>
+      </w:r>
+      <w:r>
+        <w:rPr>
+          <w:rFonts w:ascii="Times New Roman" w:hAnsi="Times New Roman" w:eastAsia="Malgun Gothic"/>
+          <w:b w:val="0"/>
+          <w:i w:val="0"/>
+          <w:sz w:val="22"/>
+        </w:rPr>
+        <w:t>Не всё, Витя. Только то, что стыдно было выбрасывать.</w:t>
+      </w:r>
+    </w:p>
+    <w:p>
+      <w:pPr>
+        <w:spacing w:before="0" w:after="110" w:line="300" w:lineRule="auto"/>
+      </w:pPr>
+      <w:r>
+        <w:rPr>
+          <w:rFonts w:ascii="Times New Roman" w:hAnsi="Times New Roman" w:eastAsia="Malgun Gothic"/>
+          <w:b/>
+          <w:i w:val="0"/>
+          <w:sz w:val="22"/>
+        </w:rPr>
+        <w:t xml:space="preserve">Лёша: </w:t>
+      </w:r>
+      <w:r>
+        <w:rPr>
+          <w:rFonts w:ascii="Times New Roman" w:hAnsi="Times New Roman" w:eastAsia="Malgun Gothic"/>
+          <w:b w:val="0"/>
+          <w:i w:val="0"/>
+          <w:sz w:val="22"/>
+        </w:rPr>
+        <w:t>Документы по делу Уварова?</w:t>
+      </w:r>
+    </w:p>
+    <w:p>
+      <w:pPr>
+        <w:spacing w:before="0" w:after="110" w:line="300" w:lineRule="auto"/>
+      </w:pPr>
+      <w:r>
+        <w:rPr>
+          <w:rFonts w:ascii="Times New Roman" w:hAnsi="Times New Roman" w:eastAsia="Malgun Gothic"/>
+          <w:b/>
+          <w:i w:val="0"/>
+          <w:sz w:val="22"/>
+        </w:rPr>
+        <w:t xml:space="preserve">Зоя: </w:t>
+      </w:r>
+      <w:r>
+        <w:rPr>
+          <w:rFonts w:ascii="Times New Roman" w:hAnsi="Times New Roman" w:eastAsia="Malgun Gothic"/>
+          <w:b w:val="0"/>
+          <w:i w:val="0"/>
+          <w:sz w:val="22"/>
+        </w:rPr>
+        <w:t>И не только. Виктор Петрович пришёл ко мне не просто так. У него снова горят глаза, как тогда.</w:t>
+      </w:r>
+    </w:p>
+    <w:p>
+      <w:pPr>
+        <w:spacing w:before="0" w:after="110" w:line="300" w:lineRule="auto"/>
+      </w:pPr>
+      <w:r>
+        <w:rPr>
+          <w:rFonts w:ascii="Times New Roman" w:hAnsi="Times New Roman" w:eastAsia="Malgun Gothic"/>
+          <w:b/>
+          <w:i w:val="0"/>
+          <w:sz w:val="22"/>
+        </w:rPr>
+        <w:t xml:space="preserve">Быков: </w:t>
+      </w:r>
+      <w:r>
+        <w:rPr>
+          <w:rFonts w:ascii="Times New Roman" w:hAnsi="Times New Roman" w:eastAsia="Malgun Gothic"/>
+          <w:b w:val="0"/>
+          <w:i w:val="0"/>
+          <w:sz w:val="22"/>
+        </w:rPr>
+        <w:t>Зоя, не преувеличивай.</w:t>
+      </w:r>
+    </w:p>
+    <w:p>
+      <w:pPr>
+        <w:spacing w:before="0" w:after="110" w:line="300" w:lineRule="auto"/>
+      </w:pPr>
+      <w:r>
+        <w:rPr>
+          <w:rFonts w:ascii="Times New Roman" w:hAnsi="Times New Roman" w:eastAsia="Malgun Gothic"/>
+          <w:b/>
+          <w:i w:val="0"/>
+          <w:sz w:val="22"/>
+        </w:rPr>
+        <w:t xml:space="preserve">Зоя: </w:t>
+      </w:r>
+      <w:r>
+        <w:rPr>
+          <w:rFonts w:ascii="Times New Roman" w:hAnsi="Times New Roman" w:eastAsia="Malgun Gothic"/>
+          <w:b w:val="0"/>
+          <w:i w:val="0"/>
+          <w:sz w:val="22"/>
+        </w:rPr>
+        <w:t>Я тридцать пять лет смотрю, как ты хоронишь это дело в себе, Витя. И вот опять «Сибзавод». История повторяется, только фамилии другие.</w:t>
+      </w:r>
+    </w:p>
+    <w:p>
+      <w:pPr>
+        <w:spacing w:before="0" w:after="110" w:line="300" w:lineRule="auto"/>
+      </w:pPr>
+      <w:r>
+        <w:rPr>
+          <w:rFonts w:ascii="Times New Roman" w:hAnsi="Times New Roman" w:eastAsia="Malgun Gothic"/>
+          <w:b/>
+          <w:i w:val="0"/>
+          <w:sz w:val="22"/>
+        </w:rPr>
+        <w:t xml:space="preserve">Лёша: </w:t>
+      </w:r>
+      <w:r>
+        <w:rPr>
+          <w:rFonts w:ascii="Times New Roman" w:hAnsi="Times New Roman" w:eastAsia="Malgun Gothic"/>
+          <w:b w:val="0"/>
+          <w:i w:val="0"/>
+          <w:sz w:val="22"/>
+        </w:rPr>
+        <w:t>Виктор Петрович, вы поэтому взялись за дело Сафронова? Из-за Уварова?</w:t>
+      </w:r>
+    </w:p>
+    <w:p>
+      <w:pPr>
+        <w:spacing w:before="0" w:after="110" w:line="300" w:lineRule="auto"/>
+      </w:pPr>
+      <w:r>
+        <w:rPr>
+          <w:rFonts w:ascii="Times New Roman" w:hAnsi="Times New Roman" w:eastAsia="Malgun Gothic"/>
+          <w:b/>
+          <w:i w:val="0"/>
+          <w:sz w:val="22"/>
+        </w:rPr>
+        <w:t xml:space="preserve">Быков: </w:t>
+      </w:r>
+      <w:r>
+        <w:rPr>
+          <w:rFonts w:ascii="Times New Roman" w:hAnsi="Times New Roman" w:eastAsia="Malgun Gothic"/>
+          <w:b w:val="0"/>
+          <w:i w:val="0"/>
+          <w:sz w:val="22"/>
+        </w:rPr>
+        <w:t>Может быть. Когда однажды проигрываешь правде — потом всю жизнь ищешь способ отыграться.</w:t>
+      </w:r>
+    </w:p>
+    <w:p>
+      <w:pPr>
+        <w:spacing w:before="0" w:after="110" w:line="300" w:lineRule="auto"/>
+      </w:pPr>
+      <w:r>
+        <w:rPr>
+          <w:rFonts w:ascii="Times New Roman" w:hAnsi="Times New Roman" w:eastAsia="Malgun Gothic"/>
+          <w:b/>
+          <w:i w:val="0"/>
+          <w:sz w:val="22"/>
+        </w:rPr>
+        <w:t xml:space="preserve">Лёша: </w:t>
+      </w:r>
+      <w:r>
+        <w:rPr>
+          <w:rFonts w:ascii="Times New Roman" w:hAnsi="Times New Roman" w:eastAsia="Malgun Gothic"/>
+          <w:b w:val="0"/>
+          <w:i w:val="0"/>
+          <w:sz w:val="22"/>
+        </w:rPr>
+        <w:t>Это не месть?</w:t>
+      </w:r>
+    </w:p>
+    <w:p>
+      <w:pPr>
+        <w:spacing w:before="0" w:after="110" w:line="300" w:lineRule="auto"/>
+      </w:pPr>
+      <w:r>
+        <w:rPr>
+          <w:rFonts w:ascii="Times New Roman" w:hAnsi="Times New Roman" w:eastAsia="Malgun Gothic"/>
+          <w:b/>
+          <w:i w:val="0"/>
+          <w:sz w:val="22"/>
+        </w:rPr>
+        <w:t xml:space="preserve">Быков: </w:t>
+      </w:r>
+      <w:r>
+        <w:rPr>
+          <w:rFonts w:ascii="Times New Roman" w:hAnsi="Times New Roman" w:eastAsia="Malgun Gothic"/>
+          <w:b w:val="0"/>
+          <w:i w:val="0"/>
+          <w:sz w:val="22"/>
+        </w:rPr>
+        <w:t>Нет. Это долг. Разница важная, Алексей. Запомни её.</w:t>
+      </w:r>
+    </w:p>
+    <w:p>
+      <w:pPr>
+        <w:spacing w:before="0" w:after="110" w:line="300" w:lineRule="auto"/>
+      </w:pPr>
+      <w:r>
+        <w:rPr>
+          <w:rFonts w:ascii="Times New Roman" w:hAnsi="Times New Roman" w:eastAsia="Malgun Gothic"/>
+          <w:b/>
+          <w:i w:val="0"/>
+          <w:sz w:val="22"/>
+        </w:rPr>
+        <w:t xml:space="preserve">Зоя: </w:t>
+      </w:r>
+      <w:r>
+        <w:rPr>
+          <w:rFonts w:ascii="Times New Roman" w:hAnsi="Times New Roman" w:eastAsia="Malgun Gothic"/>
+          <w:b w:val="0"/>
+          <w:i/>
+          <w:color w:val="555555"/>
+          <w:sz w:val="22"/>
+        </w:rPr>
+        <w:t>(Лёше)</w:t>
+      </w:r>
+      <w:r>
+        <w:rPr>
+          <w:rFonts w:ascii="Times New Roman" w:hAnsi="Times New Roman" w:eastAsia="Malgun Gothic"/>
+          <w:b w:val="0"/>
+          <w:i w:val="0"/>
+          <w:sz w:val="22"/>
+        </w:rPr>
+        <w:t xml:space="preserve"> А ты, значит, тот самый, про которого он говорит «упрямый, но толковый»?</w:t>
+      </w:r>
+    </w:p>
+    <w:p>
+      <w:pPr>
+        <w:spacing w:before="0" w:after="110" w:line="300" w:lineRule="auto"/>
+      </w:pPr>
+      <w:r>
+        <w:rPr>
+          <w:rFonts w:ascii="Times New Roman" w:hAnsi="Times New Roman" w:eastAsia="Malgun Gothic"/>
+          <w:b/>
+          <w:i w:val="0"/>
+          <w:sz w:val="22"/>
+        </w:rPr>
+        <w:t xml:space="preserve">Лёша: </w:t>
+      </w:r>
+      <w:r>
+        <w:rPr>
+          <w:rFonts w:ascii="Times New Roman" w:hAnsi="Times New Roman" w:eastAsia="Malgun Gothic"/>
+          <w:b w:val="0"/>
+          <w:i w:val="0"/>
+          <w:sz w:val="22"/>
+        </w:rPr>
+        <w:t>Не знал, что он про меня вообще что-то говорит.</w:t>
+      </w:r>
+    </w:p>
+    <w:p>
+      <w:pPr>
+        <w:spacing w:before="0" w:after="110" w:line="300" w:lineRule="auto"/>
+      </w:pPr>
+      <w:r>
+        <w:rPr>
+          <w:rFonts w:ascii="Times New Roman" w:hAnsi="Times New Roman" w:eastAsia="Malgun Gothic"/>
+          <w:b/>
+          <w:i w:val="0"/>
+          <w:sz w:val="22"/>
+        </w:rPr>
+        <w:t xml:space="preserve">Зоя: </w:t>
+      </w:r>
+      <w:r>
+        <w:rPr>
+          <w:rFonts w:ascii="Times New Roman" w:hAnsi="Times New Roman" w:eastAsia="Malgun Gothic"/>
+          <w:b w:val="0"/>
+          <w:i w:val="0"/>
+          <w:sz w:val="22"/>
+        </w:rPr>
+        <w:t>Говорит. Редко, но говорит. Для Вити это почти признание в любви.</w:t>
+      </w:r>
+    </w:p>
+    <w:p>
+      <w:pPr>
+        <w:spacing w:before="0" w:after="110" w:line="300" w:lineRule="auto"/>
+      </w:pPr>
+      <w:r>
+        <w:rPr>
+          <w:rFonts w:ascii="Times New Roman" w:hAnsi="Times New Roman" w:eastAsia="Malgun Gothic"/>
+          <w:b/>
+          <w:i w:val="0"/>
+          <w:sz w:val="22"/>
+        </w:rPr>
+        <w:t xml:space="preserve">Быков: </w:t>
+      </w:r>
+      <w:r>
+        <w:rPr>
+          <w:rFonts w:ascii="Times New Roman" w:hAnsi="Times New Roman" w:eastAsia="Malgun Gothic"/>
+          <w:b w:val="0"/>
+          <w:i w:val="0"/>
+          <w:sz w:val="22"/>
+        </w:rPr>
+        <w:t>Зоя, ну хватит.</w:t>
+      </w:r>
+    </w:p>
+    <w:p>
+      <w:pPr>
+        <w:spacing w:before="0" w:after="110" w:line="300" w:lineRule="auto"/>
+      </w:pPr>
+      <w:r>
+        <w:rPr>
+          <w:rFonts w:ascii="Times New Roman" w:hAnsi="Times New Roman" w:eastAsia="Malgun Gothic"/>
+          <w:b/>
+          <w:i w:val="0"/>
+          <w:sz w:val="22"/>
+        </w:rPr>
+        <w:t xml:space="preserve">Зоя: </w:t>
+      </w:r>
+      <w:r>
+        <w:rPr>
+          <w:rFonts w:ascii="Times New Roman" w:hAnsi="Times New Roman" w:eastAsia="Malgun Gothic"/>
+          <w:b w:val="0"/>
+          <w:i w:val="0"/>
+          <w:sz w:val="22"/>
+        </w:rPr>
+        <w:t>Молчу, молчу. Идите, мальчики. У меня папки не разобраны.</w:t>
+      </w:r>
+    </w:p>
+    <w:p>
+      <w:pPr>
+        <w:keepNext/>
+        <w:spacing w:before="320" w:after="140"/>
+      </w:pPr>
+      <w:r>
+        <w:rPr>
+          <w:rFonts w:ascii="Times New Roman" w:hAnsi="Times New Roman" w:eastAsia="Malgun Gothic"/>
+          <w:b/>
+          <w:i w:val="0"/>
+          <w:color w:val="1F3864"/>
+          <w:sz w:val="26"/>
+        </w:rPr>
+        <w:t>장면 6 — 밤, 돌아오는 길</w:t>
+      </w:r>
+    </w:p>
+    <w:p>
+      <w:pPr>
+        <w:spacing w:before="0" w:after="110" w:line="300" w:lineRule="auto"/>
+      </w:pPr>
+      <w:r>
+        <w:rPr>
+          <w:rFonts w:ascii="Times New Roman" w:hAnsi="Times New Roman" w:eastAsia="Malgun Gothic"/>
+          <w:b/>
+          <w:i w:val="0"/>
+          <w:sz w:val="22"/>
+        </w:rPr>
+        <w:t xml:space="preserve">Лёша: </w:t>
+      </w:r>
+      <w:r>
+        <w:rPr>
+          <w:rFonts w:ascii="Times New Roman" w:hAnsi="Times New Roman" w:eastAsia="Malgun Gothic"/>
+          <w:b w:val="0"/>
+          <w:i w:val="0"/>
+          <w:sz w:val="22"/>
+        </w:rPr>
+        <w:t>Почему вы никогда не рассказывали мне об этом раньше?</w:t>
+      </w:r>
+    </w:p>
+    <w:p>
+      <w:pPr>
+        <w:spacing w:before="0" w:after="110" w:line="300" w:lineRule="auto"/>
+      </w:pPr>
+      <w:r>
+        <w:rPr>
+          <w:rFonts w:ascii="Times New Roman" w:hAnsi="Times New Roman" w:eastAsia="Malgun Gothic"/>
+          <w:b/>
+          <w:i w:val="0"/>
+          <w:sz w:val="22"/>
+        </w:rPr>
+        <w:t xml:space="preserve">Быков: </w:t>
+      </w:r>
+      <w:r>
+        <w:rPr>
+          <w:rFonts w:ascii="Times New Roman" w:hAnsi="Times New Roman" w:eastAsia="Malgun Gothic"/>
+          <w:b w:val="0"/>
+          <w:i w:val="0"/>
+          <w:sz w:val="22"/>
+        </w:rPr>
+        <w:t>Потому что не хотел, чтобы ты шёл в эту профессию из чувства долга передо мной. Хотел, чтобы ты сам решил, зачем тебе это нужно.</w:t>
+      </w:r>
+    </w:p>
+    <w:p>
+      <w:pPr>
+        <w:spacing w:before="0" w:after="110" w:line="300" w:lineRule="auto"/>
+      </w:pPr>
+      <w:r>
+        <w:rPr>
+          <w:rFonts w:ascii="Times New Roman" w:hAnsi="Times New Roman" w:eastAsia="Malgun Gothic"/>
+          <w:b/>
+          <w:i w:val="0"/>
+          <w:sz w:val="22"/>
+        </w:rPr>
+        <w:t xml:space="preserve">Лёша: </w:t>
+      </w:r>
+      <w:r>
+        <w:rPr>
+          <w:rFonts w:ascii="Times New Roman" w:hAnsi="Times New Roman" w:eastAsia="Malgun Gothic"/>
+          <w:b w:val="0"/>
+          <w:i w:val="0"/>
+          <w:sz w:val="22"/>
+        </w:rPr>
+        <w:t>А теперь решили рассказать?</w:t>
+      </w:r>
+    </w:p>
+    <w:p>
+      <w:pPr>
+        <w:spacing w:before="0" w:after="110" w:line="300" w:lineRule="auto"/>
+      </w:pPr>
+      <w:r>
+        <w:rPr>
+          <w:rFonts w:ascii="Times New Roman" w:hAnsi="Times New Roman" w:eastAsia="Malgun Gothic"/>
+          <w:b/>
+          <w:i w:val="0"/>
+          <w:sz w:val="22"/>
+        </w:rPr>
+        <w:t xml:space="preserve">Быков: </w:t>
+      </w:r>
+      <w:r>
+        <w:rPr>
+          <w:rFonts w:ascii="Times New Roman" w:hAnsi="Times New Roman" w:eastAsia="Malgun Gothic"/>
+          <w:b w:val="0"/>
+          <w:i w:val="0"/>
+          <w:sz w:val="22"/>
+        </w:rPr>
+        <w:t>Теперь ты уже решил. Я это вижу.</w:t>
+      </w:r>
+    </w:p>
+    <w:p>
+      <w:pPr>
+        <w:spacing w:before="0" w:after="110" w:line="300" w:lineRule="auto"/>
+      </w:pPr>
+      <w:r>
+        <w:rPr>
+          <w:rFonts w:ascii="Times New Roman" w:hAnsi="Times New Roman" w:eastAsia="Malgun Gothic"/>
+          <w:b/>
+          <w:i w:val="0"/>
+          <w:sz w:val="22"/>
+        </w:rPr>
+        <w:t xml:space="preserve">Лёша: </w:t>
+      </w:r>
+      <w:r>
+        <w:rPr>
+          <w:rFonts w:ascii="Times New Roman" w:hAnsi="Times New Roman" w:eastAsia="Malgun Gothic"/>
+          <w:b w:val="0"/>
+          <w:i w:val="0"/>
+          <w:sz w:val="22"/>
+        </w:rPr>
+        <w:t>Вы не боитесь, что со мной случится то же самое? Исключение, преследование?</w:t>
+      </w:r>
+    </w:p>
+    <w:p>
+      <w:pPr>
+        <w:spacing w:before="0" w:after="110" w:line="300" w:lineRule="auto"/>
+      </w:pPr>
+      <w:r>
+        <w:rPr>
+          <w:rFonts w:ascii="Times New Roman" w:hAnsi="Times New Roman" w:eastAsia="Malgun Gothic"/>
+          <w:b/>
+          <w:i w:val="0"/>
+          <w:sz w:val="22"/>
+        </w:rPr>
+        <w:t xml:space="preserve">Быков: </w:t>
+      </w:r>
+      <w:r>
+        <w:rPr>
+          <w:rFonts w:ascii="Times New Roman" w:hAnsi="Times New Roman" w:eastAsia="Malgun Gothic"/>
+          <w:b w:val="0"/>
+          <w:i w:val="0"/>
+          <w:sz w:val="22"/>
+        </w:rPr>
+        <w:t>Боюсь. Каждый день боюсь.</w:t>
+      </w:r>
+    </w:p>
+    <w:p>
+      <w:pPr>
+        <w:spacing w:before="0" w:after="110" w:line="300" w:lineRule="auto"/>
+      </w:pPr>
+      <w:r>
+        <w:rPr>
+          <w:rFonts w:ascii="Times New Roman" w:hAnsi="Times New Roman" w:eastAsia="Malgun Gothic"/>
+          <w:b/>
+          <w:i w:val="0"/>
+          <w:sz w:val="22"/>
+        </w:rPr>
+        <w:t xml:space="preserve">Лёша: </w:t>
+      </w:r>
+      <w:r>
+        <w:rPr>
+          <w:rFonts w:ascii="Times New Roman" w:hAnsi="Times New Roman" w:eastAsia="Malgun Gothic"/>
+          <w:b w:val="0"/>
+          <w:i w:val="0"/>
+          <w:sz w:val="22"/>
+        </w:rPr>
+        <w:t>Тогда зачем вы меня в это втягиваете?</w:t>
+      </w:r>
+    </w:p>
+    <w:p>
+      <w:pPr>
+        <w:spacing w:before="0" w:after="110" w:line="300" w:lineRule="auto"/>
+      </w:pPr>
+      <w:r>
+        <w:rPr>
+          <w:rFonts w:ascii="Times New Roman" w:hAnsi="Times New Roman" w:eastAsia="Malgun Gothic"/>
+          <w:b/>
+          <w:i w:val="0"/>
+          <w:sz w:val="22"/>
+        </w:rPr>
+        <w:t xml:space="preserve">Быков: </w:t>
+      </w:r>
+      <w:r>
+        <w:rPr>
+          <w:rFonts w:ascii="Times New Roman" w:hAnsi="Times New Roman" w:eastAsia="Malgun Gothic"/>
+          <w:b w:val="0"/>
+          <w:i w:val="0"/>
+          <w:sz w:val="22"/>
+        </w:rPr>
+        <w:t>Потому что кто-то должен продолжать. Даже если страшно. Особенно если страшно.</w:t>
+      </w:r>
+    </w:p>
+    <w:p>
+      <w:pPr>
+        <w:spacing w:before="0" w:after="110" w:line="300" w:lineRule="auto"/>
+      </w:pPr>
+      <w:r>
+        <w:rPr>
+          <w:rFonts w:ascii="Times New Roman" w:hAnsi="Times New Roman" w:eastAsia="Malgun Gothic"/>
+          <w:b/>
+          <w:i w:val="0"/>
+          <w:sz w:val="22"/>
+        </w:rPr>
+        <w:t xml:space="preserve">Лёша: </w:t>
+      </w:r>
+      <w:r>
+        <w:rPr>
+          <w:rFonts w:ascii="Times New Roman" w:hAnsi="Times New Roman" w:eastAsia="Malgun Gothic"/>
+          <w:b w:val="0"/>
+          <w:i w:val="0"/>
+          <w:sz w:val="22"/>
+        </w:rPr>
+        <w:t>Вы говорите так, будто уже знаете, чем всё кончится.</w:t>
+      </w:r>
+    </w:p>
+    <w:p>
+      <w:pPr>
+        <w:spacing w:before="0" w:after="110" w:line="300" w:lineRule="auto"/>
+      </w:pPr>
+      <w:r>
+        <w:rPr>
+          <w:rFonts w:ascii="Times New Roman" w:hAnsi="Times New Roman" w:eastAsia="Malgun Gothic"/>
+          <w:b/>
+          <w:i w:val="0"/>
+          <w:sz w:val="22"/>
+        </w:rPr>
+        <w:t xml:space="preserve">Быков: </w:t>
+      </w:r>
+      <w:r>
+        <w:rPr>
+          <w:rFonts w:ascii="Times New Roman" w:hAnsi="Times New Roman" w:eastAsia="Malgun Gothic"/>
+          <w:b w:val="0"/>
+          <w:i w:val="0"/>
+          <w:sz w:val="22"/>
+        </w:rPr>
+        <w:t>Знаю только одно: такие дела никогда не остаются маленькими. Начинается с вентиляции, а заканчивается тем, кто на самом деле управляет городом.</w:t>
+      </w:r>
+    </w:p>
+    <w:p>
+      <w:pPr>
+        <w:spacing w:before="0" w:after="110" w:line="300" w:lineRule="auto"/>
+      </w:pPr>
+      <w:r>
+        <w:rPr>
+          <w:rFonts w:ascii="Times New Roman" w:hAnsi="Times New Roman" w:eastAsia="Malgun Gothic"/>
+          <w:b/>
+          <w:i w:val="0"/>
+          <w:sz w:val="22"/>
+        </w:rPr>
+        <w:t xml:space="preserve">Лёша: </w:t>
+      </w:r>
+      <w:r>
+        <w:rPr>
+          <w:rFonts w:ascii="Times New Roman" w:hAnsi="Times New Roman" w:eastAsia="Malgun Gothic"/>
+          <w:b w:val="0"/>
+          <w:i w:val="0"/>
+          <w:sz w:val="22"/>
+        </w:rPr>
+        <w:t>Семён согласился дать показания. Пока анонимно.</w:t>
+      </w:r>
+    </w:p>
+    <w:p>
+      <w:pPr>
+        <w:spacing w:before="0" w:after="110" w:line="300" w:lineRule="auto"/>
+      </w:pPr>
+      <w:r>
+        <w:rPr>
+          <w:rFonts w:ascii="Times New Roman" w:hAnsi="Times New Roman" w:eastAsia="Malgun Gothic"/>
+          <w:b/>
+          <w:i w:val="0"/>
+          <w:sz w:val="22"/>
+        </w:rPr>
+        <w:t xml:space="preserve">Быков: </w:t>
+      </w:r>
+      <w:r>
+        <w:rPr>
+          <w:rFonts w:ascii="Times New Roman" w:hAnsi="Times New Roman" w:eastAsia="Malgun Gothic"/>
+          <w:b w:val="0"/>
+          <w:i w:val="0"/>
+          <w:sz w:val="22"/>
+        </w:rPr>
+        <w:t>Уже хорошо. Первый камень в стене.</w:t>
+      </w:r>
+    </w:p>
+    <w:p>
+      <w:pPr>
+        <w:spacing w:before="0" w:after="110" w:line="300" w:lineRule="auto"/>
+      </w:pPr>
+      <w:r>
+        <w:rPr>
+          <w:rFonts w:ascii="Times New Roman" w:hAnsi="Times New Roman" w:eastAsia="Malgun Gothic"/>
+          <w:b/>
+          <w:i w:val="0"/>
+          <w:sz w:val="22"/>
+        </w:rPr>
+        <w:t xml:space="preserve">Лёша: </w:t>
+      </w:r>
+      <w:r>
+        <w:rPr>
+          <w:rFonts w:ascii="Times New Roman" w:hAnsi="Times New Roman" w:eastAsia="Malgun Gothic"/>
+          <w:b w:val="0"/>
+          <w:i w:val="0"/>
+          <w:sz w:val="22"/>
+        </w:rPr>
+        <w:t>А если стена не выдержит?</w:t>
+      </w:r>
+    </w:p>
+    <w:p>
+      <w:pPr>
+        <w:spacing w:before="0" w:after="110" w:line="300" w:lineRule="auto"/>
+      </w:pPr>
+      <w:r>
+        <w:rPr>
+          <w:rFonts w:ascii="Times New Roman" w:hAnsi="Times New Roman" w:eastAsia="Malgun Gothic"/>
+          <w:b/>
+          <w:i w:val="0"/>
+          <w:sz w:val="22"/>
+        </w:rPr>
+        <w:t xml:space="preserve">Быков: </w:t>
+      </w:r>
+      <w:r>
+        <w:rPr>
+          <w:rFonts w:ascii="Times New Roman" w:hAnsi="Times New Roman" w:eastAsia="Malgun Gothic"/>
+          <w:b w:val="0"/>
+          <w:i w:val="0"/>
+          <w:sz w:val="22"/>
+        </w:rPr>
+        <w:t>Тогда построим новую. Из следующего камня.</w:t>
+      </w:r>
+    </w:p>
+    <w:p>
+      <w:pPr>
+        <w:keepNext/>
+        <w:spacing w:before="320" w:after="140"/>
+      </w:pPr>
+      <w:r>
+        <w:rPr>
+          <w:rFonts w:ascii="Times New Roman" w:hAnsi="Times New Roman" w:eastAsia="Malgun Gothic"/>
+          <w:b/>
+          <w:i w:val="0"/>
+          <w:color w:val="1F3864"/>
+          <w:sz w:val="26"/>
+        </w:rPr>
+        <w:t>장면 7 — 사무실, 다짐</w:t>
+      </w:r>
+    </w:p>
+    <w:p>
+      <w:pPr>
+        <w:spacing w:before="0" w:after="110" w:line="300" w:lineRule="auto"/>
+      </w:pPr>
+      <w:r>
+        <w:rPr>
+          <w:rFonts w:ascii="Times New Roman" w:hAnsi="Times New Roman" w:eastAsia="Malgun Gothic"/>
+          <w:b/>
+          <w:i w:val="0"/>
+          <w:sz w:val="22"/>
+        </w:rPr>
+        <w:t xml:space="preserve">Лёша: </w:t>
+      </w:r>
+      <w:r>
+        <w:rPr>
+          <w:rFonts w:ascii="Times New Roman" w:hAnsi="Times New Roman" w:eastAsia="Malgun Gothic"/>
+          <w:b w:val="0"/>
+          <w:i w:val="0"/>
+          <w:sz w:val="22"/>
+        </w:rPr>
+        <w:t>Виктор Петрович, я хочу подать официальное заявление в прокуратуру о пересмотре дела. Завтра же.</w:t>
+      </w:r>
+    </w:p>
+    <w:p>
+      <w:pPr>
+        <w:spacing w:before="0" w:after="110" w:line="300" w:lineRule="auto"/>
+      </w:pPr>
+      <w:r>
+        <w:rPr>
+          <w:rFonts w:ascii="Times New Roman" w:hAnsi="Times New Roman" w:eastAsia="Malgun Gothic"/>
+          <w:b/>
+          <w:i w:val="0"/>
+          <w:sz w:val="22"/>
+        </w:rPr>
+        <w:t xml:space="preserve">Быков: </w:t>
+      </w:r>
+      <w:r>
+        <w:rPr>
+          <w:rFonts w:ascii="Times New Roman" w:hAnsi="Times New Roman" w:eastAsia="Malgun Gothic"/>
+          <w:b w:val="0"/>
+          <w:i w:val="0"/>
+          <w:sz w:val="22"/>
+        </w:rPr>
+        <w:t>Ты понимаешь, что это значит? Обратной дороги после этого не будет.</w:t>
+      </w:r>
+    </w:p>
+    <w:p>
+      <w:pPr>
+        <w:spacing w:before="0" w:after="110" w:line="300" w:lineRule="auto"/>
+      </w:pPr>
+      <w:r>
+        <w:rPr>
+          <w:rFonts w:ascii="Times New Roman" w:hAnsi="Times New Roman" w:eastAsia="Malgun Gothic"/>
+          <w:b/>
+          <w:i w:val="0"/>
+          <w:sz w:val="22"/>
+        </w:rPr>
+        <w:t xml:space="preserve">Лёша: </w:t>
+      </w:r>
+      <w:r>
+        <w:rPr>
+          <w:rFonts w:ascii="Times New Roman" w:hAnsi="Times New Roman" w:eastAsia="Malgun Gothic"/>
+          <w:b w:val="0"/>
+          <w:i w:val="0"/>
+          <w:sz w:val="22"/>
+        </w:rPr>
+        <w:t>Понимаю.</w:t>
+      </w:r>
+    </w:p>
+    <w:p>
+      <w:pPr>
+        <w:spacing w:before="0" w:after="110" w:line="300" w:lineRule="auto"/>
+      </w:pPr>
+      <w:r>
+        <w:rPr>
+          <w:rFonts w:ascii="Times New Roman" w:hAnsi="Times New Roman" w:eastAsia="Malgun Gothic"/>
+          <w:b/>
+          <w:i w:val="0"/>
+          <w:sz w:val="22"/>
+        </w:rPr>
+        <w:t xml:space="preserve">Быков: </w:t>
+      </w:r>
+      <w:r>
+        <w:rPr>
+          <w:rFonts w:ascii="Times New Roman" w:hAnsi="Times New Roman" w:eastAsia="Malgun Gothic"/>
+          <w:b w:val="0"/>
+          <w:i w:val="0"/>
+          <w:sz w:val="22"/>
+        </w:rPr>
+        <w:t>Тебя будут вызывать. Будут звонить твоему отцу, твоим друзьям. Найдут способ надавить.</w:t>
+      </w:r>
+    </w:p>
+    <w:p>
+      <w:pPr>
+        <w:spacing w:before="0" w:after="110" w:line="300" w:lineRule="auto"/>
+      </w:pPr>
+      <w:r>
+        <w:rPr>
+          <w:rFonts w:ascii="Times New Roman" w:hAnsi="Times New Roman" w:eastAsia="Malgun Gothic"/>
+          <w:b/>
+          <w:i w:val="0"/>
+          <w:sz w:val="22"/>
+        </w:rPr>
+        <w:t xml:space="preserve">Лёша: </w:t>
+      </w:r>
+      <w:r>
+        <w:rPr>
+          <w:rFonts w:ascii="Times New Roman" w:hAnsi="Times New Roman" w:eastAsia="Malgun Gothic"/>
+          <w:b w:val="0"/>
+          <w:i w:val="0"/>
+          <w:sz w:val="22"/>
+        </w:rPr>
+        <w:t>Пусть находят.</w:t>
+      </w:r>
+    </w:p>
+    <w:p>
+      <w:pPr>
+        <w:spacing w:before="0" w:after="110" w:line="300" w:lineRule="auto"/>
+      </w:pPr>
+      <w:r>
+        <w:rPr>
+          <w:rFonts w:ascii="Times New Roman" w:hAnsi="Times New Roman" w:eastAsia="Malgun Gothic"/>
+          <w:b/>
+          <w:i w:val="0"/>
+          <w:sz w:val="22"/>
+        </w:rPr>
+        <w:t xml:space="preserve">Быков: </w:t>
+      </w:r>
+      <w:r>
+        <w:rPr>
+          <w:rFonts w:ascii="Times New Roman" w:hAnsi="Times New Roman" w:eastAsia="Malgun Gothic"/>
+          <w:b w:val="0"/>
+          <w:i w:val="0"/>
+          <w:sz w:val="22"/>
+        </w:rPr>
+        <w:t>Легко сказать сейчас, Алексей. Труднее будет, когда позвонят твоей матери.</w:t>
+      </w:r>
+    </w:p>
+    <w:p>
+      <w:pPr>
+        <w:spacing w:before="0" w:after="110" w:line="300" w:lineRule="auto"/>
+      </w:pPr>
+      <w:r>
+        <w:rPr>
+          <w:rFonts w:ascii="Times New Roman" w:hAnsi="Times New Roman" w:eastAsia="Malgun Gothic"/>
+          <w:b/>
+          <w:i w:val="0"/>
+          <w:sz w:val="22"/>
+        </w:rPr>
+        <w:t xml:space="preserve">Лёша: </w:t>
+      </w:r>
+      <w:r>
+        <w:rPr>
+          <w:rFonts w:ascii="Times New Roman" w:hAnsi="Times New Roman" w:eastAsia="Malgun Gothic"/>
+          <w:b w:val="0"/>
+          <w:i w:val="0"/>
+          <w:sz w:val="22"/>
+        </w:rPr>
+        <w:t>Тогда я поговорю с ней сам. Раньше, чем они.</w:t>
+      </w:r>
+    </w:p>
+    <w:p>
+      <w:pPr>
+        <w:spacing w:before="0" w:after="110" w:line="300" w:lineRule="auto"/>
+      </w:pPr>
+      <w:r>
+        <w:rPr>
+          <w:rFonts w:ascii="Times New Roman" w:hAnsi="Times New Roman" w:eastAsia="Malgun Gothic"/>
+          <w:b/>
+          <w:i w:val="0"/>
+          <w:sz w:val="22"/>
+        </w:rPr>
+        <w:t xml:space="preserve">Быков: </w:t>
+      </w:r>
+      <w:r>
+        <w:rPr>
+          <w:rFonts w:ascii="Times New Roman" w:hAnsi="Times New Roman" w:eastAsia="Malgun Gothic"/>
+          <w:b w:val="0"/>
+          <w:i/>
+          <w:color w:val="555555"/>
+          <w:sz w:val="22"/>
+        </w:rPr>
+        <w:t>(улыбается впервые за вечер)</w:t>
+      </w:r>
+      <w:r>
+        <w:rPr>
+          <w:rFonts w:ascii="Times New Roman" w:hAnsi="Times New Roman" w:eastAsia="Malgun Gothic"/>
+          <w:b w:val="0"/>
+          <w:i w:val="0"/>
+          <w:sz w:val="22"/>
+        </w:rPr>
+        <w:t xml:space="preserve"> Уваров говорил почти теми же словами. Перед тем как его забрали.</w:t>
+      </w:r>
+    </w:p>
+    <w:p>
+      <w:pPr>
+        <w:spacing w:before="0" w:after="110" w:line="300" w:lineRule="auto"/>
+      </w:pPr>
+      <w:r>
+        <w:rPr>
+          <w:rFonts w:ascii="Times New Roman" w:hAnsi="Times New Roman" w:eastAsia="Malgun Gothic"/>
+          <w:b/>
+          <w:i w:val="0"/>
+          <w:sz w:val="22"/>
+        </w:rPr>
+        <w:t xml:space="preserve">Лёша: </w:t>
+      </w:r>
+      <w:r>
+        <w:rPr>
+          <w:rFonts w:ascii="Times New Roman" w:hAnsi="Times New Roman" w:eastAsia="Malgun Gothic"/>
+          <w:b w:val="0"/>
+          <w:i w:val="0"/>
+          <w:sz w:val="22"/>
+        </w:rPr>
+        <w:t>И это должно меня успокоить?</w:t>
+      </w:r>
+    </w:p>
+    <w:p>
+      <w:pPr>
+        <w:spacing w:before="0" w:after="110" w:line="300" w:lineRule="auto"/>
+      </w:pPr>
+      <w:r>
+        <w:rPr>
+          <w:rFonts w:ascii="Times New Roman" w:hAnsi="Times New Roman" w:eastAsia="Malgun Gothic"/>
+          <w:b/>
+          <w:i w:val="0"/>
+          <w:sz w:val="22"/>
+        </w:rPr>
+        <w:t xml:space="preserve">Быков: </w:t>
+      </w:r>
+      <w:r>
+        <w:rPr>
+          <w:rFonts w:ascii="Times New Roman" w:hAnsi="Times New Roman" w:eastAsia="Malgun Gothic"/>
+          <w:b w:val="0"/>
+          <w:i w:val="0"/>
+          <w:sz w:val="22"/>
+        </w:rPr>
+        <w:t>Нет. Это должно тебя предупредить. Но раз ты всё равно решил — я рядом. До конца.</w:t>
+      </w:r>
+    </w:p>
+    <w:p>
+      <w:pPr>
+        <w:spacing w:before="0" w:after="110" w:line="300" w:lineRule="auto"/>
+      </w:pPr>
+      <w:r>
+        <w:rPr>
+          <w:rFonts w:ascii="Times New Roman" w:hAnsi="Times New Roman" w:eastAsia="Malgun Gothic"/>
+          <w:b/>
+          <w:i w:val="0"/>
+          <w:sz w:val="22"/>
+        </w:rPr>
+        <w:t xml:space="preserve">Лёша: </w:t>
+      </w:r>
+      <w:r>
+        <w:rPr>
+          <w:rFonts w:ascii="Times New Roman" w:hAnsi="Times New Roman" w:eastAsia="Malgun Gothic"/>
+          <w:b w:val="0"/>
+          <w:i w:val="0"/>
+          <w:sz w:val="22"/>
+        </w:rPr>
+        <w:t>До конца, Виктор Петрович.</w:t>
+      </w:r>
+    </w:p>
+    <w:p>
+      <w:pPr>
+        <w:spacing w:before="0" w:after="110" w:line="300" w:lineRule="auto"/>
+      </w:pPr>
+      <w:r>
+        <w:rPr>
+          <w:rFonts w:ascii="Times New Roman" w:hAnsi="Times New Roman" w:eastAsia="Malgun Gothic"/>
+          <w:b/>
+          <w:i w:val="0"/>
+          <w:sz w:val="22"/>
+        </w:rPr>
+        <w:t xml:space="preserve">Быков: </w:t>
+      </w:r>
+      <w:r>
+        <w:rPr>
+          <w:rFonts w:ascii="Times New Roman" w:hAnsi="Times New Roman" w:eastAsia="Malgun Gothic"/>
+          <w:b w:val="0"/>
+          <w:i/>
+          <w:color w:val="555555"/>
+          <w:sz w:val="22"/>
+        </w:rPr>
+        <w:t>(протягивает руку)</w:t>
+      </w:r>
+      <w:r>
+        <w:rPr>
+          <w:rFonts w:ascii="Times New Roman" w:hAnsi="Times New Roman" w:eastAsia="Malgun Gothic"/>
+          <w:b w:val="0"/>
+          <w:i w:val="0"/>
+          <w:sz w:val="22"/>
+        </w:rPr>
+        <w:t xml:space="preserve"> Тогда пиши заявление. Я прочту, исправлю запятые — и подпишу вместе с тобой.</w:t>
+      </w:r>
+    </w:p>
+    <w:p>
+      <w:pPr>
+        <w:spacing w:before="0" w:after="110" w:line="300" w:lineRule="auto"/>
+      </w:pPr>
+      <w:r>
+        <w:rPr>
+          <w:rFonts w:ascii="Times New Roman" w:hAnsi="Times New Roman" w:eastAsia="Malgun Gothic"/>
+          <w:b/>
+          <w:i w:val="0"/>
+          <w:sz w:val="22"/>
+        </w:rPr>
+        <w:t xml:space="preserve">Лёша: </w:t>
+      </w:r>
+      <w:r>
+        <w:rPr>
+          <w:rFonts w:ascii="Times New Roman" w:hAnsi="Times New Roman" w:eastAsia="Malgun Gothic"/>
+          <w:b w:val="0"/>
+          <w:i w:val="0"/>
+          <w:sz w:val="22"/>
+        </w:rPr>
+        <w:t>Только запятые?</w:t>
+      </w:r>
+    </w:p>
+    <w:p>
+      <w:pPr>
+        <w:spacing w:before="0" w:after="110" w:line="300" w:lineRule="auto"/>
+      </w:pPr>
+      <w:r>
+        <w:rPr>
+          <w:rFonts w:ascii="Times New Roman" w:hAnsi="Times New Roman" w:eastAsia="Malgun Gothic"/>
+          <w:b/>
+          <w:i w:val="0"/>
+          <w:sz w:val="22"/>
+        </w:rPr>
+        <w:t xml:space="preserve">Быков: </w:t>
+      </w:r>
+      <w:r>
+        <w:rPr>
+          <w:rFonts w:ascii="Times New Roman" w:hAnsi="Times New Roman" w:eastAsia="Malgun Gothic"/>
+          <w:b w:val="0"/>
+          <w:i w:val="0"/>
+          <w:sz w:val="22"/>
+        </w:rPr>
+        <w:t>Только запятые. Всё остальное ты уже решил сам.</w:t>
+      </w:r>
+    </w:p>
+    <w:p>
+      <w:pPr>
+        <w:keepNext/>
+        <w:spacing w:before="320" w:after="140"/>
+      </w:pPr>
+      <w:r>
+        <w:rPr>
+          <w:rFonts w:ascii="Times New Roman" w:hAnsi="Times New Roman" w:eastAsia="Malgun Gothic"/>
+          <w:b/>
+          <w:i w:val="0"/>
+          <w:color w:val="1F3864"/>
+          <w:sz w:val="26"/>
+        </w:rPr>
+        <w:t>핵심 문학 인용</w:t>
+      </w:r>
+    </w:p>
+    <w:p>
+      <w:pPr>
         <w:spacing w:before="0" w:after="120"/>
       </w:pPr>
       <w:r>
@@ -3186,6 +4090,29 @@
           <w:i w:val="0"/>
           <w:sz w:val="22"/>
         </w:rPr>
+        <w:t>Тютчев, «Silentium!» (1830): «Молчи, скрывайся и таи / И чувства и мечты свои»</w:t>
+      </w:r>
+      <w:r>
+        <w:rPr>
+          <w:rFonts w:ascii="Times New Roman" w:hAnsi="Times New Roman" w:eastAsia="Malgun Gothic"/>
+          <w:b w:val="0"/>
+          <w:i w:val="0"/>
+          <w:sz w:val="22"/>
+        </w:rPr>
+        <w:t xml:space="preserve"> — 한국어 해설: 장면 1에서 비코프가 입을 닫은 제3작업장 노동자들을 두고 인용한다. 원래는 영혼의 고독을 노래한 시지만, 비코프는 “튜체프에게는 영혼의 이야기였지만 우리에게는 월급의 이야기”라고 비튼다. 곧이어 장면 2에서 갈리나가 “Сколько можно молчать?”라고 외치며 이 침묵을 깨는 첫 목소리가 된다.</w:t>
+      </w:r>
+    </w:p>
+    <w:p>
+      <w:pPr>
+        <w:spacing w:before="0" w:after="120"/>
+      </w:pPr>
+      <w:r>
+        <w:rPr>
+          <w:rFonts w:ascii="Times New Roman" w:hAnsi="Times New Roman" w:eastAsia="Malgun Gothic"/>
+          <w:b/>
+          <w:i w:val="0"/>
+          <w:sz w:val="22"/>
+        </w:rPr>
         <w:t>Булгаков, «Мастер и Маргарита» (1929–1940): «Рукописи не горят»</w:t>
       </w:r>
       <w:r>
@@ -3195,7 +4122,207 @@
           <w:i w:val="0"/>
           <w:sz w:val="22"/>
         </w:rPr>
-        <w:t xml:space="preserve"> — 한국어 해설: 원작에서는 볼란드가 거장에게 하는 말. 장면 4에서 조야가 35년 동안 숨겨 온 우바로프 사건 기록을 두고 쓰며 “우리에겐 볼란드가 없으니 내가 직접 다락에 보관한다”고 덧붙인다. 조야의 아카이브가 9·10화에서 비코프 구명의 무기가 된다는 복선.</w:t>
+        <w:t xml:space="preserve"> — 한국어 해설: 원작에서는 볼란드가 거장에게 하는 말. 장면 5에서 조야가 35년 동안 숨겨 온 우바로프 사건 기록을 두고 쓰며 “우리에겐 볼란드가 없으니 내가 직접 다락에 보관한다”고 덧붙인다. 조야의 아카이브가 9·10화에서 비코프 구명의 무기가 된다는 복선.</w:t>
+      </w:r>
+    </w:p>
+    <w:p>
+      <w:pPr>
+        <w:keepNext/>
+        <w:spacing w:before="320" w:after="140"/>
+      </w:pPr>
+      <w:r>
+        <w:rPr>
+          <w:rFonts w:ascii="Times New Roman" w:hAnsi="Times New Roman" w:eastAsia="Malgun Gothic"/>
+          <w:b/>
+          <w:i w:val="0"/>
+          <w:color w:val="1F3864"/>
+          <w:sz w:val="26"/>
+        </w:rPr>
+        <w:t>생활 표현</w:t>
+      </w:r>
+    </w:p>
+    <w:p>
+      <w:pPr>
+        <w:spacing w:before="0" w:after="120"/>
+      </w:pPr>
+      <w:r>
+        <w:rPr>
+          <w:rFonts w:ascii="Times New Roman" w:hAnsi="Times New Roman" w:eastAsia="Malgun Gothic"/>
+          <w:b/>
+          <w:i w:val="0"/>
+          <w:sz w:val="22"/>
+        </w:rPr>
+        <w:t>«Мне как обычно»</w:t>
+      </w:r>
+      <w:r>
+        <w:rPr>
+          <w:rFonts w:ascii="Times New Roman" w:hAnsi="Times New Roman" w:eastAsia="Malgun Gothic"/>
+          <w:b w:val="0"/>
+          <w:i w:val="0"/>
+          <w:sz w:val="22"/>
+        </w:rPr>
+        <w:t xml:space="preserve"> — 한국어 해설: “늘 먹던 걸로요”. 단골이 가게 점원에게 주문할 때 쓴다. 비코프가 뷔페 점원에게, голубушка(“아가씨, 아주머니” 정도의 옛날식 다정한 호칭)를 붙여서. 장면 3.</w:t>
+      </w:r>
+    </w:p>
+    <w:p>
+      <w:pPr>
+        <w:spacing w:before="0" w:after="120"/>
+      </w:pPr>
+      <w:r>
+        <w:rPr>
+          <w:rFonts w:ascii="Times New Roman" w:hAnsi="Times New Roman" w:eastAsia="Malgun Gothic"/>
+          <w:b/>
+          <w:i w:val="0"/>
+          <w:sz w:val="22"/>
+        </w:rPr>
+        <w:t>«Что у вас из горячего?»</w:t>
+      </w:r>
+      <w:r>
+        <w:rPr>
+          <w:rFonts w:ascii="Times New Roman" w:hAnsi="Times New Roman" w:eastAsia="Malgun Gothic"/>
+          <w:b w:val="0"/>
+          <w:i w:val="0"/>
+          <w:sz w:val="22"/>
+        </w:rPr>
+        <w:t xml:space="preserve"> — 한국어 해설: “따뜻한 요리는 뭐가 있어요?”. 식당·구내식당에서 메뉴를 물을 때의 기본 틀. из + 생격으로 “~ 중에서”. 장면 3.</w:t>
+      </w:r>
+    </w:p>
+    <w:p>
+      <w:pPr>
+        <w:spacing w:before="0" w:after="120"/>
+      </w:pPr>
+      <w:r>
+        <w:rPr>
+          <w:rFonts w:ascii="Times New Roman" w:hAnsi="Times New Roman" w:eastAsia="Malgun Gothic"/>
+          <w:b/>
+          <w:i w:val="0"/>
+          <w:sz w:val="22"/>
+        </w:rPr>
+        <w:t>«Хлеб брать будете?»</w:t>
+      </w:r>
+      <w:r>
+        <w:rPr>
+          <w:rFonts w:ascii="Times New Roman" w:hAnsi="Times New Roman" w:eastAsia="Malgun Gothic"/>
+          <w:b w:val="0"/>
+          <w:i w:val="0"/>
+          <w:sz w:val="22"/>
+        </w:rPr>
+        <w:t xml:space="preserve"> — 한국어 해설: “빵도 가져가시겠어요?”. 점원이 추가 주문을 확인하는 전형적 구어(брать = 사다·주문하다). 대답은 «Два кусочка чёрного»처럼 짧게. 장면 3.</w:t>
+      </w:r>
+    </w:p>
+    <w:p>
+      <w:pPr>
+        <w:spacing w:before="0" w:after="120"/>
+      </w:pPr>
+      <w:r>
+        <w:rPr>
+          <w:rFonts w:ascii="Times New Roman" w:hAnsi="Times New Roman" w:eastAsia="Malgun Gothic"/>
+          <w:b/>
+          <w:i w:val="0"/>
+          <w:sz w:val="22"/>
+        </w:rPr>
+        <w:t>«Давайте хотя бы пополам»</w:t>
+      </w:r>
+      <w:r>
+        <w:rPr>
+          <w:rFonts w:ascii="Times New Roman" w:hAnsi="Times New Roman" w:eastAsia="Malgun Gothic"/>
+          <w:b w:val="0"/>
+          <w:i w:val="0"/>
+          <w:sz w:val="22"/>
+        </w:rPr>
+        <w:t xml:space="preserve"> — 한국어 해설: “적어도 반반 내요”. 한턱내려는 상대에게 예의상 더치페이를 제안하는 말. 윗사람에게는 давайте, 친구끼리는 давай. 장면 3.</w:t>
+      </w:r>
+    </w:p>
+    <w:p>
+      <w:pPr>
+        <w:spacing w:before="0" w:after="120"/>
+      </w:pPr>
+      <w:r>
+        <w:rPr>
+          <w:rFonts w:ascii="Times New Roman" w:hAnsi="Times New Roman" w:eastAsia="Malgun Gothic"/>
+          <w:b/>
+          <w:i w:val="0"/>
+          <w:sz w:val="22"/>
+        </w:rPr>
+        <w:t>«Неудобно спать на потолке»</w:t>
+      </w:r>
+      <w:r>
+        <w:rPr>
+          <w:rFonts w:ascii="Times New Roman" w:hAnsi="Times New Roman" w:eastAsia="Malgun Gothic"/>
+          <w:b w:val="0"/>
+          <w:i w:val="0"/>
+          <w:sz w:val="22"/>
+        </w:rPr>
+        <w:t xml:space="preserve"> — 한국어 해설: 상대가 «неудобно»(“미안해서/민망해서 곤란하다”)라고 할 때 받아치는 관용 농담: “불편한 건 천장에 매달려 자는 거지”, 곧 “사양 말라”. 비코프가 계산하겠다는 료샤에게. 장면 3.</w:t>
+      </w:r>
+    </w:p>
+    <w:p>
+      <w:pPr>
+        <w:spacing w:before="0" w:after="120"/>
+      </w:pPr>
+      <w:r>
+        <w:rPr>
+          <w:rFonts w:ascii="Times New Roman" w:hAnsi="Times New Roman" w:eastAsia="Malgun Gothic"/>
+          <w:b/>
+          <w:i w:val="0"/>
+          <w:sz w:val="22"/>
+        </w:rPr>
+        <w:t>«Картой можно?»</w:t>
+      </w:r>
+      <w:r>
+        <w:rPr>
+          <w:rFonts w:ascii="Times New Roman" w:hAnsi="Times New Roman" w:eastAsia="Malgun Gothic"/>
+          <w:b w:val="0"/>
+          <w:i w:val="0"/>
+          <w:sz w:val="22"/>
+        </w:rPr>
+        <w:t xml:space="preserve"> — 한국어 해설: “카드로 돼요?”. 계산할 때 결제 수단을 묻는 가장 짧은 표현. 반대는 «Только наличными»(“현금만 돼요”). 장면 3.</w:t>
+      </w:r>
+    </w:p>
+    <w:p>
+      <w:pPr>
+        <w:spacing w:before="0" w:after="120"/>
+      </w:pPr>
+      <w:r>
+        <w:rPr>
+          <w:rFonts w:ascii="Times New Roman" w:hAnsi="Times New Roman" w:eastAsia="Malgun Gothic"/>
+          <w:b/>
+          <w:i w:val="0"/>
+          <w:sz w:val="22"/>
+        </w:rPr>
+        <w:t>«Сдачи найдётся?»</w:t>
+      </w:r>
+      <w:r>
+        <w:rPr>
+          <w:rFonts w:ascii="Times New Roman" w:hAnsi="Times New Roman" w:eastAsia="Malgun Gothic"/>
+          <w:b w:val="0"/>
+          <w:i w:val="0"/>
+          <w:sz w:val="22"/>
+        </w:rPr>
+        <w:t xml:space="preserve"> — 한국어 해설: “거스름돈 있어요?”. 큰 지폐를 낼 때 쓰며, 점원 쪽의 «А двадцати рублей не будет?»(“20루블 없으세요?”)와 짝을 이루는 계산대 대화. 장면 3.</w:t>
+      </w:r>
+    </w:p>
+    <w:p>
+      <w:pPr>
+        <w:spacing w:before="0" w:after="120"/>
+      </w:pPr>
+      <w:r>
+        <w:rPr>
+          <w:rFonts w:ascii="Times New Roman" w:hAnsi="Times New Roman" w:eastAsia="Malgun Gothic"/>
+          <w:b/>
+          <w:i w:val="0"/>
+          <w:sz w:val="22"/>
+        </w:rPr>
+        <w:t>«В следующий раз чаю попьёте, не бегите так»</w:t>
+      </w:r>
+      <w:r>
+        <w:rPr>
+          <w:rFonts w:ascii="Times New Roman" w:hAnsi="Times New Roman" w:eastAsia="Malgun Gothic"/>
+          <w:b w:val="0"/>
+          <w:i w:val="0"/>
+          <w:sz w:val="22"/>
+        </w:rPr>
+        <w:t xml:space="preserve"> — 한국어 해설: “다음엔 차 한잔 하고 가요, 그렇게 서두르지 말고”. 손님을 배웅하는 주인의 인사말로, 러시아 가정의 환대 관습(차 대접)이 담겨 있다. 갈리나가 료샤에게. 장면 2.</w:t>
       </w:r>
     </w:p>
     <w:p>
